--- a/BIOBUZZ_Simulator_Quick_Start .docx
+++ b/BIOBUZZ_Simulator_Quick_Start .docx
@@ -53,7 +53,15 @@
         <w:t>BIOBUZZ</w:t>
       </w:r>
       <w:r>
-        <w:t xml:space="preserve"> (2026–27) code before you get to the field. Upload your real AUTO and TeleOp code, drive with PS5 controllers, and play a full 2:30 match – with scoring, ranking points and rule checks.</w:t>
+        <w:t xml:space="preserve"> (2026–27) code before you get to the field. Upload your real AUTO and </w:t>
+      </w:r>
+      <w:proofErr w:type="spellStart"/>
+      <w:r>
+        <w:t>TeleOp</w:t>
+      </w:r>
+      <w:proofErr w:type="spellEnd"/>
+      <w:r>
+        <w:t xml:space="preserve"> code, drive with PS5 controllers, and play a full 2:30 match – with scoring, ranking points and rule checks.</w:t>
       </w:r>
     </w:p>
     <w:p>
@@ -80,12 +88,21 @@
       <w:pPr>
         <w:spacing w:after="80"/>
       </w:pPr>
-      <w:r>
-        <w:rPr>
-          <w:b/>
-          <w:bCs/>
-        </w:rPr>
-        <w:t xml:space="preserve">TeleOp:  </w:t>
+      <w:proofErr w:type="spellStart"/>
+      <w:r>
+        <w:rPr>
+          <w:b/>
+          <w:bCs/>
+        </w:rPr>
+        <w:t>TeleOp</w:t>
+      </w:r>
+      <w:proofErr w:type="spellEnd"/>
+      <w:r>
+        <w:rPr>
+          <w:b/>
+          <w:bCs/>
+        </w:rPr>
+        <w:t xml:space="preserve">:  </w:t>
       </w:r>
       <w:hyperlink r:id="rId8" w:history="1">
         <w:r>
@@ -141,7 +158,15 @@
         <w:t>Your code stays private:</w:t>
       </w:r>
       <w:r>
-        <w:t xml:space="preserve"> it runs only in your browser, is never uploaded or saved, and is gone when you close the page. To see how many teams use it, the pages count visits (country and region) and the team numbers you type in – nothing personal. </w:t>
+        <w:t xml:space="preserve"> it runs only in your browser, is never uploaded or saved, and is gone when you close the page. To see how many teams use it, the pages count visits (country and region</w:t>
+      </w:r>
+      <w:proofErr w:type="gramStart"/>
+      <w:r>
+        <w:t>)</w:t>
+      </w:r>
+      <w:proofErr w:type="gramEnd"/>
+      <w:r>
+        <w:t xml:space="preserve"> and the team numbers you type in – nothing personal. </w:t>
       </w:r>
       <w:r>
         <w:rPr>
@@ -178,7 +203,31 @@
         <w:spacing w:after="120"/>
       </w:pPr>
       <w:r>
-        <w:t>Open the AUTO link. There are four robot cards on the left: Red audience, Red rear, Blue audience and Blue rear.</w:t>
+        <w:t xml:space="preserve">Open the AUTO link. There are four robot cards on the left: </w:t>
+      </w:r>
+      <w:proofErr w:type="gramStart"/>
+      <w:r>
+        <w:t>Red</w:t>
+      </w:r>
+      <w:proofErr w:type="gramEnd"/>
+      <w:r>
+        <w:t xml:space="preserve"> audience, Red rear, </w:t>
+      </w:r>
+      <w:proofErr w:type="gramStart"/>
+      <w:r>
+        <w:t>Blue</w:t>
+      </w:r>
+      <w:proofErr w:type="gramEnd"/>
+      <w:r>
+        <w:t xml:space="preserve"> audience and </w:t>
+      </w:r>
+      <w:proofErr w:type="gramStart"/>
+      <w:r>
+        <w:t>Blue</w:t>
+      </w:r>
+      <w:proofErr w:type="gramEnd"/>
+      <w:r>
+        <w:t xml:space="preserve"> rear.</w:t>
       </w:r>
     </w:p>
     <w:p>
@@ -198,31 +247,7 @@
         <w:t>Pick your card</w:t>
       </w:r>
       <w:r>
-        <w:t xml:space="preserve"> – the one for where your robot starts. It sets your alliance, so code that mirrors for blue (</w:t>
-      </w:r>
-      <w:r>
-        <w:rPr>
-          <w:rFonts w:ascii="Consolas" w:eastAsia="Consolas" w:hAnsi="Consolas" w:cs="Consolas"/>
-          <w:color w:val="7A4A00"/>
-          <w:sz w:val="19"/>
-          <w:szCs w:val="19"/>
-        </w:rPr>
-        <w:t>red()</w:t>
-      </w:r>
-      <w:r>
-        <w:t xml:space="preserve">, </w:t>
-      </w:r>
-      <w:r>
-        <w:rPr>
-          <w:rFonts w:ascii="Consolas" w:eastAsia="Consolas" w:hAnsi="Consolas" w:cs="Consolas"/>
-          <w:color w:val="7A4A00"/>
-          <w:sz w:val="19"/>
-          <w:szCs w:val="19"/>
-        </w:rPr>
-        <w:t>isRed()</w:t>
-      </w:r>
-      <w:r>
-        <w:t>) gets the right poses.</w:t>
+        <w:t xml:space="preserve"> for where your robot starts – it sets your alliance.</w:t>
       </w:r>
     </w:p>
     <w:p>
@@ -249,10 +274,26 @@
           <w:b/>
           <w:bCs/>
         </w:rPr>
-        <w:t>Choose your AprilTag camera</w:t>
-      </w:r>
-      <w:r>
-        <w:t xml:space="preserve"> (Limelight 3A, Logitech C270 or C920 webcam, or none): it’s required.</w:t>
+        <w:t xml:space="preserve">Choose your </w:t>
+      </w:r>
+      <w:proofErr w:type="spellStart"/>
+      <w:r>
+        <w:rPr>
+          <w:b/>
+          <w:bCs/>
+        </w:rPr>
+        <w:t>AprilTag</w:t>
+      </w:r>
+      <w:proofErr w:type="spellEnd"/>
+      <w:r>
+        <w:rPr>
+          <w:b/>
+          <w:bCs/>
+        </w:rPr>
+        <w:t xml:space="preserve"> camera</w:t>
+      </w:r>
+      <w:r>
+        <w:t xml:space="preserve"> (Limelight 3A, C270 or C920 webcam, or none) under Advanced customization – it’s required.</w:t>
       </w:r>
     </w:p>
     <w:p>
@@ -366,7 +407,17 @@
         <w:t>Advanced customization</w:t>
       </w:r>
       <w:r>
-        <w:t xml:space="preserve"> (on the card) has the rest: weight, drivetrain, flywheel, servos (model, mode and job) and the game and field settings. Most teams only need the servos.</w:t>
+        <w:t xml:space="preserve"> and </w:t>
+      </w:r>
+      <w:r>
+        <w:rPr>
+          <w:b/>
+          <w:bCs/>
+        </w:rPr>
+        <w:t>Error</w:t>
+      </w:r>
+      <w:r>
+        <w:t xml:space="preserve"> (on the card) hold the rest, in groups (camera, size, drivetrain, shooter, servos, tracking error). Most teams only need the camera and servos.</w:t>
       </w:r>
     </w:p>
     <w:p>
@@ -416,7 +467,39 @@
         <w:t>Go for Top AUTO:</w:t>
       </w:r>
       <w:r>
-        <w:t xml:space="preserve"> every AUTO you play to 0:00 is recorded. The best 3 show next to the score (under the Red and Blue scores in full screen). Yours counts if every robot runs its own team’s code with a team number and a camera chosen, the settings are standard, no robot crosses onto the other alliance’s side (G402) and the card numbers are realistic. A message on the field says whether it counted, and why not if it didn’t. Rule warnings like bumping the hive frame (G417) don’t stop a score.</w:t>
+        <w:t xml:space="preserve"> every AUTO you play </w:t>
+      </w:r>
+      <w:proofErr w:type="gramStart"/>
+      <w:r>
+        <w:t>to</w:t>
+      </w:r>
+      <w:proofErr w:type="gramEnd"/>
+      <w:r>
+        <w:t xml:space="preserve"> 0:00 is recorded. The best 3 show next to the score (under the </w:t>
+      </w:r>
+      <w:proofErr w:type="gramStart"/>
+      <w:r>
+        <w:t>Red and Blue</w:t>
+      </w:r>
+      <w:proofErr w:type="gramEnd"/>
+      <w:r>
+        <w:t xml:space="preserve"> scores </w:t>
+      </w:r>
+      <w:proofErr w:type="gramStart"/>
+      <w:r>
+        <w:t>in</w:t>
+      </w:r>
+      <w:proofErr w:type="gramEnd"/>
+      <w:r>
+        <w:t xml:space="preserve"> full screen). Yours counts if every robot runs its own team’s code with a team number and a camera chosen, the settings are standard, no robot crosses onto the other alliance’s side (G402</w:t>
+      </w:r>
+      <w:proofErr w:type="gramStart"/>
+      <w:r>
+        <w:t>)</w:t>
+      </w:r>
+      <w:proofErr w:type="gramEnd"/>
+      <w:r>
+        <w:t xml:space="preserve"> and the card numbers are realistic. A message on the field says whether it counted, and why not if it didn’t. Rule warnings like bumping the hive frame (G417) don’t stop a score.</w:t>
       </w:r>
     </w:p>
     <w:p>
@@ -441,7 +524,15 @@
         <w:t>Translate</w:t>
       </w:r>
       <w:r>
-        <w:t xml:space="preserve"> on the card, or record a run on your real robot with </w:t>
+        <w:t xml:space="preserve"> on the </w:t>
+      </w:r>
+      <w:proofErr w:type="gramStart"/>
+      <w:r>
+        <w:t>card, or</w:t>
+      </w:r>
+      <w:proofErr w:type="gramEnd"/>
+      <w:r>
+        <w:t xml:space="preserve"> record a run on your real robot with </w:t>
       </w:r>
       <w:r>
         <w:rPr>
@@ -453,6 +544,8 @@
       <w:r>
         <w:t xml:space="preserve"> (call </w:t>
       </w:r>
+      <w:proofErr w:type="spellStart"/>
+      <w:proofErr w:type="gramStart"/>
       <w:r>
         <w:rPr>
           <w:rFonts w:ascii="Consolas" w:eastAsia="Consolas" w:hAnsi="Consolas" w:cs="Consolas"/>
@@ -460,7 +553,18 @@
           <w:sz w:val="19"/>
           <w:szCs w:val="19"/>
         </w:rPr>
-        <w:t>rec.shot()</w:t>
+        <w:t>rec.shot</w:t>
+      </w:r>
+      <w:proofErr w:type="spellEnd"/>
+      <w:proofErr w:type="gramEnd"/>
+      <w:r>
+        <w:rPr>
+          <w:rFonts w:ascii="Consolas" w:eastAsia="Consolas" w:hAnsi="Consolas" w:cs="Consolas"/>
+          <w:color w:val="7A4A00"/>
+          <w:sz w:val="19"/>
+          <w:szCs w:val="19"/>
+        </w:rPr>
+        <w:t>()</w:t>
       </w:r>
       <w:r>
         <w:t xml:space="preserve"> for each element it launches) and upload the log. </w:t>
@@ -482,7 +586,15 @@
         <w:spacing w:before="240" w:after="110"/>
       </w:pPr>
       <w:r>
-        <w:t>2. TeleOp and full match</w:t>
+        <w:t xml:space="preserve">2. </w:t>
+      </w:r>
+      <w:proofErr w:type="spellStart"/>
+      <w:r>
+        <w:t>TeleOp</w:t>
+      </w:r>
+      <w:proofErr w:type="spellEnd"/>
+      <w:r>
+        <w:t xml:space="preserve"> and full match</w:t>
       </w:r>
     </w:p>
     <w:p>
@@ -617,10 +729,50 @@
           <w:b/>
           <w:bCs/>
         </w:rPr>
-        <w:t>AUTO and TeleOp files together</w:t>
-      </w:r>
-      <w:r>
-        <w:t>, with their helper files. @Autonomous files run in AUTO and @TeleOp files run in TeleOp.</w:t>
+        <w:t xml:space="preserve">AUTO and </w:t>
+      </w:r>
+      <w:proofErr w:type="spellStart"/>
+      <w:r>
+        <w:rPr>
+          <w:b/>
+          <w:bCs/>
+        </w:rPr>
+        <w:t>TeleOp</w:t>
+      </w:r>
+      <w:proofErr w:type="spellEnd"/>
+      <w:r>
+        <w:rPr>
+          <w:b/>
+          <w:bCs/>
+        </w:rPr>
+        <w:t xml:space="preserve"> files together</w:t>
+      </w:r>
+      <w:r>
+        <w:t xml:space="preserve">, with their helper files. </w:t>
+      </w:r>
+      <w:proofErr w:type="gramStart"/>
+      <w:r>
+        <w:t>@Autonomous</w:t>
+      </w:r>
+      <w:proofErr w:type="gramEnd"/>
+      <w:r>
+        <w:t xml:space="preserve"> files run in AUTO </w:t>
+      </w:r>
+      <w:proofErr w:type="gramStart"/>
+      <w:r>
+        <w:t>and @</w:t>
+      </w:r>
+      <w:proofErr w:type="gramEnd"/>
+      <w:r>
+        <w:t xml:space="preserve">TeleOp files run in </w:t>
+      </w:r>
+      <w:proofErr w:type="spellStart"/>
+      <w:r>
+        <w:t>TeleOp</w:t>
+      </w:r>
+      <w:proofErr w:type="spellEnd"/>
+      <w:r>
+        <w:t>.</w:t>
       </w:r>
     </w:p>
     <w:p>
@@ -657,7 +809,23 @@
           <w:b/>
           <w:bCs/>
         </w:rPr>
-        <w:t>No TeleOp code?</w:t>
+        <w:t xml:space="preserve">No </w:t>
+      </w:r>
+      <w:proofErr w:type="spellStart"/>
+      <w:r>
+        <w:rPr>
+          <w:b/>
+          <w:bCs/>
+        </w:rPr>
+        <w:t>TeleOp</w:t>
+      </w:r>
+      <w:proofErr w:type="spellEnd"/>
+      <w:r>
+        <w:rPr>
+          <w:b/>
+          <w:bCs/>
+        </w:rPr>
+        <w:t xml:space="preserve"> code?</w:t>
       </w:r>
       <w:r>
         <w:t xml:space="preserve"> Set what each button does in the </w:t>
@@ -709,7 +877,15 @@
         <w:t>Full match:</w:t>
       </w:r>
       <w:r>
-        <w:t xml:space="preserve"> AUTO 2:30 → 2:00 from everyone’s code, the 8-second transition (“Drivers, pick up your controllers… 3, 2, 1”), then TeleOp 2:00 → 0:00, then the results and ranking points.</w:t>
+        <w:t xml:space="preserve"> AUTO 2:30 → 2:00 from everyone’s code, the 8-second transition (“Drivers, pick up your controllers… 3, 2, 1”), then </w:t>
+      </w:r>
+      <w:proofErr w:type="spellStart"/>
+      <w:r>
+        <w:t>TeleOp</w:t>
+      </w:r>
+      <w:proofErr w:type="spellEnd"/>
+      <w:r>
+        <w:t xml:space="preserve"> 2:00 → 0:00, then the results and ranking points.</w:t>
       </w:r>
     </w:p>
     <w:p>
@@ -721,12 +897,21 @@
         </w:numPr>
         <w:spacing w:after="60"/>
       </w:pPr>
-      <w:r>
-        <w:rPr>
-          <w:b/>
-          <w:bCs/>
-        </w:rPr>
-        <w:t>TeleOp only:</w:t>
+      <w:proofErr w:type="spellStart"/>
+      <w:r>
+        <w:rPr>
+          <w:b/>
+          <w:bCs/>
+        </w:rPr>
+        <w:t>TeleOp</w:t>
+      </w:r>
+      <w:proofErr w:type="spellEnd"/>
+      <w:r>
+        <w:rPr>
+          <w:b/>
+          <w:bCs/>
+        </w:rPr>
+        <w:t xml:space="preserve"> only:</w:t>
       </w:r>
       <w:r>
         <w:t xml:space="preserve"> starts as if AUTO went well – each alliance has 1 hive tip, LEAVE and PARK, robots parked and empty, the spilled elements on the field, and 1 NECTAR entered per alliance (the rest come in at 1:00, per G426).</w:t>
@@ -766,7 +951,23 @@
           <w:b/>
           <w:bCs/>
         </w:rPr>
-        <w:t>Your TeleOp code really runs:</w:t>
+        <w:t xml:space="preserve">Your </w:t>
+      </w:r>
+      <w:proofErr w:type="spellStart"/>
+      <w:r>
+        <w:rPr>
+          <w:b/>
+          <w:bCs/>
+        </w:rPr>
+        <w:t>TeleOp</w:t>
+      </w:r>
+      <w:proofErr w:type="spellEnd"/>
+      <w:r>
+        <w:rPr>
+          <w:b/>
+          <w:bCs/>
+        </w:rPr>
+        <w:t xml:space="preserve"> code really runs:</w:t>
       </w:r>
       <w:r>
         <w:t xml:space="preserve"> the </w:t>
@@ -826,7 +1027,7 @@
           <w:left w:w="10" w:type="dxa"/>
           <w:right w:w="10" w:type="dxa"/>
         </w:tblCellMar>
-        <w:tblLook w:val="0000" w:firstRow="0" w:lastRow="0" w:firstColumn="0" w:lastColumn="0" w:noHBand="0" w:noVBand="0"/>
+        <w:tblLook w:val="04A0" w:firstRow="1" w:lastRow="0" w:firstColumn="1" w:lastColumn="0" w:noHBand="0" w:noVBand="1"/>
       </w:tblPr>
       <w:tblGrid>
         <w:gridCol w:w="3600"/>
@@ -1005,9 +1206,15 @@
             </w:tcMar>
           </w:tcPr>
           <w:p>
-            <w:r>
-              <w:t xml:space="preserve">Check you chose the right card. Or add the comment </w:t>
-            </w:r>
+            <w:proofErr w:type="gramStart"/>
+            <w:r>
+              <w:t>Check</w:t>
+            </w:r>
+            <w:proofErr w:type="gramEnd"/>
+            <w:r>
+              <w:t xml:space="preserve"> you chose the right card. Or add the comment </w:t>
+            </w:r>
+            <w:proofErr w:type="gramStart"/>
             <w:r>
               <w:rPr>
                 <w:rFonts w:ascii="Consolas" w:eastAsia="Consolas" w:hAnsi="Consolas" w:cs="Consolas"/>
@@ -1015,7 +1222,17 @@
                 <w:sz w:val="19"/>
                 <w:szCs w:val="19"/>
               </w:rPr>
-              <w:t>// @sim start x y heading</w:t>
+              <w:t>// @</w:t>
+            </w:r>
+            <w:proofErr w:type="gramEnd"/>
+            <w:r>
+              <w:rPr>
+                <w:rFonts w:ascii="Consolas" w:eastAsia="Consolas" w:hAnsi="Consolas" w:cs="Consolas"/>
+                <w:color w:val="7A4A00"/>
+                <w:sz w:val="19"/>
+                <w:szCs w:val="19"/>
+              </w:rPr>
+              <w:t>sim start x y heading</w:t>
             </w:r>
             <w:r>
               <w:t xml:space="preserve"> (field-center inches, degrees) to your code.</w:t>
@@ -1072,6 +1289,7 @@
             <w:r>
               <w:t xml:space="preserve">Add </w:t>
             </w:r>
+            <w:proofErr w:type="gramStart"/>
             <w:r>
               <w:rPr>
                 <w:rFonts w:ascii="Consolas" w:eastAsia="Consolas" w:hAnsi="Consolas" w:cs="Consolas"/>
@@ -1079,11 +1297,9 @@
                 <w:sz w:val="19"/>
                 <w:szCs w:val="19"/>
               </w:rPr>
-              <w:t>// @sim shoot</w:t>
-            </w:r>
-            <w:r>
-              <w:t xml:space="preserve"> or </w:t>
-            </w:r>
+              <w:t>// @</w:t>
+            </w:r>
+            <w:proofErr w:type="gramEnd"/>
             <w:r>
               <w:rPr>
                 <w:rFonts w:ascii="Consolas" w:eastAsia="Consolas" w:hAnsi="Consolas" w:cs="Consolas"/>
@@ -1091,10 +1307,41 @@
                 <w:sz w:val="19"/>
                 <w:szCs w:val="19"/>
               </w:rPr>
-              <w:t>// @sim intake on</w:t>
-            </w:r>
-            <w:r>
-              <w:t xml:space="preserve"> there, or set the servo’s </w:t>
+              <w:t>sim shoot</w:t>
+            </w:r>
+            <w:r>
+              <w:t xml:space="preserve"> or </w:t>
+            </w:r>
+            <w:proofErr w:type="gramStart"/>
+            <w:r>
+              <w:rPr>
+                <w:rFonts w:ascii="Consolas" w:eastAsia="Consolas" w:hAnsi="Consolas" w:cs="Consolas"/>
+                <w:color w:val="7A4A00"/>
+                <w:sz w:val="19"/>
+                <w:szCs w:val="19"/>
+              </w:rPr>
+              <w:t>// @</w:t>
+            </w:r>
+            <w:proofErr w:type="gramEnd"/>
+            <w:r>
+              <w:rPr>
+                <w:rFonts w:ascii="Consolas" w:eastAsia="Consolas" w:hAnsi="Consolas" w:cs="Consolas"/>
+                <w:color w:val="7A4A00"/>
+                <w:sz w:val="19"/>
+                <w:szCs w:val="19"/>
+              </w:rPr>
+              <w:t>sim intake on</w:t>
+            </w:r>
+            <w:r>
+              <w:t xml:space="preserve"> </w:t>
+            </w:r>
+            <w:proofErr w:type="gramStart"/>
+            <w:r>
+              <w:t>there, or</w:t>
+            </w:r>
+            <w:proofErr w:type="gramEnd"/>
+            <w:r>
+              <w:t xml:space="preserve"> set the servo’s </w:t>
             </w:r>
             <w:r>
               <w:rPr>
@@ -1134,8 +1381,13 @@
           </w:tcPr>
           <w:p>
             <w:r>
-              <w:t>Robot drives the wrong way in TeleOp</w:t>
-            </w:r>
+              <w:t xml:space="preserve">Robot drives the wrong way in </w:t>
+            </w:r>
+            <w:proofErr w:type="spellStart"/>
+            <w:r>
+              <w:t>TeleOp</w:t>
+            </w:r>
+            <w:proofErr w:type="spellEnd"/>
           </w:p>
         </w:tc>
         <w:tc>
@@ -1168,6 +1420,7 @@
             <w:r>
               <w:t xml:space="preserve"> and flip a side – then fix </w:t>
             </w:r>
+            <w:proofErr w:type="spellStart"/>
             <w:r>
               <w:rPr>
                 <w:rFonts w:ascii="Consolas" w:eastAsia="Consolas" w:hAnsi="Consolas" w:cs="Consolas"/>
@@ -1177,6 +1430,7 @@
               </w:rPr>
               <w:t>setDirection</w:t>
             </w:r>
+            <w:proofErr w:type="spellEnd"/>
             <w:r>
               <w:t xml:space="preserve"> on your real robot too.</w:t>
             </w:r>
@@ -1434,14 +1688,31 @@
         <w:t>Feedback</w:t>
       </w:r>
       <w:r>
-        <w:t xml:space="preserve"> at the top of any simulator page, or go to </w:t>
-      </w:r>
-      <w:r>
-        <w:rPr>
-          <w:b/>
-          <w:bCs/>
-        </w:rPr>
-        <w:t>forms.gle/zr3jQuYYXK26dmqx7</w:t>
+        <w:t xml:space="preserve"> at the top of any simulator </w:t>
+      </w:r>
+      <w:proofErr w:type="gramStart"/>
+      <w:r>
+        <w:t>page, or</w:t>
+      </w:r>
+      <w:proofErr w:type="gramEnd"/>
+      <w:r>
+        <w:t xml:space="preserve"> go to </w:t>
+      </w:r>
+      <w:proofErr w:type="spellStart"/>
+      <w:r>
+        <w:rPr>
+          <w:b/>
+          <w:bCs/>
+        </w:rPr>
+        <w:t>forms.gle</w:t>
+      </w:r>
+      <w:proofErr w:type="spellEnd"/>
+      <w:r>
+        <w:rPr>
+          <w:b/>
+          <w:bCs/>
+        </w:rPr>
+        <w:t>/zr3jQuYYXK26dmqx7</w:t>
       </w:r>
       <w:r>
         <w:t xml:space="preserve"> – it takes a minute. For anything else, email </w:t>
@@ -1568,10 +1839,226 @@
 <file path=word/numbering.xml><?xml version="1.0" encoding="utf-8"?>
 <w:numbering xmlns:wpc="http://schemas.microsoft.com/office/word/2010/wordprocessingCanvas" xmlns:cx="http://schemas.microsoft.com/office/drawing/2014/chartex" xmlns:cx1="http://schemas.microsoft.com/office/drawing/2015/9/8/chartex" xmlns:cx2="http://schemas.microsoft.com/office/drawing/2015/10/21/chartex" xmlns:cx3="http://schemas.microsoft.com/office/drawing/2016/5/9/chartex" xmlns:cx4="http://schemas.microsoft.com/office/drawing/2016/5/10/chartex" xmlns:cx5="http://schemas.microsoft.com/office/drawing/2016/5/11/chartex" xmlns:cx6="http://schemas.microsoft.com/office/drawing/2016/5/12/chartex" xmlns:cx7="http://schemas.microsoft.com/office/drawing/2016/5/13/chartex" xmlns:cx8="http://schemas.microsoft.com/office/drawing/2016/5/14/chartex" xmlns:mc="http://schemas.openxmlformats.org/markup-compatibility/2006" xmlns:aink="http://schemas.microsoft.com/office/drawing/2016/ink" xmlns:am3d="http://schemas.microsoft.com/office/drawing/2017/model3d" xmlns:o="urn:schemas-microsoft-com:office:office" xmlns:oel="http://schemas.microsoft.com/office/2019/extlst" xmlns:r="http://schemas.openxmlformats.org/officeDocument/2006/relationships" xmlns:m="http://schemas.openxmlformats.org/officeDocument/2006/math" xmlns:v="urn:schemas-microsoft-com:vml" xmlns:wp14="http://schemas.microsoft.com/office/word/2010/wordprocessingDrawing" xmlns:wp="http://schemas.openxmlformats.org/drawingml/2006/wordprocessingDrawing" xmlns:w10="urn:schemas-microsoft-com:office:word" xmlns:w="http://schemas.openxmlformats.org/wordprocessingml/2006/main" xmlns:w14="http://schemas.microsoft.com/office/word/2010/wordml" xmlns:w15="http://schemas.microsoft.com/office/word/2012/wordml" xmlns:w16cex="http://schemas.microsoft.com/office/word/2018/wordml/cex" xmlns:w16cid="http://schemas.microsoft.com/office/word/2016/wordml/cid" xmlns:w16="http://schemas.microsoft.com/office/word/2018/wordml" xmlns:w16du="http://schemas.microsoft.com/office/word/2023/wordml/word16du" xmlns:w16sdtdh="http://schemas.microsoft.com/office/word/2020/wordml/sdtdatahash" xmlns:w16sdtfl="http://schemas.microsoft.com/office/word/2024/wordml/sdtformatlock" xmlns:w16se="http://schemas.microsoft.com/office/word/2015/wordml/symex" xmlns:wpg="http://schemas.microsoft.com/office/word/2010/wordprocessingGroup" xmlns:wpi="http://schemas.microsoft.com/office/word/2010/wordprocessingInk" xmlns:wne="http://schemas.microsoft.com/office/word/2006/wordml" xmlns:wps="http://schemas.microsoft.com/office/word/2010/wordprocessingShape" mc:Ignorable="w14 w15 w16se w16cid w16 w16cex w16sdtdh w16sdtfl w16du wp14">
   <w:abstractNum w:abstractNumId="0" w15:restartNumberingAfterBreak="0">
-    <w:nsid w:val="04C63CAE"/>
+    <w:nsid w:val="0E8C4F86"/>
     <w:multiLevelType w:val="hybridMultilevel"/>
-    <w:tmpl w:val="0E3C8C72"/>
-    <w:lvl w:ilvl="0" w:tplc="7A3CED60" w:tentative="1">
+    <w:tmpl w:val="0BA4F960"/>
+    <w:lvl w:ilvl="0" w:tplc="5CB87ECC" w:tentative="1">
+      <w:start w:val="1"/>
+      <w:numFmt w:val="decimal"/>
+      <w:lvlText w:val="%1."/>
+      <w:lvlJc w:val="left"/>
+      <w:pPr>
+        <w:ind w:left="540" w:hanging="360"/>
+      </w:pPr>
+    </w:lvl>
+    <w:lvl w:ilvl="1" w:tplc="B614970C">
+      <w:numFmt w:val="decimal"/>
+      <w:lvlText w:val=""/>
+      <w:lvlJc w:val="left"/>
+    </w:lvl>
+    <w:lvl w:ilvl="2" w:tplc="27344B2E">
+      <w:numFmt w:val="decimal"/>
+      <w:lvlText w:val=""/>
+      <w:lvlJc w:val="left"/>
+    </w:lvl>
+    <w:lvl w:ilvl="3" w:tplc="891A23BA">
+      <w:numFmt w:val="decimal"/>
+      <w:lvlText w:val=""/>
+      <w:lvlJc w:val="left"/>
+    </w:lvl>
+    <w:lvl w:ilvl="4" w:tplc="0846D054">
+      <w:numFmt w:val="decimal"/>
+      <w:lvlText w:val=""/>
+      <w:lvlJc w:val="left"/>
+    </w:lvl>
+    <w:lvl w:ilvl="5" w:tplc="DDA233FA">
+      <w:numFmt w:val="decimal"/>
+      <w:lvlText w:val=""/>
+      <w:lvlJc w:val="left"/>
+    </w:lvl>
+    <w:lvl w:ilvl="6" w:tplc="67CA3388">
+      <w:numFmt w:val="decimal"/>
+      <w:lvlText w:val=""/>
+      <w:lvlJc w:val="left"/>
+    </w:lvl>
+    <w:lvl w:ilvl="7" w:tplc="3170E282">
+      <w:numFmt w:val="decimal"/>
+      <w:lvlText w:val=""/>
+      <w:lvlJc w:val="left"/>
+    </w:lvl>
+    <w:lvl w:ilvl="8" w:tplc="19342C5C">
+      <w:numFmt w:val="decimal"/>
+      <w:lvlText w:val=""/>
+      <w:lvlJc w:val="left"/>
+    </w:lvl>
+  </w:abstractNum>
+  <w:abstractNum w:abstractNumId="1" w15:restartNumberingAfterBreak="0">
+    <w:nsid w:val="17F54CC3"/>
+    <w:multiLevelType w:val="hybridMultilevel"/>
+    <w:tmpl w:val="380C885A"/>
+    <w:lvl w:ilvl="0" w:tplc="7D685D02" w:tentative="1">
+      <w:start w:val="1"/>
+      <w:numFmt w:val="decimal"/>
+      <w:lvlText w:val="%1."/>
+      <w:lvlJc w:val="left"/>
+      <w:pPr>
+        <w:ind w:left="540" w:hanging="360"/>
+      </w:pPr>
+    </w:lvl>
+    <w:lvl w:ilvl="1" w:tplc="948059C8">
+      <w:numFmt w:val="decimal"/>
+      <w:lvlText w:val=""/>
+      <w:lvlJc w:val="left"/>
+    </w:lvl>
+    <w:lvl w:ilvl="2" w:tplc="C0FACA86">
+      <w:numFmt w:val="decimal"/>
+      <w:lvlText w:val=""/>
+      <w:lvlJc w:val="left"/>
+    </w:lvl>
+    <w:lvl w:ilvl="3" w:tplc="EE96B518">
+      <w:numFmt w:val="decimal"/>
+      <w:lvlText w:val=""/>
+      <w:lvlJc w:val="left"/>
+    </w:lvl>
+    <w:lvl w:ilvl="4" w:tplc="F746F548">
+      <w:numFmt w:val="decimal"/>
+      <w:lvlText w:val=""/>
+      <w:lvlJc w:val="left"/>
+    </w:lvl>
+    <w:lvl w:ilvl="5" w:tplc="709CA7EA">
+      <w:numFmt w:val="decimal"/>
+      <w:lvlText w:val=""/>
+      <w:lvlJc w:val="left"/>
+    </w:lvl>
+    <w:lvl w:ilvl="6" w:tplc="30C2EC90">
+      <w:numFmt w:val="decimal"/>
+      <w:lvlText w:val=""/>
+      <w:lvlJc w:val="left"/>
+    </w:lvl>
+    <w:lvl w:ilvl="7" w:tplc="116A8F7E">
+      <w:numFmt w:val="decimal"/>
+      <w:lvlText w:val=""/>
+      <w:lvlJc w:val="left"/>
+    </w:lvl>
+    <w:lvl w:ilvl="8" w:tplc="513AB752">
+      <w:numFmt w:val="decimal"/>
+      <w:lvlText w:val=""/>
+      <w:lvlJc w:val="left"/>
+    </w:lvl>
+  </w:abstractNum>
+  <w:abstractNum w:abstractNumId="2" w15:restartNumberingAfterBreak="0">
+    <w:nsid w:val="27080CEF"/>
+    <w:multiLevelType w:val="hybridMultilevel"/>
+    <w:tmpl w:val="C7AC89EC"/>
+    <w:lvl w:ilvl="0" w:tplc="BE2E6660" w:tentative="1">
+      <w:start w:val="1"/>
+      <w:numFmt w:val="decimal"/>
+      <w:lvlText w:val="%1."/>
+      <w:lvlJc w:val="left"/>
+      <w:pPr>
+        <w:ind w:left="540" w:hanging="360"/>
+      </w:pPr>
+    </w:lvl>
+    <w:lvl w:ilvl="1" w:tplc="F86CDEA2">
+      <w:numFmt w:val="decimal"/>
+      <w:lvlText w:val=""/>
+      <w:lvlJc w:val="left"/>
+    </w:lvl>
+    <w:lvl w:ilvl="2" w:tplc="868411EA">
+      <w:numFmt w:val="decimal"/>
+      <w:lvlText w:val=""/>
+      <w:lvlJc w:val="left"/>
+    </w:lvl>
+    <w:lvl w:ilvl="3" w:tplc="8652881E">
+      <w:numFmt w:val="decimal"/>
+      <w:lvlText w:val=""/>
+      <w:lvlJc w:val="left"/>
+    </w:lvl>
+    <w:lvl w:ilvl="4" w:tplc="8966898A">
+      <w:numFmt w:val="decimal"/>
+      <w:lvlText w:val=""/>
+      <w:lvlJc w:val="left"/>
+    </w:lvl>
+    <w:lvl w:ilvl="5" w:tplc="E226898A">
+      <w:numFmt w:val="decimal"/>
+      <w:lvlText w:val=""/>
+      <w:lvlJc w:val="left"/>
+    </w:lvl>
+    <w:lvl w:ilvl="6" w:tplc="0DCC8898">
+      <w:numFmt w:val="decimal"/>
+      <w:lvlText w:val=""/>
+      <w:lvlJc w:val="left"/>
+    </w:lvl>
+    <w:lvl w:ilvl="7" w:tplc="99DE6EE2">
+      <w:numFmt w:val="decimal"/>
+      <w:lvlText w:val=""/>
+      <w:lvlJc w:val="left"/>
+    </w:lvl>
+    <w:lvl w:ilvl="8" w:tplc="77C43632">
+      <w:numFmt w:val="decimal"/>
+      <w:lvlText w:val=""/>
+      <w:lvlJc w:val="left"/>
+    </w:lvl>
+  </w:abstractNum>
+  <w:abstractNum w:abstractNumId="3" w15:restartNumberingAfterBreak="0">
+    <w:nsid w:val="2CF27E6E"/>
+    <w:multiLevelType w:val="hybridMultilevel"/>
+    <w:tmpl w:val="0B90F6D4"/>
+    <w:lvl w:ilvl="0" w:tplc="D6088DF6">
+      <w:start w:val="1"/>
+      <w:numFmt w:val="decimal"/>
+      <w:lvlText w:val="%1."/>
+      <w:lvlJc w:val="left"/>
+      <w:pPr>
+        <w:ind w:left="540" w:hanging="360"/>
+      </w:pPr>
+    </w:lvl>
+    <w:lvl w:ilvl="1" w:tplc="84AE71A8">
+      <w:numFmt w:val="decimal"/>
+      <w:lvlText w:val=""/>
+      <w:lvlJc w:val="left"/>
+    </w:lvl>
+    <w:lvl w:ilvl="2" w:tplc="B5180444">
+      <w:numFmt w:val="decimal"/>
+      <w:lvlText w:val=""/>
+      <w:lvlJc w:val="left"/>
+    </w:lvl>
+    <w:lvl w:ilvl="3" w:tplc="F828B586">
+      <w:numFmt w:val="decimal"/>
+      <w:lvlText w:val=""/>
+      <w:lvlJc w:val="left"/>
+    </w:lvl>
+    <w:lvl w:ilvl="4" w:tplc="66FC32DA">
+      <w:numFmt w:val="decimal"/>
+      <w:lvlText w:val=""/>
+      <w:lvlJc w:val="left"/>
+    </w:lvl>
+    <w:lvl w:ilvl="5" w:tplc="6156B9EE">
+      <w:numFmt w:val="decimal"/>
+      <w:lvlText w:val=""/>
+      <w:lvlJc w:val="left"/>
+    </w:lvl>
+    <w:lvl w:ilvl="6" w:tplc="87926804">
+      <w:numFmt w:val="decimal"/>
+      <w:lvlText w:val=""/>
+      <w:lvlJc w:val="left"/>
+    </w:lvl>
+    <w:lvl w:ilvl="7" w:tplc="D8167F1E">
+      <w:numFmt w:val="decimal"/>
+      <w:lvlText w:val=""/>
+      <w:lvlJc w:val="left"/>
+    </w:lvl>
+    <w:lvl w:ilvl="8" w:tplc="1CFAE58A">
+      <w:numFmt w:val="decimal"/>
+      <w:lvlText w:val=""/>
+      <w:lvlJc w:val="left"/>
+    </w:lvl>
+  </w:abstractNum>
+  <w:abstractNum w:abstractNumId="4" w15:restartNumberingAfterBreak="0">
+    <w:nsid w:val="54086E03"/>
+    <w:multiLevelType w:val="hybridMultilevel"/>
+    <w:tmpl w:val="776CC900"/>
+    <w:lvl w:ilvl="0" w:tplc="A954A10C" w:tentative="1">
       <w:start w:val="1"/>
       <w:numFmt w:val="bullet"/>
       <w:lvlText w:val="●"/>
@@ -1580,7 +2067,7 @@
         <w:ind w:left="720" w:hanging="360"/>
       </w:pPr>
     </w:lvl>
-    <w:lvl w:ilvl="1" w:tplc="0DC8F08C" w:tentative="1">
+    <w:lvl w:ilvl="1" w:tplc="E248852A" w:tentative="1">
       <w:start w:val="1"/>
       <w:numFmt w:val="bullet"/>
       <w:lvlText w:val="○"/>
@@ -1589,7 +2076,7 @@
         <w:ind w:left="1440" w:hanging="360"/>
       </w:pPr>
     </w:lvl>
-    <w:lvl w:ilvl="2" w:tplc="E6C6FE8E" w:tentative="1">
+    <w:lvl w:ilvl="2" w:tplc="2638A846" w:tentative="1">
       <w:start w:val="1"/>
       <w:numFmt w:val="bullet"/>
       <w:lvlText w:val="■"/>
@@ -1598,7 +2085,7 @@
         <w:ind w:left="2160" w:hanging="360"/>
       </w:pPr>
     </w:lvl>
-    <w:lvl w:ilvl="3" w:tplc="1E8E9C2E" w:tentative="1">
+    <w:lvl w:ilvl="3" w:tplc="FC366B8E" w:tentative="1">
       <w:start w:val="1"/>
       <w:numFmt w:val="bullet"/>
       <w:lvlText w:val="●"/>
@@ -1607,7 +2094,7 @@
         <w:ind w:left="2880" w:hanging="360"/>
       </w:pPr>
     </w:lvl>
-    <w:lvl w:ilvl="4" w:tplc="29D63D32" w:tentative="1">
+    <w:lvl w:ilvl="4" w:tplc="AE883FFA" w:tentative="1">
       <w:start w:val="1"/>
       <w:numFmt w:val="bullet"/>
       <w:lvlText w:val="○"/>
@@ -1616,7 +2103,7 @@
         <w:ind w:left="3600" w:hanging="360"/>
       </w:pPr>
     </w:lvl>
-    <w:lvl w:ilvl="5" w:tplc="FA5C53F2" w:tentative="1">
+    <w:lvl w:ilvl="5" w:tplc="B71C3594" w:tentative="1">
       <w:start w:val="1"/>
       <w:numFmt w:val="bullet"/>
       <w:lvlText w:val="■"/>
@@ -1625,7 +2112,7 @@
         <w:ind w:left="4320" w:hanging="360"/>
       </w:pPr>
     </w:lvl>
-    <w:lvl w:ilvl="6" w:tplc="E9B0980E" w:tentative="1">
+    <w:lvl w:ilvl="6" w:tplc="EB5A61B4" w:tentative="1">
       <w:start w:val="1"/>
       <w:numFmt w:val="bullet"/>
       <w:lvlText w:val="●"/>
@@ -1634,7 +2121,7 @@
         <w:ind w:left="5040" w:hanging="360"/>
       </w:pPr>
     </w:lvl>
-    <w:lvl w:ilvl="7" w:tplc="C5784048" w:tentative="1">
+    <w:lvl w:ilvl="7" w:tplc="8A123820" w:tentative="1">
       <w:start w:val="1"/>
       <w:numFmt w:val="bullet"/>
       <w:lvlText w:val="●"/>
@@ -1643,7 +2130,7 @@
         <w:ind w:left="5760" w:hanging="360"/>
       </w:pPr>
     </w:lvl>
-    <w:lvl w:ilvl="8" w:tplc="98B6F736" w:tentative="1">
+    <w:lvl w:ilvl="8" w:tplc="A43E534A" w:tentative="1">
       <w:start w:val="1"/>
       <w:numFmt w:val="bullet"/>
       <w:lvlText w:val="●"/>
@@ -1653,11 +2140,11 @@
       </w:pPr>
     </w:lvl>
   </w:abstractNum>
-  <w:abstractNum w:abstractNumId="1" w15:restartNumberingAfterBreak="0">
-    <w:nsid w:val="054B4FC5"/>
+  <w:abstractNum w:abstractNumId="5" w15:restartNumberingAfterBreak="0">
+    <w:nsid w:val="58B443F7"/>
     <w:multiLevelType w:val="hybridMultilevel"/>
-    <w:tmpl w:val="DFDC7E96"/>
-    <w:lvl w:ilvl="0" w:tplc="E80CA11A">
+    <w:tmpl w:val="2C20531C"/>
+    <w:lvl w:ilvl="0" w:tplc="D78492A2" w:tentative="1">
       <w:start w:val="1"/>
       <w:numFmt w:val="decimal"/>
       <w:lvlText w:val="%1."/>
@@ -1666,52 +2153,52 @@
         <w:ind w:left="540" w:hanging="360"/>
       </w:pPr>
     </w:lvl>
-    <w:lvl w:ilvl="1" w:tplc="E602809E">
-      <w:numFmt w:val="decimal"/>
-      <w:lvlText w:val=""/>
-      <w:lvlJc w:val="left"/>
-    </w:lvl>
-    <w:lvl w:ilvl="2" w:tplc="A50C664C">
-      <w:numFmt w:val="decimal"/>
-      <w:lvlText w:val=""/>
-      <w:lvlJc w:val="left"/>
-    </w:lvl>
-    <w:lvl w:ilvl="3" w:tplc="C89A6C3C">
-      <w:numFmt w:val="decimal"/>
-      <w:lvlText w:val=""/>
-      <w:lvlJc w:val="left"/>
-    </w:lvl>
-    <w:lvl w:ilvl="4" w:tplc="A3986E7A">
-      <w:numFmt w:val="decimal"/>
-      <w:lvlText w:val=""/>
-      <w:lvlJc w:val="left"/>
-    </w:lvl>
-    <w:lvl w:ilvl="5" w:tplc="DF52F7CA">
-      <w:numFmt w:val="decimal"/>
-      <w:lvlText w:val=""/>
-      <w:lvlJc w:val="left"/>
-    </w:lvl>
-    <w:lvl w:ilvl="6" w:tplc="CB3EB856">
-      <w:numFmt w:val="decimal"/>
-      <w:lvlText w:val=""/>
-      <w:lvlJc w:val="left"/>
-    </w:lvl>
-    <w:lvl w:ilvl="7" w:tplc="28A49F90">
-      <w:numFmt w:val="decimal"/>
-      <w:lvlText w:val=""/>
-      <w:lvlJc w:val="left"/>
-    </w:lvl>
-    <w:lvl w:ilvl="8" w:tplc="D1C29F4A">
+    <w:lvl w:ilvl="1" w:tplc="E4DC66A2">
+      <w:numFmt w:val="decimal"/>
+      <w:lvlText w:val=""/>
+      <w:lvlJc w:val="left"/>
+    </w:lvl>
+    <w:lvl w:ilvl="2" w:tplc="E216F514">
+      <w:numFmt w:val="decimal"/>
+      <w:lvlText w:val=""/>
+      <w:lvlJc w:val="left"/>
+    </w:lvl>
+    <w:lvl w:ilvl="3" w:tplc="AFFAAC8E">
+      <w:numFmt w:val="decimal"/>
+      <w:lvlText w:val=""/>
+      <w:lvlJc w:val="left"/>
+    </w:lvl>
+    <w:lvl w:ilvl="4" w:tplc="3912FB64">
+      <w:numFmt w:val="decimal"/>
+      <w:lvlText w:val=""/>
+      <w:lvlJc w:val="left"/>
+    </w:lvl>
+    <w:lvl w:ilvl="5" w:tplc="B8066522">
+      <w:numFmt w:val="decimal"/>
+      <w:lvlText w:val=""/>
+      <w:lvlJc w:val="left"/>
+    </w:lvl>
+    <w:lvl w:ilvl="6" w:tplc="27203D74">
+      <w:numFmt w:val="decimal"/>
+      <w:lvlText w:val=""/>
+      <w:lvlJc w:val="left"/>
+    </w:lvl>
+    <w:lvl w:ilvl="7" w:tplc="FB56A466">
+      <w:numFmt w:val="decimal"/>
+      <w:lvlText w:val=""/>
+      <w:lvlJc w:val="left"/>
+    </w:lvl>
+    <w:lvl w:ilvl="8" w:tplc="596A9DEC">
       <w:numFmt w:val="decimal"/>
       <w:lvlText w:val=""/>
       <w:lvlJc w:val="left"/>
     </w:lvl>
   </w:abstractNum>
-  <w:abstractNum w:abstractNumId="2" w15:restartNumberingAfterBreak="0">
-    <w:nsid w:val="14C15BCD"/>
+  <w:abstractNum w:abstractNumId="6" w15:restartNumberingAfterBreak="0">
+    <w:nsid w:val="61EF4F03"/>
     <w:multiLevelType w:val="hybridMultilevel"/>
-    <w:tmpl w:val="45043490"/>
-    <w:lvl w:ilvl="0" w:tplc="CE9CD716" w:tentative="1">
+    <w:tmpl w:val="D17C39B4"/>
+    <w:lvl w:ilvl="0" w:tplc="2C10B0A6" w:tentative="1">
       <w:start w:val="1"/>
       <w:numFmt w:val="decimal"/>
       <w:lvlText w:val="%1."/>
@@ -1720,52 +2207,52 @@
         <w:ind w:left="540" w:hanging="360"/>
       </w:pPr>
     </w:lvl>
-    <w:lvl w:ilvl="1" w:tplc="1B420082">
-      <w:numFmt w:val="decimal"/>
-      <w:lvlText w:val=""/>
-      <w:lvlJc w:val="left"/>
-    </w:lvl>
-    <w:lvl w:ilvl="2" w:tplc="FD180FEC">
-      <w:numFmt w:val="decimal"/>
-      <w:lvlText w:val=""/>
-      <w:lvlJc w:val="left"/>
-    </w:lvl>
-    <w:lvl w:ilvl="3" w:tplc="57A4B568">
-      <w:numFmt w:val="decimal"/>
-      <w:lvlText w:val=""/>
-      <w:lvlJc w:val="left"/>
-    </w:lvl>
-    <w:lvl w:ilvl="4" w:tplc="05E20FE0">
-      <w:numFmt w:val="decimal"/>
-      <w:lvlText w:val=""/>
-      <w:lvlJc w:val="left"/>
-    </w:lvl>
-    <w:lvl w:ilvl="5" w:tplc="8264A4B6">
-      <w:numFmt w:val="decimal"/>
-      <w:lvlText w:val=""/>
-      <w:lvlJc w:val="left"/>
-    </w:lvl>
-    <w:lvl w:ilvl="6" w:tplc="553C6BA0">
-      <w:numFmt w:val="decimal"/>
-      <w:lvlText w:val=""/>
-      <w:lvlJc w:val="left"/>
-    </w:lvl>
-    <w:lvl w:ilvl="7" w:tplc="4FFE29DA">
-      <w:numFmt w:val="decimal"/>
-      <w:lvlText w:val=""/>
-      <w:lvlJc w:val="left"/>
-    </w:lvl>
-    <w:lvl w:ilvl="8" w:tplc="E4AE9A3A">
+    <w:lvl w:ilvl="1" w:tplc="6D12D25A">
+      <w:numFmt w:val="decimal"/>
+      <w:lvlText w:val=""/>
+      <w:lvlJc w:val="left"/>
+    </w:lvl>
+    <w:lvl w:ilvl="2" w:tplc="65B8C644">
+      <w:numFmt w:val="decimal"/>
+      <w:lvlText w:val=""/>
+      <w:lvlJc w:val="left"/>
+    </w:lvl>
+    <w:lvl w:ilvl="3" w:tplc="C07E59AE">
+      <w:numFmt w:val="decimal"/>
+      <w:lvlText w:val=""/>
+      <w:lvlJc w:val="left"/>
+    </w:lvl>
+    <w:lvl w:ilvl="4" w:tplc="E710D88A">
+      <w:numFmt w:val="decimal"/>
+      <w:lvlText w:val=""/>
+      <w:lvlJc w:val="left"/>
+    </w:lvl>
+    <w:lvl w:ilvl="5" w:tplc="CA2ED828">
+      <w:numFmt w:val="decimal"/>
+      <w:lvlText w:val=""/>
+      <w:lvlJc w:val="left"/>
+    </w:lvl>
+    <w:lvl w:ilvl="6" w:tplc="16365744">
+      <w:numFmt w:val="decimal"/>
+      <w:lvlText w:val=""/>
+      <w:lvlJc w:val="left"/>
+    </w:lvl>
+    <w:lvl w:ilvl="7" w:tplc="584A768E">
+      <w:numFmt w:val="decimal"/>
+      <w:lvlText w:val=""/>
+      <w:lvlJc w:val="left"/>
+    </w:lvl>
+    <w:lvl w:ilvl="8" w:tplc="C3984DEC">
       <w:numFmt w:val="decimal"/>
       <w:lvlText w:val=""/>
       <w:lvlJc w:val="left"/>
     </w:lvl>
   </w:abstractNum>
-  <w:abstractNum w:abstractNumId="3" w15:restartNumberingAfterBreak="0">
-    <w:nsid w:val="1FDE49EB"/>
+  <w:abstractNum w:abstractNumId="7" w15:restartNumberingAfterBreak="0">
+    <w:nsid w:val="6C2F07B2"/>
     <w:multiLevelType w:val="hybridMultilevel"/>
-    <w:tmpl w:val="14E890C4"/>
-    <w:lvl w:ilvl="0" w:tplc="1D72E61A">
+    <w:tmpl w:val="F3849A12"/>
+    <w:lvl w:ilvl="0" w:tplc="444A2D8A">
       <w:start w:val="1"/>
       <w:numFmt w:val="bullet"/>
       <w:lvlText w:val="•"/>
@@ -1774,7 +2261,7 @@
         <w:ind w:left="540" w:hanging="270"/>
       </w:pPr>
     </w:lvl>
-    <w:lvl w:ilvl="1" w:tplc="1056030C" w:tentative="1">
+    <w:lvl w:ilvl="1" w:tplc="61BE177E" w:tentative="1">
       <w:start w:val="1"/>
       <w:numFmt w:val="bullet"/>
       <w:lvlText w:val="–"/>
@@ -1783,263 +2270,47 @@
         <w:ind w:left="1080" w:hanging="270"/>
       </w:pPr>
     </w:lvl>
-    <w:lvl w:ilvl="2" w:tplc="65588106">
-      <w:numFmt w:val="decimal"/>
-      <w:lvlText w:val=""/>
-      <w:lvlJc w:val="left"/>
-    </w:lvl>
-    <w:lvl w:ilvl="3" w:tplc="5A1449B2">
-      <w:numFmt w:val="decimal"/>
-      <w:lvlText w:val=""/>
-      <w:lvlJc w:val="left"/>
-    </w:lvl>
-    <w:lvl w:ilvl="4" w:tplc="B4F4A75A">
-      <w:numFmt w:val="decimal"/>
-      <w:lvlText w:val=""/>
-      <w:lvlJc w:val="left"/>
-    </w:lvl>
-    <w:lvl w:ilvl="5" w:tplc="BBD8BCDE">
-      <w:numFmt w:val="decimal"/>
-      <w:lvlText w:val=""/>
-      <w:lvlJc w:val="left"/>
-    </w:lvl>
-    <w:lvl w:ilvl="6" w:tplc="0388CECA">
-      <w:numFmt w:val="decimal"/>
-      <w:lvlText w:val=""/>
-      <w:lvlJc w:val="left"/>
-    </w:lvl>
-    <w:lvl w:ilvl="7" w:tplc="BC5A39F4">
-      <w:numFmt w:val="decimal"/>
-      <w:lvlText w:val=""/>
-      <w:lvlJc w:val="left"/>
-    </w:lvl>
-    <w:lvl w:ilvl="8" w:tplc="C712A178">
-      <w:numFmt w:val="decimal"/>
-      <w:lvlText w:val=""/>
-      <w:lvlJc w:val="left"/>
-    </w:lvl>
-  </w:abstractNum>
-  <w:abstractNum w:abstractNumId="4" w15:restartNumberingAfterBreak="0">
-    <w:nsid w:val="267353CF"/>
-    <w:multiLevelType w:val="hybridMultilevel"/>
-    <w:tmpl w:val="C436FD24"/>
-    <w:lvl w:ilvl="0" w:tplc="D0666566" w:tentative="1">
-      <w:start w:val="1"/>
-      <w:numFmt w:val="decimal"/>
-      <w:lvlText w:val="%1."/>
-      <w:lvlJc w:val="left"/>
-      <w:pPr>
-        <w:ind w:left="540" w:hanging="360"/>
-      </w:pPr>
-    </w:lvl>
-    <w:lvl w:ilvl="1" w:tplc="7BF4A740">
-      <w:numFmt w:val="decimal"/>
-      <w:lvlText w:val=""/>
-      <w:lvlJc w:val="left"/>
-    </w:lvl>
-    <w:lvl w:ilvl="2" w:tplc="ECC4A696">
-      <w:numFmt w:val="decimal"/>
-      <w:lvlText w:val=""/>
-      <w:lvlJc w:val="left"/>
-    </w:lvl>
-    <w:lvl w:ilvl="3" w:tplc="4C523A8E">
-      <w:numFmt w:val="decimal"/>
-      <w:lvlText w:val=""/>
-      <w:lvlJc w:val="left"/>
-    </w:lvl>
-    <w:lvl w:ilvl="4" w:tplc="DC10D3B6">
-      <w:numFmt w:val="decimal"/>
-      <w:lvlText w:val=""/>
-      <w:lvlJc w:val="left"/>
-    </w:lvl>
-    <w:lvl w:ilvl="5" w:tplc="890E67D6">
-      <w:numFmt w:val="decimal"/>
-      <w:lvlText w:val=""/>
-      <w:lvlJc w:val="left"/>
-    </w:lvl>
-    <w:lvl w:ilvl="6" w:tplc="F684A782">
-      <w:numFmt w:val="decimal"/>
-      <w:lvlText w:val=""/>
-      <w:lvlJc w:val="left"/>
-    </w:lvl>
-    <w:lvl w:ilvl="7" w:tplc="D69CA72E">
-      <w:numFmt w:val="decimal"/>
-      <w:lvlText w:val=""/>
-      <w:lvlJc w:val="left"/>
-    </w:lvl>
-    <w:lvl w:ilvl="8" w:tplc="3760D7E0">
-      <w:numFmt w:val="decimal"/>
-      <w:lvlText w:val=""/>
-      <w:lvlJc w:val="left"/>
-    </w:lvl>
-  </w:abstractNum>
-  <w:abstractNum w:abstractNumId="5" w15:restartNumberingAfterBreak="0">
-    <w:nsid w:val="36FC30F6"/>
-    <w:multiLevelType w:val="hybridMultilevel"/>
-    <w:tmpl w:val="245ADB44"/>
-    <w:lvl w:ilvl="0" w:tplc="603C7C4C" w:tentative="1">
-      <w:start w:val="1"/>
-      <w:numFmt w:val="decimal"/>
-      <w:lvlText w:val="%1."/>
-      <w:lvlJc w:val="left"/>
-      <w:pPr>
-        <w:ind w:left="540" w:hanging="360"/>
-      </w:pPr>
-    </w:lvl>
-    <w:lvl w:ilvl="1" w:tplc="EB24730C">
-      <w:numFmt w:val="decimal"/>
-      <w:lvlText w:val=""/>
-      <w:lvlJc w:val="left"/>
-    </w:lvl>
-    <w:lvl w:ilvl="2" w:tplc="F75E7702">
-      <w:numFmt w:val="decimal"/>
-      <w:lvlText w:val=""/>
-      <w:lvlJc w:val="left"/>
-    </w:lvl>
-    <w:lvl w:ilvl="3" w:tplc="2940E8B0">
-      <w:numFmt w:val="decimal"/>
-      <w:lvlText w:val=""/>
-      <w:lvlJc w:val="left"/>
-    </w:lvl>
-    <w:lvl w:ilvl="4" w:tplc="274CDB24">
-      <w:numFmt w:val="decimal"/>
-      <w:lvlText w:val=""/>
-      <w:lvlJc w:val="left"/>
-    </w:lvl>
-    <w:lvl w:ilvl="5" w:tplc="864484B6">
-      <w:numFmt w:val="decimal"/>
-      <w:lvlText w:val=""/>
-      <w:lvlJc w:val="left"/>
-    </w:lvl>
-    <w:lvl w:ilvl="6" w:tplc="A3209D46">
-      <w:numFmt w:val="decimal"/>
-      <w:lvlText w:val=""/>
-      <w:lvlJc w:val="left"/>
-    </w:lvl>
-    <w:lvl w:ilvl="7" w:tplc="27344AF2">
-      <w:numFmt w:val="decimal"/>
-      <w:lvlText w:val=""/>
-      <w:lvlJc w:val="left"/>
-    </w:lvl>
-    <w:lvl w:ilvl="8" w:tplc="865268C8">
-      <w:numFmt w:val="decimal"/>
-      <w:lvlText w:val=""/>
-      <w:lvlJc w:val="left"/>
-    </w:lvl>
-  </w:abstractNum>
-  <w:abstractNum w:abstractNumId="6" w15:restartNumberingAfterBreak="0">
-    <w:nsid w:val="48A63C57"/>
-    <w:multiLevelType w:val="hybridMultilevel"/>
-    <w:tmpl w:val="180E30A4"/>
-    <w:lvl w:ilvl="0" w:tplc="56EAE116" w:tentative="1">
-      <w:start w:val="1"/>
-      <w:numFmt w:val="decimal"/>
-      <w:lvlText w:val="%1."/>
-      <w:lvlJc w:val="left"/>
-      <w:pPr>
-        <w:ind w:left="540" w:hanging="360"/>
-      </w:pPr>
-    </w:lvl>
-    <w:lvl w:ilvl="1" w:tplc="A822B4F8">
-      <w:numFmt w:val="decimal"/>
-      <w:lvlText w:val=""/>
-      <w:lvlJc w:val="left"/>
-    </w:lvl>
-    <w:lvl w:ilvl="2" w:tplc="FC30412A">
-      <w:numFmt w:val="decimal"/>
-      <w:lvlText w:val=""/>
-      <w:lvlJc w:val="left"/>
-    </w:lvl>
-    <w:lvl w:ilvl="3" w:tplc="6D9EBCFE">
-      <w:numFmt w:val="decimal"/>
-      <w:lvlText w:val=""/>
-      <w:lvlJc w:val="left"/>
-    </w:lvl>
-    <w:lvl w:ilvl="4" w:tplc="DA72F284">
-      <w:numFmt w:val="decimal"/>
-      <w:lvlText w:val=""/>
-      <w:lvlJc w:val="left"/>
-    </w:lvl>
-    <w:lvl w:ilvl="5" w:tplc="554CC94C">
-      <w:numFmt w:val="decimal"/>
-      <w:lvlText w:val=""/>
-      <w:lvlJc w:val="left"/>
-    </w:lvl>
-    <w:lvl w:ilvl="6" w:tplc="252C7C8C">
-      <w:numFmt w:val="decimal"/>
-      <w:lvlText w:val=""/>
-      <w:lvlJc w:val="left"/>
-    </w:lvl>
-    <w:lvl w:ilvl="7" w:tplc="767CDC0E">
-      <w:numFmt w:val="decimal"/>
-      <w:lvlText w:val=""/>
-      <w:lvlJc w:val="left"/>
-    </w:lvl>
-    <w:lvl w:ilvl="8" w:tplc="A1EA216E">
-      <w:numFmt w:val="decimal"/>
-      <w:lvlText w:val=""/>
-      <w:lvlJc w:val="left"/>
-    </w:lvl>
-  </w:abstractNum>
-  <w:abstractNum w:abstractNumId="7" w15:restartNumberingAfterBreak="0">
-    <w:nsid w:val="49186291"/>
-    <w:multiLevelType w:val="hybridMultilevel"/>
-    <w:tmpl w:val="399C937C"/>
-    <w:lvl w:ilvl="0" w:tplc="8980754C" w:tentative="1">
-      <w:start w:val="1"/>
-      <w:numFmt w:val="decimal"/>
-      <w:lvlText w:val="%1."/>
-      <w:lvlJc w:val="left"/>
-      <w:pPr>
-        <w:ind w:left="540" w:hanging="360"/>
-      </w:pPr>
-    </w:lvl>
-    <w:lvl w:ilvl="1" w:tplc="8884B0C8">
-      <w:numFmt w:val="decimal"/>
-      <w:lvlText w:val=""/>
-      <w:lvlJc w:val="left"/>
-    </w:lvl>
-    <w:lvl w:ilvl="2" w:tplc="53E4D65A">
-      <w:numFmt w:val="decimal"/>
-      <w:lvlText w:val=""/>
-      <w:lvlJc w:val="left"/>
-    </w:lvl>
-    <w:lvl w:ilvl="3" w:tplc="F578AC76">
-      <w:numFmt w:val="decimal"/>
-      <w:lvlText w:val=""/>
-      <w:lvlJc w:val="left"/>
-    </w:lvl>
-    <w:lvl w:ilvl="4" w:tplc="B8F066CE">
-      <w:numFmt w:val="decimal"/>
-      <w:lvlText w:val=""/>
-      <w:lvlJc w:val="left"/>
-    </w:lvl>
-    <w:lvl w:ilvl="5" w:tplc="7FE858AC">
-      <w:numFmt w:val="decimal"/>
-      <w:lvlText w:val=""/>
-      <w:lvlJc w:val="left"/>
-    </w:lvl>
-    <w:lvl w:ilvl="6" w:tplc="4F7A73C2">
-      <w:numFmt w:val="decimal"/>
-      <w:lvlText w:val=""/>
-      <w:lvlJc w:val="left"/>
-    </w:lvl>
-    <w:lvl w:ilvl="7" w:tplc="53EE694C">
-      <w:numFmt w:val="decimal"/>
-      <w:lvlText w:val=""/>
-      <w:lvlJc w:val="left"/>
-    </w:lvl>
-    <w:lvl w:ilvl="8" w:tplc="DFCACE70">
+    <w:lvl w:ilvl="2" w:tplc="8ABE1A12">
+      <w:numFmt w:val="decimal"/>
+      <w:lvlText w:val=""/>
+      <w:lvlJc w:val="left"/>
+    </w:lvl>
+    <w:lvl w:ilvl="3" w:tplc="ABAA0BFE">
+      <w:numFmt w:val="decimal"/>
+      <w:lvlText w:val=""/>
+      <w:lvlJc w:val="left"/>
+    </w:lvl>
+    <w:lvl w:ilvl="4" w:tplc="7A5215AA">
+      <w:numFmt w:val="decimal"/>
+      <w:lvlText w:val=""/>
+      <w:lvlJc w:val="left"/>
+    </w:lvl>
+    <w:lvl w:ilvl="5" w:tplc="7898D558">
+      <w:numFmt w:val="decimal"/>
+      <w:lvlText w:val=""/>
+      <w:lvlJc w:val="left"/>
+    </w:lvl>
+    <w:lvl w:ilvl="6" w:tplc="149604E4">
+      <w:numFmt w:val="decimal"/>
+      <w:lvlText w:val=""/>
+      <w:lvlJc w:val="left"/>
+    </w:lvl>
+    <w:lvl w:ilvl="7" w:tplc="1B90AA7E">
+      <w:numFmt w:val="decimal"/>
+      <w:lvlText w:val=""/>
+      <w:lvlJc w:val="left"/>
+    </w:lvl>
+    <w:lvl w:ilvl="8" w:tplc="3A263DE4">
       <w:numFmt w:val="decimal"/>
       <w:lvlText w:val=""/>
       <w:lvlJc w:val="left"/>
     </w:lvl>
   </w:abstractNum>
   <w:abstractNum w:abstractNumId="8" w15:restartNumberingAfterBreak="0">
-    <w:nsid w:val="4BAF42A3"/>
+    <w:nsid w:val="75383F6A"/>
     <w:multiLevelType w:val="hybridMultilevel"/>
-    <w:tmpl w:val="3C12021C"/>
-    <w:lvl w:ilvl="0" w:tplc="40880E2C">
+    <w:tmpl w:val="14D0F236"/>
+    <w:lvl w:ilvl="0" w:tplc="AEDA8ACE">
       <w:start w:val="1"/>
       <w:numFmt w:val="decimal"/>
       <w:lvlText w:val="%1."/>
@@ -2048,52 +2319,52 @@
         <w:ind w:left="540" w:hanging="360"/>
       </w:pPr>
     </w:lvl>
-    <w:lvl w:ilvl="1" w:tplc="2F2295A4">
-      <w:numFmt w:val="decimal"/>
-      <w:lvlText w:val=""/>
-      <w:lvlJc w:val="left"/>
-    </w:lvl>
-    <w:lvl w:ilvl="2" w:tplc="34BC7540">
-      <w:numFmt w:val="decimal"/>
-      <w:lvlText w:val=""/>
-      <w:lvlJc w:val="left"/>
-    </w:lvl>
-    <w:lvl w:ilvl="3" w:tplc="77848724">
-      <w:numFmt w:val="decimal"/>
-      <w:lvlText w:val=""/>
-      <w:lvlJc w:val="left"/>
-    </w:lvl>
-    <w:lvl w:ilvl="4" w:tplc="E660AAF6">
-      <w:numFmt w:val="decimal"/>
-      <w:lvlText w:val=""/>
-      <w:lvlJc w:val="left"/>
-    </w:lvl>
-    <w:lvl w:ilvl="5" w:tplc="2CF28D78">
-      <w:numFmt w:val="decimal"/>
-      <w:lvlText w:val=""/>
-      <w:lvlJc w:val="left"/>
-    </w:lvl>
-    <w:lvl w:ilvl="6" w:tplc="99EC87C4">
-      <w:numFmt w:val="decimal"/>
-      <w:lvlText w:val=""/>
-      <w:lvlJc w:val="left"/>
-    </w:lvl>
-    <w:lvl w:ilvl="7" w:tplc="F39647C8">
-      <w:numFmt w:val="decimal"/>
-      <w:lvlText w:val=""/>
-      <w:lvlJc w:val="left"/>
-    </w:lvl>
-    <w:lvl w:ilvl="8" w:tplc="2F60CBEA">
+    <w:lvl w:ilvl="1" w:tplc="9B9899A0">
+      <w:numFmt w:val="decimal"/>
+      <w:lvlText w:val=""/>
+      <w:lvlJc w:val="left"/>
+    </w:lvl>
+    <w:lvl w:ilvl="2" w:tplc="270C7578">
+      <w:numFmt w:val="decimal"/>
+      <w:lvlText w:val=""/>
+      <w:lvlJc w:val="left"/>
+    </w:lvl>
+    <w:lvl w:ilvl="3" w:tplc="E6E8D072">
+      <w:numFmt w:val="decimal"/>
+      <w:lvlText w:val=""/>
+      <w:lvlJc w:val="left"/>
+    </w:lvl>
+    <w:lvl w:ilvl="4" w:tplc="64D6D106">
+      <w:numFmt w:val="decimal"/>
+      <w:lvlText w:val=""/>
+      <w:lvlJc w:val="left"/>
+    </w:lvl>
+    <w:lvl w:ilvl="5" w:tplc="4A3EBCDE">
+      <w:numFmt w:val="decimal"/>
+      <w:lvlText w:val=""/>
+      <w:lvlJc w:val="left"/>
+    </w:lvl>
+    <w:lvl w:ilvl="6" w:tplc="0E3A2FA6">
+      <w:numFmt w:val="decimal"/>
+      <w:lvlText w:val=""/>
+      <w:lvlJc w:val="left"/>
+    </w:lvl>
+    <w:lvl w:ilvl="7" w:tplc="7D7EEF60">
+      <w:numFmt w:val="decimal"/>
+      <w:lvlText w:val=""/>
+      <w:lvlJc w:val="left"/>
+    </w:lvl>
+    <w:lvl w:ilvl="8" w:tplc="F16A0624">
       <w:numFmt w:val="decimal"/>
       <w:lvlText w:val=""/>
       <w:lvlJc w:val="left"/>
     </w:lvl>
   </w:abstractNum>
   <w:abstractNum w:abstractNumId="9" w15:restartNumberingAfterBreak="0">
-    <w:nsid w:val="67E74F2E"/>
+    <w:nsid w:val="7B221F4F"/>
     <w:multiLevelType w:val="hybridMultilevel"/>
-    <w:tmpl w:val="9AC053E6"/>
-    <w:lvl w:ilvl="0" w:tplc="29E6AEFE" w:tentative="1">
+    <w:tmpl w:val="A574D970"/>
+    <w:lvl w:ilvl="0" w:tplc="4872D510" w:tentative="1">
       <w:start w:val="1"/>
       <w:numFmt w:val="decimal"/>
       <w:lvlText w:val="%1."/>
@@ -2102,67 +2373,67 @@
         <w:ind w:left="540" w:hanging="360"/>
       </w:pPr>
     </w:lvl>
-    <w:lvl w:ilvl="1" w:tplc="E70A0C64">
-      <w:numFmt w:val="decimal"/>
-      <w:lvlText w:val=""/>
-      <w:lvlJc w:val="left"/>
-    </w:lvl>
-    <w:lvl w:ilvl="2" w:tplc="C25CE172">
-      <w:numFmt w:val="decimal"/>
-      <w:lvlText w:val=""/>
-      <w:lvlJc w:val="left"/>
-    </w:lvl>
-    <w:lvl w:ilvl="3" w:tplc="820A5490">
-      <w:numFmt w:val="decimal"/>
-      <w:lvlText w:val=""/>
-      <w:lvlJc w:val="left"/>
-    </w:lvl>
-    <w:lvl w:ilvl="4" w:tplc="AD5E745C">
-      <w:numFmt w:val="decimal"/>
-      <w:lvlText w:val=""/>
-      <w:lvlJc w:val="left"/>
-    </w:lvl>
-    <w:lvl w:ilvl="5" w:tplc="6D42DB64">
-      <w:numFmt w:val="decimal"/>
-      <w:lvlText w:val=""/>
-      <w:lvlJc w:val="left"/>
-    </w:lvl>
-    <w:lvl w:ilvl="6" w:tplc="2BD8737C">
-      <w:numFmt w:val="decimal"/>
-      <w:lvlText w:val=""/>
-      <w:lvlJc w:val="left"/>
-    </w:lvl>
-    <w:lvl w:ilvl="7" w:tplc="CD0CE868">
-      <w:numFmt w:val="decimal"/>
-      <w:lvlText w:val=""/>
-      <w:lvlJc w:val="left"/>
-    </w:lvl>
-    <w:lvl w:ilvl="8" w:tplc="613CC6AA">
+    <w:lvl w:ilvl="1" w:tplc="782A7E10">
+      <w:numFmt w:val="decimal"/>
+      <w:lvlText w:val=""/>
+      <w:lvlJc w:val="left"/>
+    </w:lvl>
+    <w:lvl w:ilvl="2" w:tplc="A8844E8C">
+      <w:numFmt w:val="decimal"/>
+      <w:lvlText w:val=""/>
+      <w:lvlJc w:val="left"/>
+    </w:lvl>
+    <w:lvl w:ilvl="3" w:tplc="C35C491A">
+      <w:numFmt w:val="decimal"/>
+      <w:lvlText w:val=""/>
+      <w:lvlJc w:val="left"/>
+    </w:lvl>
+    <w:lvl w:ilvl="4" w:tplc="D95AF23E">
+      <w:numFmt w:val="decimal"/>
+      <w:lvlText w:val=""/>
+      <w:lvlJc w:val="left"/>
+    </w:lvl>
+    <w:lvl w:ilvl="5" w:tplc="E7C4E8C6">
+      <w:numFmt w:val="decimal"/>
+      <w:lvlText w:val=""/>
+      <w:lvlJc w:val="left"/>
+    </w:lvl>
+    <w:lvl w:ilvl="6" w:tplc="7848EC22">
+      <w:numFmt w:val="decimal"/>
+      <w:lvlText w:val=""/>
+      <w:lvlJc w:val="left"/>
+    </w:lvl>
+    <w:lvl w:ilvl="7" w:tplc="9CC2573A">
+      <w:numFmt w:val="decimal"/>
+      <w:lvlText w:val=""/>
+      <w:lvlJc w:val="left"/>
+    </w:lvl>
+    <w:lvl w:ilvl="8" w:tplc="ACB2D2DC">
       <w:numFmt w:val="decimal"/>
       <w:lvlText w:val=""/>
       <w:lvlJc w:val="left"/>
     </w:lvl>
   </w:abstractNum>
-  <w:num w:numId="1" w16cid:durableId="1980457661">
-    <w:abstractNumId w:val="0"/>
+  <w:num w:numId="1" w16cid:durableId="970667896">
+    <w:abstractNumId w:val="4"/>
     <w:lvlOverride w:ilvl="0">
       <w:startOverride w:val="1"/>
     </w:lvlOverride>
   </w:num>
-  <w:num w:numId="2" w16cid:durableId="2009601869">
-    <w:abstractNumId w:val="1"/>
-    <w:lvlOverride w:ilvl="0">
-      <w:startOverride w:val="1"/>
-    </w:lvlOverride>
-  </w:num>
-  <w:num w:numId="3" w16cid:durableId="1157266757">
+  <w:num w:numId="2" w16cid:durableId="375593103">
     <w:abstractNumId w:val="8"/>
     <w:lvlOverride w:ilvl="0">
       <w:startOverride w:val="1"/>
     </w:lvlOverride>
   </w:num>
-  <w:num w:numId="4" w16cid:durableId="1004823965">
+  <w:num w:numId="3" w16cid:durableId="161164703">
     <w:abstractNumId w:val="3"/>
+    <w:lvlOverride w:ilvl="0">
+      <w:startOverride w:val="1"/>
+    </w:lvlOverride>
+  </w:num>
+  <w:num w:numId="4" w16cid:durableId="913860860">
+    <w:abstractNumId w:val="7"/>
     <w:lvlOverride w:ilvl="0">
       <w:startOverride w:val="1"/>
     </w:lvlOverride>

--- a/BIOBUZZ_Simulator_Quick_Start .docx
+++ b/BIOBUZZ_Simulator_Quick_Start .docx
@@ -27,7 +27,7 @@
           <w:sz w:val="30"/>
           <w:szCs w:val="30"/>
         </w:rPr>
-        <w:t>Quick start for FTC teams</w:t>
+        <w:t>Quick start – and how to make it match your robot</w:t>
       </w:r>
       <w:r>
         <w:rPr>
@@ -148,7 +148,17 @@
         <w:t>Chrome, Edge or Firefox</w:t>
       </w:r>
       <w:r>
-        <w:t xml:space="preserve"> on a laptop or Chromebook. Nothing to install, no account. </w:t>
+        <w:t xml:space="preserve"> on a laptop or Chromebook. Nothing to install. The first visit asks your </w:t>
+      </w:r>
+      <w:r>
+        <w:rPr>
+          <w:b/>
+          <w:bCs/>
+        </w:rPr>
+        <w:t>team number and role</w:t>
+      </w:r>
+      <w:r>
+        <w:t xml:space="preserve"> once – no names or emails. </w:t>
       </w:r>
       <w:r>
         <w:rPr>
@@ -158,15 +168,15 @@
         <w:t>Your code stays private:</w:t>
       </w:r>
       <w:r>
-        <w:t xml:space="preserve"> it runs only in your browser, is never uploaded or saved, and is gone when you close the page. To see how many teams use it, the pages count visits (country and region</w:t>
+        <w:t xml:space="preserve"> it runs only </w:t>
       </w:r>
       <w:proofErr w:type="gramStart"/>
       <w:r>
-        <w:t>)</w:t>
+        <w:t>in</w:t>
       </w:r>
       <w:proofErr w:type="gramEnd"/>
       <w:r>
-        <w:t xml:space="preserve"> and the team numbers you type in – nothing personal. </w:t>
+        <w:t xml:space="preserve"> your browser and is never uploaded or saved. </w:t>
       </w:r>
       <w:r>
         <w:rPr>
@@ -176,58 +186,18 @@
         <w:t>Other languages:</w:t>
       </w:r>
       <w:r>
-        <w:t xml:space="preserve"> pick yours from the globe menu at the top of any page – Chrome on a computer translates the page on your own computer; in other browsers use </w:t>
-      </w:r>
-      <w:r>
-        <w:rPr>
-          <w:b/>
-          <w:bCs/>
-        </w:rPr>
-        <w:t>Translate this page</w:t>
-      </w:r>
-      <w:r>
-        <w:t>.</w:t>
+        <w:t xml:space="preserve"> use the globe menu at the top of any page.</w:t>
       </w:r>
     </w:p>
     <w:p>
       <w:pPr>
         <w:pStyle w:val="Heading1"/>
+        <w:keepNext/>
+        <w:keepLines/>
         <w:spacing w:before="240" w:after="110"/>
       </w:pPr>
       <w:r>
-        <w:t>1. Test your AUTO</w:t>
-      </w:r>
-    </w:p>
-    <w:p>
-      <w:pPr>
-        <w:spacing w:after="120"/>
-      </w:pPr>
-      <w:r>
-        <w:t xml:space="preserve">Open the AUTO link. There are four robot cards on the left: </w:t>
-      </w:r>
-      <w:proofErr w:type="gramStart"/>
-      <w:r>
-        <w:t>Red</w:t>
-      </w:r>
-      <w:proofErr w:type="gramEnd"/>
-      <w:r>
-        <w:t xml:space="preserve"> audience, Red rear, </w:t>
-      </w:r>
-      <w:proofErr w:type="gramStart"/>
-      <w:r>
-        <w:t>Blue</w:t>
-      </w:r>
-      <w:proofErr w:type="gramEnd"/>
-      <w:r>
-        <w:t xml:space="preserve"> audience and </w:t>
-      </w:r>
-      <w:proofErr w:type="gramStart"/>
-      <w:r>
-        <w:t>Blue</w:t>
-      </w:r>
-      <w:proofErr w:type="gramEnd"/>
-      <w:r>
-        <w:t xml:space="preserve"> rear.</w:t>
+        <w:t>1. Test your AUTO in five minutes</w:t>
       </w:r>
     </w:p>
     <w:p>
@@ -247,7 +217,23 @@
         <w:t>Pick your card</w:t>
       </w:r>
       <w:r>
-        <w:t xml:space="preserve"> for where your robot starts – it sets your alliance.</w:t>
+        <w:t xml:space="preserve"> for where your robot starts (Red audience, </w:t>
+      </w:r>
+      <w:proofErr w:type="gramStart"/>
+      <w:r>
+        <w:t>Red</w:t>
+      </w:r>
+      <w:proofErr w:type="gramEnd"/>
+      <w:r>
+        <w:t xml:space="preserve"> rear, Blue audience or </w:t>
+      </w:r>
+      <w:proofErr w:type="gramStart"/>
+      <w:r>
+        <w:t>Blue</w:t>
+      </w:r>
+      <w:proofErr w:type="gramEnd"/>
+      <w:r>
+        <w:t xml:space="preserve"> rear) – it sets your alliance.</w:t>
       </w:r>
     </w:p>
     <w:p>
@@ -264,36 +250,7 @@
           <w:b/>
           <w:bCs/>
         </w:rPr>
-        <w:t>Fill in your robot:</w:t>
-      </w:r>
-      <w:r>
-        <w:t xml:space="preserve"> team number and name, what it handles and launches, and the seconds it takes to pull 4 from a flower, intake the garden, launch 4 and spin up the flywheel – time these on your real robot with a phone. </w:t>
-      </w:r>
-      <w:r>
-        <w:rPr>
-          <w:b/>
-          <w:bCs/>
-        </w:rPr>
-        <w:t xml:space="preserve">Choose your </w:t>
-      </w:r>
-      <w:proofErr w:type="spellStart"/>
-      <w:r>
-        <w:rPr>
-          <w:b/>
-          <w:bCs/>
-        </w:rPr>
-        <w:t>AprilTag</w:t>
-      </w:r>
-      <w:proofErr w:type="spellEnd"/>
-      <w:r>
-        <w:rPr>
-          <w:b/>
-          <w:bCs/>
-        </w:rPr>
-        <w:t xml:space="preserve"> camera</w:t>
-      </w:r>
-      <w:r>
-        <w:t xml:space="preserve"> (Limelight 3A, C270 or C920 webcam, or none) under Advanced customization – it’s required.</w:t>
+        <w:t>Type your team number and name.</w:t>
       </w:r>
     </w:p>
     <w:p>
@@ -357,7 +314,7 @@
         <w:t>Shooter.java</w:t>
       </w:r>
       <w:r>
-        <w:t>…) – Ctrl-click (⌘-click on a Mac) to select several.</w:t>
+        <w:t>…) – Ctrl-click (⌘-click on a Mac) to pick several.</w:t>
       </w:r>
     </w:p>
     <w:p>
@@ -374,20 +331,52 @@
           <w:b/>
           <w:bCs/>
         </w:rPr>
-        <w:t>Check the line under your card.</w:t>
-      </w:r>
-      <w:r>
-        <w:t xml:space="preserve"> It says what was read, like “Pedro Pathing: 6 paths, 3 launches”. Orange means there are notes to read. </w:t>
-      </w:r>
-      <w:r>
-        <w:rPr>
-          <w:b/>
-          <w:bCs/>
-        </w:rPr>
-        <w:t>Open code</w:t>
-      </w:r>
-      <w:r>
-        <w:t xml:space="preserve"> shows each step the simulator will run.</w:t>
+        <w:t xml:space="preserve">Choose your </w:t>
+      </w:r>
+      <w:proofErr w:type="spellStart"/>
+      <w:r>
+        <w:rPr>
+          <w:b/>
+          <w:bCs/>
+        </w:rPr>
+        <w:t>AprilTag</w:t>
+      </w:r>
+      <w:proofErr w:type="spellEnd"/>
+      <w:r>
+        <w:rPr>
+          <w:b/>
+          <w:bCs/>
+        </w:rPr>
+        <w:t xml:space="preserve"> camera</w:t>
+      </w:r>
+      <w:r>
+        <w:t xml:space="preserve"> under </w:t>
+      </w:r>
+      <w:r>
+        <w:rPr>
+          <w:b/>
+          <w:bCs/>
+        </w:rPr>
+        <w:t xml:space="preserve">Advanced customization → </w:t>
+      </w:r>
+      <w:proofErr w:type="spellStart"/>
+      <w:r>
+        <w:rPr>
+          <w:b/>
+          <w:bCs/>
+        </w:rPr>
+        <w:t>AprilTag</w:t>
+      </w:r>
+      <w:proofErr w:type="spellEnd"/>
+      <w:r>
+        <w:rPr>
+          <w:b/>
+          <w:bCs/>
+        </w:rPr>
+        <w:t xml:space="preserve"> recognition</w:t>
+      </w:r>
+      <w:r>
+        <w:t xml:space="preserve"> (Limelight 3A, Logitech C270 or C920 webcam, or None). It’s required – until you choose, the robot has no camera.</w:t>
       </w:r>
     </w:p>
     <w:p>
@@ -404,20 +393,20 @@
           <w:b/>
           <w:bCs/>
         </w:rPr>
-        <w:t>Advanced customization</w:t>
-      </w:r>
-      <w:r>
-        <w:t xml:space="preserve"> and </w:t>
-      </w:r>
-      <w:r>
-        <w:rPr>
-          <w:b/>
-          <w:bCs/>
-        </w:rPr>
-        <w:t>Error</w:t>
-      </w:r>
-      <w:r>
-        <w:t xml:space="preserve"> (on the card) hold the rest, in groups (camera, size, drivetrain, shooter, servos, tracking error). Most teams only need the camera and servos.</w:t>
+        <w:t>Read the line under your card.</w:t>
+      </w:r>
+      <w:r>
+        <w:t xml:space="preserve"> It says what was read, like “Pedro Pathing: 10 paths, 3 servos”. Orange means notes to read; </w:t>
+      </w:r>
+      <w:r>
+        <w:rPr>
+          <w:b/>
+          <w:bCs/>
+        </w:rPr>
+        <w:t>Open code</w:t>
+      </w:r>
+      <w:r>
+        <w:t xml:space="preserve"> shows every step.</w:t>
       </w:r>
     </w:p>
     <w:p>
@@ -447,154 +436,69 @@
         <w:t>Match events → Rules</w:t>
       </w:r>
       <w:r>
-        <w:t xml:space="preserve"> for collisions, crossing the center line (G402) and other problems. Change one thing at a time and re-run.</w:t>
+        <w:t>. Change one thing at a time and re-run.</w:t>
       </w:r>
     </w:p>
     <w:p>
       <w:pPr>
-        <w:pStyle w:val="ListParagraph"/>
-        <w:numPr>
-          <w:ilvl w:val="0"/>
-          <w:numId w:val="2"/>
-        </w:numPr>
-        <w:spacing w:after="60"/>
-      </w:pPr>
-      <w:r>
-        <w:rPr>
-          <w:b/>
-          <w:bCs/>
-        </w:rPr>
-        <w:t>Go for Top AUTO:</w:t>
-      </w:r>
-      <w:r>
-        <w:t xml:space="preserve"> every AUTO you play </w:t>
+        <w:spacing w:before="100" w:after="80"/>
+      </w:pPr>
+      <w:r>
+        <w:rPr>
+          <w:b/>
+          <w:bCs/>
+        </w:rPr>
+        <w:t>Reads:</w:t>
+      </w:r>
+      <w:r>
+        <w:t xml:space="preserve"> Pedro Pathing 2 and 3, Road Runner 1.0, FTC SDK sample-style autos and the FTC helper library. Built on your own classes? Use </w:t>
+      </w:r>
+      <w:r>
+        <w:rPr>
+          <w:b/>
+          <w:bCs/>
+        </w:rPr>
+        <w:t>Translate</w:t>
+      </w:r>
+      <w:r>
+        <w:t xml:space="preserve"> on the </w:t>
       </w:r>
       <w:proofErr w:type="gramStart"/>
       <w:r>
-        <w:t>to</w:t>
+        <w:t>card, or</w:t>
       </w:r>
       <w:proofErr w:type="gramEnd"/>
       <w:r>
-        <w:t xml:space="preserve"> 0:00 is recorded. The best 3 show next to the score (under the </w:t>
-      </w:r>
-      <w:proofErr w:type="gramStart"/>
-      <w:r>
-        <w:t>Red and Blue</w:t>
-      </w:r>
-      <w:proofErr w:type="gramEnd"/>
-      <w:r>
-        <w:t xml:space="preserve"> scores </w:t>
-      </w:r>
-      <w:proofErr w:type="gramStart"/>
-      <w:r>
-        <w:t>in</w:t>
-      </w:r>
-      <w:proofErr w:type="gramEnd"/>
-      <w:r>
-        <w:t xml:space="preserve"> full screen). Yours counts if every robot runs its own team’s code with a team number and a camera chosen, the settings are standard, no robot crosses onto the other alliance’s side (G402</w:t>
-      </w:r>
-      <w:proofErr w:type="gramStart"/>
-      <w:r>
-        <w:t>)</w:t>
-      </w:r>
-      <w:proofErr w:type="gramEnd"/>
-      <w:r>
-        <w:t xml:space="preserve"> and the card numbers are realistic. A message on the field says whether it counted, and why not if it didn’t. Rule warnings like bumping the hive frame (G417) don’t stop a score.</w:t>
+        <w:t xml:space="preserve"> record your real robot with </w:t>
+      </w:r>
+      <w:r>
+        <w:rPr>
+          <w:b/>
+          <w:bCs/>
+        </w:rPr>
+        <w:t>SimRecorder.java</w:t>
+      </w:r>
+      <w:r>
+        <w:t xml:space="preserve"> and upload the log.</w:t>
       </w:r>
     </w:p>
     <w:p>
       <w:pPr>
-        <w:spacing w:before="100" w:after="120"/>
-      </w:pPr>
-      <w:r>
-        <w:rPr>
-          <w:b/>
-          <w:bCs/>
-        </w:rPr>
-        <w:t>Reads:</w:t>
-      </w:r>
-      <w:r>
-        <w:t xml:space="preserve"> Pedro Pathing 2 and 3, Road Runner 1.0, FTC SDK sample-style autos, and the FTC helper library starter bots. If your code is built on your own classes, use </w:t>
-      </w:r>
-      <w:r>
-        <w:rPr>
-          <w:b/>
-          <w:bCs/>
-        </w:rPr>
-        <w:t>Translate</w:t>
-      </w:r>
-      <w:r>
-        <w:t xml:space="preserve"> on the </w:t>
-      </w:r>
-      <w:proofErr w:type="gramStart"/>
-      <w:r>
-        <w:t>card, or</w:t>
-      </w:r>
-      <w:proofErr w:type="gramEnd"/>
-      <w:r>
-        <w:t xml:space="preserve"> record a run on your real robot with </w:t>
-      </w:r>
-      <w:r>
-        <w:rPr>
-          <w:b/>
-          <w:bCs/>
-        </w:rPr>
-        <w:t>SimRecorder.java</w:t>
-      </w:r>
-      <w:r>
-        <w:t xml:space="preserve"> (call </w:t>
-      </w:r>
-      <w:proofErr w:type="spellStart"/>
-      <w:proofErr w:type="gramStart"/>
-      <w:r>
-        <w:rPr>
-          <w:rFonts w:ascii="Consolas" w:eastAsia="Consolas" w:hAnsi="Consolas" w:cs="Consolas"/>
-          <w:color w:val="7A4A00"/>
-          <w:sz w:val="19"/>
-          <w:szCs w:val="19"/>
-        </w:rPr>
-        <w:t>rec.shot</w:t>
-      </w:r>
-      <w:proofErr w:type="spellEnd"/>
-      <w:proofErr w:type="gramEnd"/>
-      <w:r>
-        <w:rPr>
-          <w:rFonts w:ascii="Consolas" w:eastAsia="Consolas" w:hAnsi="Consolas" w:cs="Consolas"/>
-          <w:color w:val="7A4A00"/>
-          <w:sz w:val="19"/>
-          <w:szCs w:val="19"/>
-        </w:rPr>
-        <w:t>()</w:t>
-      </w:r>
-      <w:r>
-        <w:t xml:space="preserve"> for each element it launches) and upload the log. </w:t>
-      </w:r>
-      <w:r>
-        <w:rPr>
-          <w:b/>
-          <w:bCs/>
-        </w:rPr>
-        <w:t>The hive:</w:t>
-      </w:r>
-      <w:r>
-        <w:t xml:space="preserve"> it starts tipping once a cell is full and takes about 2.5 s – shots still go in for most of that time, and more POLLEN or NECTAR tips it faster.</w:t>
+        <w:pStyle w:val="Heading1"/>
+        <w:keepNext/>
+        <w:keepLines/>
+        <w:spacing w:before="240" w:after="110"/>
+      </w:pPr>
+      <w:r>
+        <w:t>2. Make it match your robot</w:t>
       </w:r>
     </w:p>
     <w:p>
       <w:pPr>
-        <w:pStyle w:val="Heading1"/>
-        <w:spacing w:before="240" w:after="110"/>
-      </w:pPr>
-      <w:r>
-        <w:t xml:space="preserve">2. </w:t>
-      </w:r>
-      <w:proofErr w:type="spellStart"/>
-      <w:r>
-        <w:t>TeleOp</w:t>
-      </w:r>
-      <w:proofErr w:type="spellEnd"/>
-      <w:r>
-        <w:t xml:space="preserve"> and full match</w:t>
+        <w:spacing w:after="120"/>
+      </w:pPr>
+      <w:r>
+        <w:t>The simulator is only as accurate as the numbers you give it. Spend 30 minutes measuring your real robot once and every test after that means something. You need a phone stopwatch, a tape measure, a bathroom scale, a phone level app, and your robot code.</w:t>
       </w:r>
     </w:p>
     <w:p>
@@ -602,16 +506,2228 @@
         <w:spacing w:after="120"/>
       </w:pPr>
       <w:r>
-        <w:t>Up to four teams can play together on one computer, each with a driver and an operator controller.</w:t>
+        <w:t>Every number is saved on your robot card in your browser, so you only enter it once per computer. Keep a copy of your numbers in your engineering notebook.</w:t>
       </w:r>
     </w:p>
     <w:p>
       <w:pPr>
         <w:pStyle w:val="Heading2"/>
+        <w:keepNext/>
+        <w:keepLines/>
         <w:spacing w:before="220"/>
       </w:pPr>
       <w:r>
-        <w:t>Set up</w:t>
+        <w:t>On the card – time these on your robot</w:t>
+      </w:r>
+    </w:p>
+    <w:tbl>
+      <w:tblPr>
+        <w:tblW w:w="9720" w:type="dxa"/>
+        <w:tblBorders>
+          <w:top w:val="single" w:sz="4" w:space="0" w:color="auto"/>
+          <w:left w:val="single" w:sz="4" w:space="0" w:color="auto"/>
+          <w:bottom w:val="single" w:sz="4" w:space="0" w:color="auto"/>
+          <w:right w:val="single" w:sz="4" w:space="0" w:color="auto"/>
+          <w:insideH w:val="single" w:sz="4" w:space="0" w:color="auto"/>
+          <w:insideV w:val="single" w:sz="4" w:space="0" w:color="auto"/>
+        </w:tblBorders>
+        <w:tblCellMar>
+          <w:left w:w="10" w:type="dxa"/>
+          <w:right w:w="10" w:type="dxa"/>
+        </w:tblCellMar>
+        <w:tblLook w:val="04A0" w:firstRow="1" w:lastRow="0" w:firstColumn="1" w:lastColumn="0" w:noHBand="0" w:noVBand="1"/>
+      </w:tblPr>
+      <w:tblGrid>
+        <w:gridCol w:w="3000"/>
+        <w:gridCol w:w="6720"/>
+      </w:tblGrid>
+      <w:tr>
+        <w:tblPrEx>
+          <w:tblCellMar>
+            <w:top w:w="0" w:type="dxa"/>
+            <w:bottom w:w="0" w:type="dxa"/>
+          </w:tblCellMar>
+        </w:tblPrEx>
+        <w:trPr>
+          <w:cantSplit/>
+          <w:tblHeader/>
+        </w:trPr>
+        <w:tc>
+          <w:tcPr>
+            <w:tcW w:w="3000" w:type="dxa"/>
+            <w:tcBorders>
+              <w:top w:val="single" w:sz="4" w:space="0" w:color="C9D2E0"/>
+              <w:left w:val="single" w:sz="4" w:space="0" w:color="C9D2E0"/>
+              <w:bottom w:val="single" w:sz="4" w:space="0" w:color="C9D2E0"/>
+              <w:right w:val="single" w:sz="4" w:space="0" w:color="C9D2E0"/>
+            </w:tcBorders>
+            <w:shd w:val="clear" w:color="auto" w:fill="E8EEF7"/>
+            <w:tcMar>
+              <w:top w:w="70" w:type="dxa"/>
+              <w:left w:w="110" w:type="dxa"/>
+              <w:bottom w:w="70" w:type="dxa"/>
+              <w:right w:w="110" w:type="dxa"/>
+            </w:tcMar>
+          </w:tcPr>
+          <w:p>
+            <w:pPr>
+              <w:keepNext/>
+            </w:pPr>
+            <w:r>
+              <w:rPr>
+                <w:b/>
+                <w:bCs/>
+              </w:rPr>
+              <w:t>Setting</w:t>
+            </w:r>
+          </w:p>
+        </w:tc>
+        <w:tc>
+          <w:tcPr>
+            <w:tcW w:w="6720" w:type="dxa"/>
+            <w:tcBorders>
+              <w:top w:val="single" w:sz="4" w:space="0" w:color="C9D2E0"/>
+              <w:left w:val="single" w:sz="4" w:space="0" w:color="C9D2E0"/>
+              <w:bottom w:val="single" w:sz="4" w:space="0" w:color="C9D2E0"/>
+              <w:right w:val="single" w:sz="4" w:space="0" w:color="C9D2E0"/>
+            </w:tcBorders>
+            <w:shd w:val="clear" w:color="auto" w:fill="E8EEF7"/>
+            <w:tcMar>
+              <w:top w:w="70" w:type="dxa"/>
+              <w:left w:w="110" w:type="dxa"/>
+              <w:bottom w:w="70" w:type="dxa"/>
+              <w:right w:w="110" w:type="dxa"/>
+            </w:tcMar>
+          </w:tcPr>
+          <w:p>
+            <w:pPr>
+              <w:keepNext/>
+            </w:pPr>
+            <w:r>
+              <w:rPr>
+                <w:b/>
+                <w:bCs/>
+              </w:rPr>
+              <w:t>How to measure it</w:t>
+            </w:r>
+          </w:p>
+        </w:tc>
+      </w:tr>
+      <w:tr>
+        <w:tblPrEx>
+          <w:tblCellMar>
+            <w:top w:w="0" w:type="dxa"/>
+            <w:bottom w:w="0" w:type="dxa"/>
+          </w:tblCellMar>
+        </w:tblPrEx>
+        <w:trPr>
+          <w:cantSplit/>
+        </w:trPr>
+        <w:tc>
+          <w:tcPr>
+            <w:tcW w:w="3000" w:type="dxa"/>
+            <w:tcBorders>
+              <w:top w:val="single" w:sz="4" w:space="0" w:color="C9D2E0"/>
+              <w:left w:val="single" w:sz="4" w:space="0" w:color="C9D2E0"/>
+              <w:bottom w:val="single" w:sz="4" w:space="0" w:color="C9D2E0"/>
+              <w:right w:val="single" w:sz="4" w:space="0" w:color="C9D2E0"/>
+            </w:tcBorders>
+            <w:tcMar>
+              <w:top w:w="70" w:type="dxa"/>
+              <w:left w:w="110" w:type="dxa"/>
+              <w:bottom w:w="70" w:type="dxa"/>
+              <w:right w:w="110" w:type="dxa"/>
+            </w:tcMar>
+          </w:tcPr>
+          <w:p>
+            <w:pPr>
+              <w:keepNext/>
+            </w:pPr>
+            <w:r>
+              <w:t>Handles · Launches</w:t>
+            </w:r>
+          </w:p>
+        </w:tc>
+        <w:tc>
+          <w:tcPr>
+            <w:tcW w:w="6720" w:type="dxa"/>
+            <w:tcBorders>
+              <w:top w:val="single" w:sz="4" w:space="0" w:color="C9D2E0"/>
+              <w:left w:val="single" w:sz="4" w:space="0" w:color="C9D2E0"/>
+              <w:bottom w:val="single" w:sz="4" w:space="0" w:color="C9D2E0"/>
+              <w:right w:val="single" w:sz="4" w:space="0" w:color="C9D2E0"/>
+            </w:tcBorders>
+            <w:tcMar>
+              <w:top w:w="70" w:type="dxa"/>
+              <w:left w:w="110" w:type="dxa"/>
+              <w:bottom w:w="70" w:type="dxa"/>
+              <w:right w:w="110" w:type="dxa"/>
+            </w:tcMar>
+          </w:tcPr>
+          <w:p>
+            <w:pPr>
+              <w:keepNext/>
+            </w:pPr>
+            <w:r>
+              <w:rPr>
+                <w:i/>
+                <w:iCs/>
+              </w:rPr>
+              <w:t>POLLEN only</w:t>
+            </w:r>
+            <w:r>
+              <w:t xml:space="preserve"> if your intake rejects NECTAR. Launches </w:t>
+            </w:r>
+            <w:r>
+              <w:rPr>
+                <w:i/>
+                <w:iCs/>
+              </w:rPr>
+              <w:t>No</w:t>
+            </w:r>
+            <w:r>
+              <w:t xml:space="preserve"> if your robot can’t score yet – it will just LEAVE and PARK.</w:t>
+            </w:r>
+          </w:p>
+        </w:tc>
+      </w:tr>
+      <w:tr>
+        <w:tblPrEx>
+          <w:tblCellMar>
+            <w:top w:w="0" w:type="dxa"/>
+            <w:bottom w:w="0" w:type="dxa"/>
+          </w:tblCellMar>
+        </w:tblPrEx>
+        <w:trPr>
+          <w:cantSplit/>
+        </w:trPr>
+        <w:tc>
+          <w:tcPr>
+            <w:tcW w:w="3000" w:type="dxa"/>
+            <w:tcBorders>
+              <w:top w:val="single" w:sz="4" w:space="0" w:color="C9D2E0"/>
+              <w:left w:val="single" w:sz="4" w:space="0" w:color="C9D2E0"/>
+              <w:bottom w:val="single" w:sz="4" w:space="0" w:color="C9D2E0"/>
+              <w:right w:val="single" w:sz="4" w:space="0" w:color="C9D2E0"/>
+            </w:tcBorders>
+            <w:tcMar>
+              <w:top w:w="70" w:type="dxa"/>
+              <w:left w:w="110" w:type="dxa"/>
+              <w:bottom w:w="70" w:type="dxa"/>
+              <w:right w:w="110" w:type="dxa"/>
+            </w:tcMar>
+          </w:tcPr>
+          <w:p>
+            <w:r>
+              <w:t>Seconds to pull 4 POLLEN from a flower</w:t>
+            </w:r>
+          </w:p>
+        </w:tc>
+        <w:tc>
+          <w:tcPr>
+            <w:tcW w:w="6720" w:type="dxa"/>
+            <w:tcBorders>
+              <w:top w:val="single" w:sz="4" w:space="0" w:color="C9D2E0"/>
+              <w:left w:val="single" w:sz="4" w:space="0" w:color="C9D2E0"/>
+              <w:bottom w:val="single" w:sz="4" w:space="0" w:color="C9D2E0"/>
+              <w:right w:val="single" w:sz="4" w:space="0" w:color="C9D2E0"/>
+            </w:tcBorders>
+            <w:tcMar>
+              <w:top w:w="70" w:type="dxa"/>
+              <w:left w:w="110" w:type="dxa"/>
+              <w:bottom w:w="70" w:type="dxa"/>
+              <w:right w:w="110" w:type="dxa"/>
+            </w:tcMar>
+          </w:tcPr>
+          <w:p>
+            <w:r>
+              <w:t>Robot already at the flower: start the stopwatch when the intake (and flower bar) starts, stop when the 4th POLLEN is inside. Average 3 tries.</w:t>
+            </w:r>
+          </w:p>
+        </w:tc>
+      </w:tr>
+      <w:tr>
+        <w:tblPrEx>
+          <w:tblCellMar>
+            <w:top w:w="0" w:type="dxa"/>
+            <w:bottom w:w="0" w:type="dxa"/>
+          </w:tblCellMar>
+        </w:tblPrEx>
+        <w:trPr>
+          <w:cantSplit/>
+        </w:trPr>
+        <w:tc>
+          <w:tcPr>
+            <w:tcW w:w="3000" w:type="dxa"/>
+            <w:tcBorders>
+              <w:top w:val="single" w:sz="4" w:space="0" w:color="C9D2E0"/>
+              <w:left w:val="single" w:sz="4" w:space="0" w:color="C9D2E0"/>
+              <w:bottom w:val="single" w:sz="4" w:space="0" w:color="C9D2E0"/>
+              <w:right w:val="single" w:sz="4" w:space="0" w:color="C9D2E0"/>
+            </w:tcBorders>
+            <w:tcMar>
+              <w:top w:w="70" w:type="dxa"/>
+              <w:left w:w="110" w:type="dxa"/>
+              <w:bottom w:w="70" w:type="dxa"/>
+              <w:right w:w="110" w:type="dxa"/>
+            </w:tcMar>
+          </w:tcPr>
+          <w:p>
+            <w:r>
+              <w:t xml:space="preserve">Seconds to intake the </w:t>
+            </w:r>
+            <w:proofErr w:type="gramStart"/>
+            <w:r>
+              <w:t>4 garden</w:t>
+            </w:r>
+            <w:proofErr w:type="gramEnd"/>
+            <w:r>
+              <w:t xml:space="preserve"> POLLEN</w:t>
+            </w:r>
+          </w:p>
+        </w:tc>
+        <w:tc>
+          <w:tcPr>
+            <w:tcW w:w="6720" w:type="dxa"/>
+            <w:tcBorders>
+              <w:top w:val="single" w:sz="4" w:space="0" w:color="C9D2E0"/>
+              <w:left w:val="single" w:sz="4" w:space="0" w:color="C9D2E0"/>
+              <w:bottom w:val="single" w:sz="4" w:space="0" w:color="C9D2E0"/>
+              <w:right w:val="single" w:sz="4" w:space="0" w:color="C9D2E0"/>
+            </w:tcBorders>
+            <w:tcMar>
+              <w:top w:w="70" w:type="dxa"/>
+              <w:left w:w="110" w:type="dxa"/>
+              <w:bottom w:w="70" w:type="dxa"/>
+              <w:right w:w="110" w:type="dxa"/>
+            </w:tcMar>
+          </w:tcPr>
+          <w:p>
+            <w:r>
+              <w:t>Same, driving along the garden strip from the first ball to the 4th one inside.</w:t>
+            </w:r>
+          </w:p>
+        </w:tc>
+      </w:tr>
+      <w:tr>
+        <w:tblPrEx>
+          <w:tblCellMar>
+            <w:top w:w="0" w:type="dxa"/>
+            <w:bottom w:w="0" w:type="dxa"/>
+          </w:tblCellMar>
+        </w:tblPrEx>
+        <w:trPr>
+          <w:cantSplit/>
+        </w:trPr>
+        <w:tc>
+          <w:tcPr>
+            <w:tcW w:w="3000" w:type="dxa"/>
+            <w:tcBorders>
+              <w:top w:val="single" w:sz="4" w:space="0" w:color="C9D2E0"/>
+              <w:left w:val="single" w:sz="4" w:space="0" w:color="C9D2E0"/>
+              <w:bottom w:val="single" w:sz="4" w:space="0" w:color="C9D2E0"/>
+              <w:right w:val="single" w:sz="4" w:space="0" w:color="C9D2E0"/>
+            </w:tcBorders>
+            <w:tcMar>
+              <w:top w:w="70" w:type="dxa"/>
+              <w:left w:w="110" w:type="dxa"/>
+              <w:bottom w:w="70" w:type="dxa"/>
+              <w:right w:w="110" w:type="dxa"/>
+            </w:tcMar>
+          </w:tcPr>
+          <w:p>
+            <w:r>
+              <w:t>Seconds to launch all 4 into the hive</w:t>
+            </w:r>
+          </w:p>
+        </w:tc>
+        <w:tc>
+          <w:tcPr>
+            <w:tcW w:w="6720" w:type="dxa"/>
+            <w:tcBorders>
+              <w:top w:val="single" w:sz="4" w:space="0" w:color="C9D2E0"/>
+              <w:left w:val="single" w:sz="4" w:space="0" w:color="C9D2E0"/>
+              <w:bottom w:val="single" w:sz="4" w:space="0" w:color="C9D2E0"/>
+              <w:right w:val="single" w:sz="4" w:space="0" w:color="C9D2E0"/>
+            </w:tcBorders>
+            <w:tcMar>
+              <w:top w:w="70" w:type="dxa"/>
+              <w:left w:w="110" w:type="dxa"/>
+              <w:bottom w:w="70" w:type="dxa"/>
+              <w:right w:w="110" w:type="dxa"/>
+            </w:tcMar>
+          </w:tcPr>
+          <w:p>
+            <w:r>
+              <w:t>From the first launch leaving the robot to the 4th one leaving.</w:t>
+            </w:r>
+          </w:p>
+        </w:tc>
+      </w:tr>
+      <w:tr>
+        <w:tblPrEx>
+          <w:tblCellMar>
+            <w:top w:w="0" w:type="dxa"/>
+            <w:bottom w:w="0" w:type="dxa"/>
+          </w:tblCellMar>
+        </w:tblPrEx>
+        <w:trPr>
+          <w:cantSplit/>
+        </w:trPr>
+        <w:tc>
+          <w:tcPr>
+            <w:tcW w:w="3000" w:type="dxa"/>
+            <w:tcBorders>
+              <w:top w:val="single" w:sz="4" w:space="0" w:color="C9D2E0"/>
+              <w:left w:val="single" w:sz="4" w:space="0" w:color="C9D2E0"/>
+              <w:bottom w:val="single" w:sz="4" w:space="0" w:color="C9D2E0"/>
+              <w:right w:val="single" w:sz="4" w:space="0" w:color="C9D2E0"/>
+            </w:tcBorders>
+            <w:tcMar>
+              <w:top w:w="70" w:type="dxa"/>
+              <w:left w:w="110" w:type="dxa"/>
+              <w:bottom w:w="70" w:type="dxa"/>
+              <w:right w:w="110" w:type="dxa"/>
+            </w:tcMar>
+          </w:tcPr>
+          <w:p>
+            <w:r>
+              <w:lastRenderedPageBreak/>
+              <w:t>Seconds for the flywheel to reach speed</w:t>
+            </w:r>
+          </w:p>
+        </w:tc>
+        <w:tc>
+          <w:tcPr>
+            <w:tcW w:w="6720" w:type="dxa"/>
+            <w:tcBorders>
+              <w:top w:val="single" w:sz="4" w:space="0" w:color="C9D2E0"/>
+              <w:left w:val="single" w:sz="4" w:space="0" w:color="C9D2E0"/>
+              <w:bottom w:val="single" w:sz="4" w:space="0" w:color="C9D2E0"/>
+              <w:right w:val="single" w:sz="4" w:space="0" w:color="C9D2E0"/>
+            </w:tcBorders>
+            <w:tcMar>
+              <w:top w:w="70" w:type="dxa"/>
+              <w:left w:w="110" w:type="dxa"/>
+              <w:bottom w:w="70" w:type="dxa"/>
+              <w:right w:w="110" w:type="dxa"/>
+            </w:tcMar>
+          </w:tcPr>
+          <w:p>
+            <w:r>
+              <w:t xml:space="preserve">From a stopped flywheel to the </w:t>
+            </w:r>
+            <w:proofErr w:type="gramStart"/>
+            <w:r>
+              <w:t>speed</w:t>
+            </w:r>
+            <w:proofErr w:type="gramEnd"/>
+            <w:r>
+              <w:t xml:space="preserve"> you shoot at. Watch the velocity in </w:t>
+            </w:r>
+            <w:proofErr w:type="gramStart"/>
+            <w:r>
+              <w:t>telemetry, or</w:t>
+            </w:r>
+            <w:proofErr w:type="gramEnd"/>
+            <w:r>
+              <w:t xml:space="preserve"> listen for the pitch to stop rising.</w:t>
+            </w:r>
+          </w:p>
+        </w:tc>
+      </w:tr>
+    </w:tbl>
+    <w:p>
+      <w:pPr>
+        <w:pStyle w:val="Heading2"/>
+        <w:keepNext/>
+        <w:keepLines/>
+        <w:spacing w:before="220"/>
+      </w:pPr>
+      <w:r>
+        <w:t xml:space="preserve">Advanced customization → </w:t>
+      </w:r>
+      <w:proofErr w:type="spellStart"/>
+      <w:r>
+        <w:t>AprilTag</w:t>
+      </w:r>
+      <w:proofErr w:type="spellEnd"/>
+      <w:r>
+        <w:t xml:space="preserve"> recognition</w:t>
+      </w:r>
+    </w:p>
+    <w:tbl>
+      <w:tblPr>
+        <w:tblW w:w="9720" w:type="dxa"/>
+        <w:tblBorders>
+          <w:top w:val="single" w:sz="4" w:space="0" w:color="auto"/>
+          <w:left w:val="single" w:sz="4" w:space="0" w:color="auto"/>
+          <w:bottom w:val="single" w:sz="4" w:space="0" w:color="auto"/>
+          <w:right w:val="single" w:sz="4" w:space="0" w:color="auto"/>
+          <w:insideH w:val="single" w:sz="4" w:space="0" w:color="auto"/>
+          <w:insideV w:val="single" w:sz="4" w:space="0" w:color="auto"/>
+        </w:tblBorders>
+        <w:tblCellMar>
+          <w:left w:w="10" w:type="dxa"/>
+          <w:right w:w="10" w:type="dxa"/>
+        </w:tblCellMar>
+        <w:tblLook w:val="04A0" w:firstRow="1" w:lastRow="0" w:firstColumn="1" w:lastColumn="0" w:noHBand="0" w:noVBand="1"/>
+      </w:tblPr>
+      <w:tblGrid>
+        <w:gridCol w:w="3000"/>
+        <w:gridCol w:w="6720"/>
+      </w:tblGrid>
+      <w:tr>
+        <w:tblPrEx>
+          <w:tblCellMar>
+            <w:top w:w="0" w:type="dxa"/>
+            <w:bottom w:w="0" w:type="dxa"/>
+          </w:tblCellMar>
+        </w:tblPrEx>
+        <w:trPr>
+          <w:cantSplit/>
+          <w:tblHeader/>
+        </w:trPr>
+        <w:tc>
+          <w:tcPr>
+            <w:tcW w:w="3000" w:type="dxa"/>
+            <w:tcBorders>
+              <w:top w:val="single" w:sz="4" w:space="0" w:color="C9D2E0"/>
+              <w:left w:val="single" w:sz="4" w:space="0" w:color="C9D2E0"/>
+              <w:bottom w:val="single" w:sz="4" w:space="0" w:color="C9D2E0"/>
+              <w:right w:val="single" w:sz="4" w:space="0" w:color="C9D2E0"/>
+            </w:tcBorders>
+            <w:shd w:val="clear" w:color="auto" w:fill="E8EEF7"/>
+            <w:tcMar>
+              <w:top w:w="70" w:type="dxa"/>
+              <w:left w:w="110" w:type="dxa"/>
+              <w:bottom w:w="70" w:type="dxa"/>
+              <w:right w:w="110" w:type="dxa"/>
+            </w:tcMar>
+          </w:tcPr>
+          <w:p>
+            <w:pPr>
+              <w:keepNext/>
+            </w:pPr>
+            <w:r>
+              <w:rPr>
+                <w:b/>
+                <w:bCs/>
+              </w:rPr>
+              <w:t>Setting</w:t>
+            </w:r>
+          </w:p>
+        </w:tc>
+        <w:tc>
+          <w:tcPr>
+            <w:tcW w:w="6720" w:type="dxa"/>
+            <w:tcBorders>
+              <w:top w:val="single" w:sz="4" w:space="0" w:color="C9D2E0"/>
+              <w:left w:val="single" w:sz="4" w:space="0" w:color="C9D2E0"/>
+              <w:bottom w:val="single" w:sz="4" w:space="0" w:color="C9D2E0"/>
+              <w:right w:val="single" w:sz="4" w:space="0" w:color="C9D2E0"/>
+            </w:tcBorders>
+            <w:shd w:val="clear" w:color="auto" w:fill="E8EEF7"/>
+            <w:tcMar>
+              <w:top w:w="70" w:type="dxa"/>
+              <w:left w:w="110" w:type="dxa"/>
+              <w:bottom w:w="70" w:type="dxa"/>
+              <w:right w:w="110" w:type="dxa"/>
+            </w:tcMar>
+          </w:tcPr>
+          <w:p>
+            <w:pPr>
+              <w:keepNext/>
+            </w:pPr>
+            <w:r>
+              <w:rPr>
+                <w:b/>
+                <w:bCs/>
+              </w:rPr>
+              <w:t>How to measure it</w:t>
+            </w:r>
+          </w:p>
+        </w:tc>
+      </w:tr>
+      <w:tr>
+        <w:tblPrEx>
+          <w:tblCellMar>
+            <w:top w:w="0" w:type="dxa"/>
+            <w:bottom w:w="0" w:type="dxa"/>
+          </w:tblCellMar>
+        </w:tblPrEx>
+        <w:trPr>
+          <w:cantSplit/>
+        </w:trPr>
+        <w:tc>
+          <w:tcPr>
+            <w:tcW w:w="3000" w:type="dxa"/>
+            <w:tcBorders>
+              <w:top w:val="single" w:sz="4" w:space="0" w:color="C9D2E0"/>
+              <w:left w:val="single" w:sz="4" w:space="0" w:color="C9D2E0"/>
+              <w:bottom w:val="single" w:sz="4" w:space="0" w:color="C9D2E0"/>
+              <w:right w:val="single" w:sz="4" w:space="0" w:color="C9D2E0"/>
+            </w:tcBorders>
+            <w:tcMar>
+              <w:top w:w="70" w:type="dxa"/>
+              <w:left w:w="110" w:type="dxa"/>
+              <w:bottom w:w="70" w:type="dxa"/>
+              <w:right w:w="110" w:type="dxa"/>
+            </w:tcMar>
+          </w:tcPr>
+          <w:p>
+            <w:pPr>
+              <w:keepNext/>
+            </w:pPr>
+            <w:r>
+              <w:t>Camera</w:t>
+            </w:r>
+          </w:p>
+        </w:tc>
+        <w:tc>
+          <w:tcPr>
+            <w:tcW w:w="6720" w:type="dxa"/>
+            <w:tcBorders>
+              <w:top w:val="single" w:sz="4" w:space="0" w:color="C9D2E0"/>
+              <w:left w:val="single" w:sz="4" w:space="0" w:color="C9D2E0"/>
+              <w:bottom w:val="single" w:sz="4" w:space="0" w:color="C9D2E0"/>
+              <w:right w:val="single" w:sz="4" w:space="0" w:color="C9D2E0"/>
+            </w:tcBorders>
+            <w:tcMar>
+              <w:top w:w="70" w:type="dxa"/>
+              <w:left w:w="110" w:type="dxa"/>
+              <w:bottom w:w="70" w:type="dxa"/>
+              <w:right w:w="110" w:type="dxa"/>
+            </w:tcMar>
+          </w:tcPr>
+          <w:p>
+            <w:pPr>
+              <w:keepNext/>
+            </w:pPr>
+            <w:r>
+              <w:t xml:space="preserve">The camera your code reads the hive’s </w:t>
+            </w:r>
+            <w:proofErr w:type="spellStart"/>
+            <w:r>
+              <w:t>AprilTags</w:t>
+            </w:r>
+            <w:proofErr w:type="spellEnd"/>
+            <w:r>
+              <w:t xml:space="preserve"> with. Choose </w:t>
+            </w:r>
+            <w:r>
+              <w:rPr>
+                <w:b/>
+                <w:bCs/>
+              </w:rPr>
+              <w:t>None</w:t>
+            </w:r>
+            <w:r>
+              <w:t xml:space="preserve"> if your robot doesn’t read tags.</w:t>
+            </w:r>
+          </w:p>
+        </w:tc>
+      </w:tr>
+      <w:tr>
+        <w:tblPrEx>
+          <w:tblCellMar>
+            <w:top w:w="0" w:type="dxa"/>
+            <w:bottom w:w="0" w:type="dxa"/>
+          </w:tblCellMar>
+        </w:tblPrEx>
+        <w:trPr>
+          <w:cantSplit/>
+        </w:trPr>
+        <w:tc>
+          <w:tcPr>
+            <w:tcW w:w="3000" w:type="dxa"/>
+            <w:tcBorders>
+              <w:top w:val="single" w:sz="4" w:space="0" w:color="C9D2E0"/>
+              <w:left w:val="single" w:sz="4" w:space="0" w:color="C9D2E0"/>
+              <w:bottom w:val="single" w:sz="4" w:space="0" w:color="C9D2E0"/>
+              <w:right w:val="single" w:sz="4" w:space="0" w:color="C9D2E0"/>
+            </w:tcBorders>
+            <w:tcMar>
+              <w:top w:w="70" w:type="dxa"/>
+              <w:left w:w="110" w:type="dxa"/>
+              <w:bottom w:w="70" w:type="dxa"/>
+              <w:right w:w="110" w:type="dxa"/>
+            </w:tcMar>
+          </w:tcPr>
+          <w:p>
+            <w:r>
+              <w:t>Lens height (in.)</w:t>
+            </w:r>
+          </w:p>
+        </w:tc>
+        <w:tc>
+          <w:tcPr>
+            <w:tcW w:w="6720" w:type="dxa"/>
+            <w:tcBorders>
+              <w:top w:val="single" w:sz="4" w:space="0" w:color="C9D2E0"/>
+              <w:left w:val="single" w:sz="4" w:space="0" w:color="C9D2E0"/>
+              <w:bottom w:val="single" w:sz="4" w:space="0" w:color="C9D2E0"/>
+              <w:right w:val="single" w:sz="4" w:space="0" w:color="C9D2E0"/>
+            </w:tcBorders>
+            <w:tcMar>
+              <w:top w:w="70" w:type="dxa"/>
+              <w:left w:w="110" w:type="dxa"/>
+              <w:bottom w:w="70" w:type="dxa"/>
+              <w:right w:w="110" w:type="dxa"/>
+            </w:tcMar>
+          </w:tcPr>
+          <w:p>
+            <w:r>
+              <w:t>Floor to the center of the lens.</w:t>
+            </w:r>
+          </w:p>
+        </w:tc>
+      </w:tr>
+      <w:tr>
+        <w:tblPrEx>
+          <w:tblCellMar>
+            <w:top w:w="0" w:type="dxa"/>
+            <w:bottom w:w="0" w:type="dxa"/>
+          </w:tblCellMar>
+        </w:tblPrEx>
+        <w:trPr>
+          <w:cantSplit/>
+        </w:trPr>
+        <w:tc>
+          <w:tcPr>
+            <w:tcW w:w="3000" w:type="dxa"/>
+            <w:tcBorders>
+              <w:top w:val="single" w:sz="4" w:space="0" w:color="C9D2E0"/>
+              <w:left w:val="single" w:sz="4" w:space="0" w:color="C9D2E0"/>
+              <w:bottom w:val="single" w:sz="4" w:space="0" w:color="C9D2E0"/>
+              <w:right w:val="single" w:sz="4" w:space="0" w:color="C9D2E0"/>
+            </w:tcBorders>
+            <w:tcMar>
+              <w:top w:w="70" w:type="dxa"/>
+              <w:left w:w="110" w:type="dxa"/>
+              <w:bottom w:w="70" w:type="dxa"/>
+              <w:right w:w="110" w:type="dxa"/>
+            </w:tcMar>
+          </w:tcPr>
+          <w:p>
+            <w:r>
+              <w:t>Tilted up (°)</w:t>
+            </w:r>
+          </w:p>
+        </w:tc>
+        <w:tc>
+          <w:tcPr>
+            <w:tcW w:w="6720" w:type="dxa"/>
+            <w:tcBorders>
+              <w:top w:val="single" w:sz="4" w:space="0" w:color="C9D2E0"/>
+              <w:left w:val="single" w:sz="4" w:space="0" w:color="C9D2E0"/>
+              <w:bottom w:val="single" w:sz="4" w:space="0" w:color="C9D2E0"/>
+              <w:right w:val="single" w:sz="4" w:space="0" w:color="C9D2E0"/>
+            </w:tcBorders>
+            <w:tcMar>
+              <w:top w:w="70" w:type="dxa"/>
+              <w:left w:w="110" w:type="dxa"/>
+              <w:bottom w:w="70" w:type="dxa"/>
+              <w:right w:w="110" w:type="dxa"/>
+            </w:tcMar>
+          </w:tcPr>
+          <w:p>
+            <w:r>
+              <w:t>Hold a phone level app against the camera’s face: 0° is level, higher numbers point up toward the hive.</w:t>
+            </w:r>
+          </w:p>
+        </w:tc>
+      </w:tr>
+      <w:tr>
+        <w:tblPrEx>
+          <w:tblCellMar>
+            <w:top w:w="0" w:type="dxa"/>
+            <w:bottom w:w="0" w:type="dxa"/>
+          </w:tblCellMar>
+        </w:tblPrEx>
+        <w:trPr>
+          <w:cantSplit/>
+        </w:trPr>
+        <w:tc>
+          <w:tcPr>
+            <w:tcW w:w="3000" w:type="dxa"/>
+            <w:tcBorders>
+              <w:top w:val="single" w:sz="4" w:space="0" w:color="C9D2E0"/>
+              <w:left w:val="single" w:sz="4" w:space="0" w:color="C9D2E0"/>
+              <w:bottom w:val="single" w:sz="4" w:space="0" w:color="C9D2E0"/>
+              <w:right w:val="single" w:sz="4" w:space="0" w:color="C9D2E0"/>
+            </w:tcBorders>
+            <w:tcMar>
+              <w:top w:w="70" w:type="dxa"/>
+              <w:left w:w="110" w:type="dxa"/>
+              <w:bottom w:w="70" w:type="dxa"/>
+              <w:right w:w="110" w:type="dxa"/>
+            </w:tcMar>
+          </w:tcPr>
+          <w:p>
+            <w:r>
+              <w:t>In front of robot center (in.)</w:t>
+            </w:r>
+          </w:p>
+        </w:tc>
+        <w:tc>
+          <w:tcPr>
+            <w:tcW w:w="6720" w:type="dxa"/>
+            <w:tcBorders>
+              <w:top w:val="single" w:sz="4" w:space="0" w:color="C9D2E0"/>
+              <w:left w:val="single" w:sz="4" w:space="0" w:color="C9D2E0"/>
+              <w:bottom w:val="single" w:sz="4" w:space="0" w:color="C9D2E0"/>
+              <w:right w:val="single" w:sz="4" w:space="0" w:color="C9D2E0"/>
+            </w:tcBorders>
+            <w:tcMar>
+              <w:top w:w="70" w:type="dxa"/>
+              <w:left w:w="110" w:type="dxa"/>
+              <w:bottom w:w="70" w:type="dxa"/>
+              <w:right w:w="110" w:type="dxa"/>
+            </w:tcMar>
+          </w:tcPr>
+          <w:p>
+            <w:r>
+              <w:t>Distance from the middle of the robot to the lens, forward is +, behind is −.</w:t>
+            </w:r>
+          </w:p>
+        </w:tc>
+      </w:tr>
+      <w:tr>
+        <w:tblPrEx>
+          <w:tblCellMar>
+            <w:top w:w="0" w:type="dxa"/>
+            <w:bottom w:w="0" w:type="dxa"/>
+          </w:tblCellMar>
+        </w:tblPrEx>
+        <w:trPr>
+          <w:cantSplit/>
+        </w:trPr>
+        <w:tc>
+          <w:tcPr>
+            <w:tcW w:w="3000" w:type="dxa"/>
+            <w:tcBorders>
+              <w:top w:val="single" w:sz="4" w:space="0" w:color="C9D2E0"/>
+              <w:left w:val="single" w:sz="4" w:space="0" w:color="C9D2E0"/>
+              <w:bottom w:val="single" w:sz="4" w:space="0" w:color="C9D2E0"/>
+              <w:right w:val="single" w:sz="4" w:space="0" w:color="C9D2E0"/>
+            </w:tcBorders>
+            <w:tcMar>
+              <w:top w:w="70" w:type="dxa"/>
+              <w:left w:w="110" w:type="dxa"/>
+              <w:bottom w:w="70" w:type="dxa"/>
+              <w:right w:w="110" w:type="dxa"/>
+            </w:tcMar>
+          </w:tcPr>
+          <w:p>
+            <w:r>
+              <w:t>Mounted on the turret</w:t>
+            </w:r>
+          </w:p>
+        </w:tc>
+        <w:tc>
+          <w:tcPr>
+            <w:tcW w:w="6720" w:type="dxa"/>
+            <w:tcBorders>
+              <w:top w:val="single" w:sz="4" w:space="0" w:color="C9D2E0"/>
+              <w:left w:val="single" w:sz="4" w:space="0" w:color="C9D2E0"/>
+              <w:bottom w:val="single" w:sz="4" w:space="0" w:color="C9D2E0"/>
+              <w:right w:val="single" w:sz="4" w:space="0" w:color="C9D2E0"/>
+            </w:tcBorders>
+            <w:tcMar>
+              <w:top w:w="70" w:type="dxa"/>
+              <w:left w:w="110" w:type="dxa"/>
+              <w:bottom w:w="70" w:type="dxa"/>
+              <w:right w:w="110" w:type="dxa"/>
+            </w:tcMar>
+          </w:tcPr>
+          <w:p>
+            <w:r>
+              <w:t>Tick it if the camera turns with your turret.</w:t>
+            </w:r>
+          </w:p>
+        </w:tc>
+      </w:tr>
+    </w:tbl>
+    <w:p>
+      <w:pPr>
+        <w:pStyle w:val="Heading2"/>
+        <w:keepNext/>
+        <w:keepLines/>
+        <w:spacing w:before="220"/>
+      </w:pPr>
+      <w:r>
+        <w:t>Robot size and weight · Drivetrain and robot</w:t>
+      </w:r>
+    </w:p>
+    <w:tbl>
+      <w:tblPr>
+        <w:tblW w:w="9720" w:type="dxa"/>
+        <w:tblBorders>
+          <w:top w:val="single" w:sz="4" w:space="0" w:color="auto"/>
+          <w:left w:val="single" w:sz="4" w:space="0" w:color="auto"/>
+          <w:bottom w:val="single" w:sz="4" w:space="0" w:color="auto"/>
+          <w:right w:val="single" w:sz="4" w:space="0" w:color="auto"/>
+          <w:insideH w:val="single" w:sz="4" w:space="0" w:color="auto"/>
+          <w:insideV w:val="single" w:sz="4" w:space="0" w:color="auto"/>
+        </w:tblBorders>
+        <w:tblCellMar>
+          <w:left w:w="10" w:type="dxa"/>
+          <w:right w:w="10" w:type="dxa"/>
+        </w:tblCellMar>
+        <w:tblLook w:val="04A0" w:firstRow="1" w:lastRow="0" w:firstColumn="1" w:lastColumn="0" w:noHBand="0" w:noVBand="1"/>
+      </w:tblPr>
+      <w:tblGrid>
+        <w:gridCol w:w="3000"/>
+        <w:gridCol w:w="6720"/>
+      </w:tblGrid>
+      <w:tr>
+        <w:tblPrEx>
+          <w:tblCellMar>
+            <w:top w:w="0" w:type="dxa"/>
+            <w:bottom w:w="0" w:type="dxa"/>
+          </w:tblCellMar>
+        </w:tblPrEx>
+        <w:trPr>
+          <w:cantSplit/>
+          <w:tblHeader/>
+        </w:trPr>
+        <w:tc>
+          <w:tcPr>
+            <w:tcW w:w="3000" w:type="dxa"/>
+            <w:tcBorders>
+              <w:top w:val="single" w:sz="4" w:space="0" w:color="C9D2E0"/>
+              <w:left w:val="single" w:sz="4" w:space="0" w:color="C9D2E0"/>
+              <w:bottom w:val="single" w:sz="4" w:space="0" w:color="C9D2E0"/>
+              <w:right w:val="single" w:sz="4" w:space="0" w:color="C9D2E0"/>
+            </w:tcBorders>
+            <w:shd w:val="clear" w:color="auto" w:fill="E8EEF7"/>
+            <w:tcMar>
+              <w:top w:w="70" w:type="dxa"/>
+              <w:left w:w="110" w:type="dxa"/>
+              <w:bottom w:w="70" w:type="dxa"/>
+              <w:right w:w="110" w:type="dxa"/>
+            </w:tcMar>
+          </w:tcPr>
+          <w:p>
+            <w:pPr>
+              <w:keepNext/>
+            </w:pPr>
+            <w:r>
+              <w:rPr>
+                <w:b/>
+                <w:bCs/>
+              </w:rPr>
+              <w:t>Setting</w:t>
+            </w:r>
+          </w:p>
+        </w:tc>
+        <w:tc>
+          <w:tcPr>
+            <w:tcW w:w="6720" w:type="dxa"/>
+            <w:tcBorders>
+              <w:top w:val="single" w:sz="4" w:space="0" w:color="C9D2E0"/>
+              <w:left w:val="single" w:sz="4" w:space="0" w:color="C9D2E0"/>
+              <w:bottom w:val="single" w:sz="4" w:space="0" w:color="C9D2E0"/>
+              <w:right w:val="single" w:sz="4" w:space="0" w:color="C9D2E0"/>
+            </w:tcBorders>
+            <w:shd w:val="clear" w:color="auto" w:fill="E8EEF7"/>
+            <w:tcMar>
+              <w:top w:w="70" w:type="dxa"/>
+              <w:left w:w="110" w:type="dxa"/>
+              <w:bottom w:w="70" w:type="dxa"/>
+              <w:right w:w="110" w:type="dxa"/>
+            </w:tcMar>
+          </w:tcPr>
+          <w:p>
+            <w:pPr>
+              <w:keepNext/>
+            </w:pPr>
+            <w:r>
+              <w:rPr>
+                <w:b/>
+                <w:bCs/>
+              </w:rPr>
+              <w:t>How to measure it</w:t>
+            </w:r>
+          </w:p>
+        </w:tc>
+      </w:tr>
+      <w:tr>
+        <w:tblPrEx>
+          <w:tblCellMar>
+            <w:top w:w="0" w:type="dxa"/>
+            <w:bottom w:w="0" w:type="dxa"/>
+          </w:tblCellMar>
+        </w:tblPrEx>
+        <w:trPr>
+          <w:cantSplit/>
+        </w:trPr>
+        <w:tc>
+          <w:tcPr>
+            <w:tcW w:w="3000" w:type="dxa"/>
+            <w:tcBorders>
+              <w:top w:val="single" w:sz="4" w:space="0" w:color="C9D2E0"/>
+              <w:left w:val="single" w:sz="4" w:space="0" w:color="C9D2E0"/>
+              <w:bottom w:val="single" w:sz="4" w:space="0" w:color="C9D2E0"/>
+              <w:right w:val="single" w:sz="4" w:space="0" w:color="C9D2E0"/>
+            </w:tcBorders>
+            <w:tcMar>
+              <w:top w:w="70" w:type="dxa"/>
+              <w:left w:w="110" w:type="dxa"/>
+              <w:bottom w:w="70" w:type="dxa"/>
+              <w:right w:w="110" w:type="dxa"/>
+            </w:tcMar>
+          </w:tcPr>
+          <w:p>
+            <w:pPr>
+              <w:keepNext/>
+            </w:pPr>
+            <w:r>
+              <w:t>Robot footprint (in.)</w:t>
+            </w:r>
+          </w:p>
+        </w:tc>
+        <w:tc>
+          <w:tcPr>
+            <w:tcW w:w="6720" w:type="dxa"/>
+            <w:tcBorders>
+              <w:top w:val="single" w:sz="4" w:space="0" w:color="C9D2E0"/>
+              <w:left w:val="single" w:sz="4" w:space="0" w:color="C9D2E0"/>
+              <w:bottom w:val="single" w:sz="4" w:space="0" w:color="C9D2E0"/>
+              <w:right w:val="single" w:sz="4" w:space="0" w:color="C9D2E0"/>
+            </w:tcBorders>
+            <w:tcMar>
+              <w:top w:w="70" w:type="dxa"/>
+              <w:left w:w="110" w:type="dxa"/>
+              <w:bottom w:w="70" w:type="dxa"/>
+              <w:right w:w="110" w:type="dxa"/>
+            </w:tcMar>
+          </w:tcPr>
+          <w:p>
+            <w:pPr>
+              <w:keepNext/>
+            </w:pPr>
+            <w:r>
+              <w:t>The longest side of your robot as it starts the match (18 in. max).</w:t>
+            </w:r>
+          </w:p>
+        </w:tc>
+      </w:tr>
+      <w:tr>
+        <w:tblPrEx>
+          <w:tblCellMar>
+            <w:top w:w="0" w:type="dxa"/>
+            <w:bottom w:w="0" w:type="dxa"/>
+          </w:tblCellMar>
+        </w:tblPrEx>
+        <w:trPr>
+          <w:cantSplit/>
+        </w:trPr>
+        <w:tc>
+          <w:tcPr>
+            <w:tcW w:w="3000" w:type="dxa"/>
+            <w:tcBorders>
+              <w:top w:val="single" w:sz="4" w:space="0" w:color="C9D2E0"/>
+              <w:left w:val="single" w:sz="4" w:space="0" w:color="C9D2E0"/>
+              <w:bottom w:val="single" w:sz="4" w:space="0" w:color="C9D2E0"/>
+              <w:right w:val="single" w:sz="4" w:space="0" w:color="C9D2E0"/>
+            </w:tcBorders>
+            <w:tcMar>
+              <w:top w:w="70" w:type="dxa"/>
+              <w:left w:w="110" w:type="dxa"/>
+              <w:bottom w:w="70" w:type="dxa"/>
+              <w:right w:w="110" w:type="dxa"/>
+            </w:tcMar>
+          </w:tcPr>
+          <w:p>
+            <w:r>
+              <w:t>Robot weight (</w:t>
+            </w:r>
+            <w:proofErr w:type="spellStart"/>
+            <w:r>
+              <w:t>lb</w:t>
+            </w:r>
+            <w:proofErr w:type="spellEnd"/>
+            <w:r>
+              <w:t>)</w:t>
+            </w:r>
+          </w:p>
+        </w:tc>
+        <w:tc>
+          <w:tcPr>
+            <w:tcW w:w="6720" w:type="dxa"/>
+            <w:tcBorders>
+              <w:top w:val="single" w:sz="4" w:space="0" w:color="C9D2E0"/>
+              <w:left w:val="single" w:sz="4" w:space="0" w:color="C9D2E0"/>
+              <w:bottom w:val="single" w:sz="4" w:space="0" w:color="C9D2E0"/>
+              <w:right w:val="single" w:sz="4" w:space="0" w:color="C9D2E0"/>
+            </w:tcBorders>
+            <w:tcMar>
+              <w:top w:w="70" w:type="dxa"/>
+              <w:left w:w="110" w:type="dxa"/>
+              <w:bottom w:w="70" w:type="dxa"/>
+              <w:right w:w="110" w:type="dxa"/>
+            </w:tcMar>
+          </w:tcPr>
+          <w:p>
+            <w:r>
+              <w:t>Weigh yourself holding the robot, minus your own weight – with battery and bumpers on.</w:t>
+            </w:r>
+          </w:p>
+        </w:tc>
+      </w:tr>
+      <w:tr>
+        <w:tblPrEx>
+          <w:tblCellMar>
+            <w:top w:w="0" w:type="dxa"/>
+            <w:bottom w:w="0" w:type="dxa"/>
+          </w:tblCellMar>
+        </w:tblPrEx>
+        <w:trPr>
+          <w:cantSplit/>
+        </w:trPr>
+        <w:tc>
+          <w:tcPr>
+            <w:tcW w:w="3000" w:type="dxa"/>
+            <w:tcBorders>
+              <w:top w:val="single" w:sz="4" w:space="0" w:color="C9D2E0"/>
+              <w:left w:val="single" w:sz="4" w:space="0" w:color="C9D2E0"/>
+              <w:bottom w:val="single" w:sz="4" w:space="0" w:color="C9D2E0"/>
+              <w:right w:val="single" w:sz="4" w:space="0" w:color="C9D2E0"/>
+            </w:tcBorders>
+            <w:tcMar>
+              <w:top w:w="70" w:type="dxa"/>
+              <w:left w:w="110" w:type="dxa"/>
+              <w:bottom w:w="70" w:type="dxa"/>
+              <w:right w:w="110" w:type="dxa"/>
+            </w:tcMar>
+          </w:tcPr>
+          <w:p>
+            <w:r>
+              <w:t>Localization and pod offsets</w:t>
+            </w:r>
+          </w:p>
+        </w:tc>
+        <w:tc>
+          <w:tcPr>
+            <w:tcW w:w="6720" w:type="dxa"/>
+            <w:tcBorders>
+              <w:top w:val="single" w:sz="4" w:space="0" w:color="C9D2E0"/>
+              <w:left w:val="single" w:sz="4" w:space="0" w:color="C9D2E0"/>
+              <w:bottom w:val="single" w:sz="4" w:space="0" w:color="C9D2E0"/>
+              <w:right w:val="single" w:sz="4" w:space="0" w:color="C9D2E0"/>
+            </w:tcBorders>
+            <w:tcMar>
+              <w:top w:w="70" w:type="dxa"/>
+              <w:left w:w="110" w:type="dxa"/>
+              <w:bottom w:w="70" w:type="dxa"/>
+              <w:right w:w="110" w:type="dxa"/>
+            </w:tcMar>
+          </w:tcPr>
+          <w:p>
+            <w:r>
+              <w:rPr>
+                <w:i/>
+                <w:iCs/>
+              </w:rPr>
+              <w:t>Odometry pods + Pinpoint</w:t>
+            </w:r>
+            <w:r>
+              <w:t xml:space="preserve">: copy the two offsets from your Pinpoint </w:t>
+            </w:r>
+            <w:proofErr w:type="spellStart"/>
+            <w:r>
+              <w:rPr>
+                <w:rFonts w:ascii="Consolas" w:eastAsia="Consolas" w:hAnsi="Consolas" w:cs="Consolas"/>
+                <w:color w:val="7A4A00"/>
+                <w:sz w:val="19"/>
+                <w:szCs w:val="19"/>
+              </w:rPr>
+              <w:t>setOffsets</w:t>
+            </w:r>
+            <w:proofErr w:type="spellEnd"/>
+            <w:r>
+              <w:t xml:space="preserve"> (forward pod: sideways offset, + left; strafe pod: forward offset, + forward). Otherwise </w:t>
+            </w:r>
+            <w:r>
+              <w:rPr>
+                <w:i/>
+                <w:iCs/>
+              </w:rPr>
+              <w:t>Drive encoders + Hub IMU</w:t>
+            </w:r>
+            <w:r>
+              <w:t>.</w:t>
+            </w:r>
+          </w:p>
+        </w:tc>
+      </w:tr>
+      <w:tr>
+        <w:tblPrEx>
+          <w:tblCellMar>
+            <w:top w:w="0" w:type="dxa"/>
+            <w:bottom w:w="0" w:type="dxa"/>
+          </w:tblCellMar>
+        </w:tblPrEx>
+        <w:trPr>
+          <w:cantSplit/>
+        </w:trPr>
+        <w:tc>
+          <w:tcPr>
+            <w:tcW w:w="3000" w:type="dxa"/>
+            <w:tcBorders>
+              <w:top w:val="single" w:sz="4" w:space="0" w:color="C9D2E0"/>
+              <w:left w:val="single" w:sz="4" w:space="0" w:color="C9D2E0"/>
+              <w:bottom w:val="single" w:sz="4" w:space="0" w:color="C9D2E0"/>
+              <w:right w:val="single" w:sz="4" w:space="0" w:color="C9D2E0"/>
+            </w:tcBorders>
+            <w:tcMar>
+              <w:top w:w="70" w:type="dxa"/>
+              <w:left w:w="110" w:type="dxa"/>
+              <w:bottom w:w="70" w:type="dxa"/>
+              <w:right w:w="110" w:type="dxa"/>
+            </w:tcMar>
+          </w:tcPr>
+          <w:p>
+            <w:r>
+              <w:t xml:space="preserve">Drive motor RPM · </w:t>
+            </w:r>
+            <w:proofErr w:type="spellStart"/>
+            <w:r>
+              <w:t>mecanum</w:t>
+            </w:r>
+            <w:proofErr w:type="spellEnd"/>
+            <w:r>
+              <w:t xml:space="preserve"> wheel</w:t>
+            </w:r>
+          </w:p>
+        </w:tc>
+        <w:tc>
+          <w:tcPr>
+            <w:tcW w:w="6720" w:type="dxa"/>
+            <w:tcBorders>
+              <w:top w:val="single" w:sz="4" w:space="0" w:color="C9D2E0"/>
+              <w:left w:val="single" w:sz="4" w:space="0" w:color="C9D2E0"/>
+              <w:bottom w:val="single" w:sz="4" w:space="0" w:color="C9D2E0"/>
+              <w:right w:val="single" w:sz="4" w:space="0" w:color="C9D2E0"/>
+            </w:tcBorders>
+            <w:tcMar>
+              <w:top w:w="70" w:type="dxa"/>
+              <w:left w:w="110" w:type="dxa"/>
+              <w:bottom w:w="70" w:type="dxa"/>
+              <w:right w:w="110" w:type="dxa"/>
+            </w:tcMar>
+          </w:tcPr>
+          <w:p>
+            <w:r>
+              <w:t>From your parts list (e.g. goBILDA 435 RPM, 104 mm wheels).</w:t>
+            </w:r>
+          </w:p>
+        </w:tc>
+      </w:tr>
+      <w:tr>
+        <w:tblPrEx>
+          <w:tblCellMar>
+            <w:top w:w="0" w:type="dxa"/>
+            <w:bottom w:w="0" w:type="dxa"/>
+          </w:tblCellMar>
+        </w:tblPrEx>
+        <w:trPr>
+          <w:cantSplit/>
+        </w:trPr>
+        <w:tc>
+          <w:tcPr>
+            <w:tcW w:w="3000" w:type="dxa"/>
+            <w:tcBorders>
+              <w:top w:val="single" w:sz="4" w:space="0" w:color="C9D2E0"/>
+              <w:left w:val="single" w:sz="4" w:space="0" w:color="C9D2E0"/>
+              <w:bottom w:val="single" w:sz="4" w:space="0" w:color="C9D2E0"/>
+              <w:right w:val="single" w:sz="4" w:space="0" w:color="C9D2E0"/>
+            </w:tcBorders>
+            <w:tcMar>
+              <w:top w:w="70" w:type="dxa"/>
+              <w:left w:w="110" w:type="dxa"/>
+              <w:bottom w:w="70" w:type="dxa"/>
+              <w:right w:w="110" w:type="dxa"/>
+            </w:tcMar>
+          </w:tcPr>
+          <w:p>
+            <w:r>
+              <w:t>Intake camera</w:t>
+            </w:r>
+          </w:p>
+        </w:tc>
+        <w:tc>
+          <w:tcPr>
+            <w:tcW w:w="6720" w:type="dxa"/>
+            <w:tcBorders>
+              <w:top w:val="single" w:sz="4" w:space="0" w:color="C9D2E0"/>
+              <w:left w:val="single" w:sz="4" w:space="0" w:color="C9D2E0"/>
+              <w:bottom w:val="single" w:sz="4" w:space="0" w:color="C9D2E0"/>
+              <w:right w:val="single" w:sz="4" w:space="0" w:color="C9D2E0"/>
+            </w:tcBorders>
+            <w:tcMar>
+              <w:top w:w="70" w:type="dxa"/>
+              <w:left w:w="110" w:type="dxa"/>
+              <w:bottom w:w="70" w:type="dxa"/>
+              <w:right w:w="110" w:type="dxa"/>
+            </w:tcMar>
+          </w:tcPr>
+          <w:p>
+            <w:r>
+              <w:t>Tick it only if a camera on your robot finds game elements and avoids robots.</w:t>
+            </w:r>
+          </w:p>
+        </w:tc>
+      </w:tr>
+      <w:tr>
+        <w:tblPrEx>
+          <w:tblCellMar>
+            <w:top w:w="0" w:type="dxa"/>
+            <w:bottom w:w="0" w:type="dxa"/>
+          </w:tblCellMar>
+        </w:tblPrEx>
+        <w:trPr>
+          <w:cantSplit/>
+        </w:trPr>
+        <w:tc>
+          <w:tcPr>
+            <w:tcW w:w="3000" w:type="dxa"/>
+            <w:tcBorders>
+              <w:top w:val="single" w:sz="4" w:space="0" w:color="C9D2E0"/>
+              <w:left w:val="single" w:sz="4" w:space="0" w:color="C9D2E0"/>
+              <w:bottom w:val="single" w:sz="4" w:space="0" w:color="C9D2E0"/>
+              <w:right w:val="single" w:sz="4" w:space="0" w:color="C9D2E0"/>
+            </w:tcBorders>
+            <w:tcMar>
+              <w:top w:w="70" w:type="dxa"/>
+              <w:left w:w="110" w:type="dxa"/>
+              <w:bottom w:w="70" w:type="dxa"/>
+              <w:right w:w="110" w:type="dxa"/>
+            </w:tcMar>
+          </w:tcPr>
+          <w:p>
+            <w:r>
+              <w:t>4 POLLEN</w:t>
+            </w:r>
+          </w:p>
+        </w:tc>
+        <w:tc>
+          <w:tcPr>
+            <w:tcW w:w="6720" w:type="dxa"/>
+            <w:tcBorders>
+              <w:top w:val="single" w:sz="4" w:space="0" w:color="C9D2E0"/>
+              <w:left w:val="single" w:sz="4" w:space="0" w:color="C9D2E0"/>
+              <w:bottom w:val="single" w:sz="4" w:space="0" w:color="C9D2E0"/>
+              <w:right w:val="single" w:sz="4" w:space="0" w:color="C9D2E0"/>
+            </w:tcBorders>
+            <w:tcMar>
+              <w:top w:w="70" w:type="dxa"/>
+              <w:left w:w="110" w:type="dxa"/>
+              <w:bottom w:w="70" w:type="dxa"/>
+              <w:right w:w="110" w:type="dxa"/>
+            </w:tcMar>
+          </w:tcPr>
+          <w:p>
+            <w:r>
+              <w:t>Where your preloads start: all in the robot, or some on the tiles at your intake.</w:t>
+            </w:r>
+          </w:p>
+        </w:tc>
+      </w:tr>
+      <w:tr>
+        <w:tblPrEx>
+          <w:tblCellMar>
+            <w:top w:w="0" w:type="dxa"/>
+            <w:bottom w:w="0" w:type="dxa"/>
+          </w:tblCellMar>
+        </w:tblPrEx>
+        <w:trPr>
+          <w:cantSplit/>
+        </w:trPr>
+        <w:tc>
+          <w:tcPr>
+            <w:tcW w:w="3000" w:type="dxa"/>
+            <w:tcBorders>
+              <w:top w:val="single" w:sz="4" w:space="0" w:color="C9D2E0"/>
+              <w:left w:val="single" w:sz="4" w:space="0" w:color="C9D2E0"/>
+              <w:bottom w:val="single" w:sz="4" w:space="0" w:color="C9D2E0"/>
+              <w:right w:val="single" w:sz="4" w:space="0" w:color="C9D2E0"/>
+            </w:tcBorders>
+            <w:tcMar>
+              <w:top w:w="70" w:type="dxa"/>
+              <w:left w:w="110" w:type="dxa"/>
+              <w:bottom w:w="70" w:type="dxa"/>
+              <w:right w:w="110" w:type="dxa"/>
+            </w:tcMar>
+          </w:tcPr>
+          <w:p>
+            <w:r>
+              <w:t>Elements it can hold</w:t>
+            </w:r>
+          </w:p>
+        </w:tc>
+        <w:tc>
+          <w:tcPr>
+            <w:tcW w:w="6720" w:type="dxa"/>
+            <w:tcBorders>
+              <w:top w:val="single" w:sz="4" w:space="0" w:color="C9D2E0"/>
+              <w:left w:val="single" w:sz="4" w:space="0" w:color="C9D2E0"/>
+              <w:bottom w:val="single" w:sz="4" w:space="0" w:color="C9D2E0"/>
+              <w:right w:val="single" w:sz="4" w:space="0" w:color="C9D2E0"/>
+            </w:tcBorders>
+            <w:tcMar>
+              <w:top w:w="70" w:type="dxa"/>
+              <w:left w:w="110" w:type="dxa"/>
+              <w:bottom w:w="70" w:type="dxa"/>
+              <w:right w:w="110" w:type="dxa"/>
+            </w:tcMar>
+          </w:tcPr>
+          <w:p>
+            <w:r>
+              <w:t>The most POLLEN + NECTAR your robot holds at once (4 max, G407).</w:t>
+            </w:r>
+          </w:p>
+        </w:tc>
+      </w:tr>
+      <w:tr>
+        <w:tblPrEx>
+          <w:tblCellMar>
+            <w:top w:w="0" w:type="dxa"/>
+            <w:bottom w:w="0" w:type="dxa"/>
+          </w:tblCellMar>
+        </w:tblPrEx>
+        <w:trPr>
+          <w:cantSplit/>
+        </w:trPr>
+        <w:tc>
+          <w:tcPr>
+            <w:tcW w:w="3000" w:type="dxa"/>
+            <w:tcBorders>
+              <w:top w:val="single" w:sz="4" w:space="0" w:color="C9D2E0"/>
+              <w:left w:val="single" w:sz="4" w:space="0" w:color="C9D2E0"/>
+              <w:bottom w:val="single" w:sz="4" w:space="0" w:color="C9D2E0"/>
+              <w:right w:val="single" w:sz="4" w:space="0" w:color="C9D2E0"/>
+            </w:tcBorders>
+            <w:tcMar>
+              <w:top w:w="70" w:type="dxa"/>
+              <w:left w:w="110" w:type="dxa"/>
+              <w:bottom w:w="70" w:type="dxa"/>
+              <w:right w:w="110" w:type="dxa"/>
+            </w:tcMar>
+          </w:tcPr>
+          <w:p>
+            <w:r>
+              <w:t>Real-world drive efficiency</w:t>
+            </w:r>
+          </w:p>
+        </w:tc>
+        <w:tc>
+          <w:tcPr>
+            <w:tcW w:w="6720" w:type="dxa"/>
+            <w:tcBorders>
+              <w:top w:val="single" w:sz="4" w:space="0" w:color="C9D2E0"/>
+              <w:left w:val="single" w:sz="4" w:space="0" w:color="C9D2E0"/>
+              <w:bottom w:val="single" w:sz="4" w:space="0" w:color="C9D2E0"/>
+              <w:right w:val="single" w:sz="4" w:space="0" w:color="C9D2E0"/>
+            </w:tcBorders>
+            <w:tcMar>
+              <w:top w:w="70" w:type="dxa"/>
+              <w:left w:w="110" w:type="dxa"/>
+              <w:bottom w:w="70" w:type="dxa"/>
+              <w:right w:w="110" w:type="dxa"/>
+            </w:tcMar>
+          </w:tcPr>
+          <w:p>
+            <w:r>
+              <w:t>Drive full power for 4 tiles (96 in.) and time the middle 2 tiles (48 in.): your speed is 48 ÷ seconds. Your speed ÷ (RPM ÷ 60 × 3.14 × wheel diameter in inches) = efficiency (about 0.8).</w:t>
+            </w:r>
+          </w:p>
+        </w:tc>
+      </w:tr>
+      <w:tr>
+        <w:tblPrEx>
+          <w:tblCellMar>
+            <w:top w:w="0" w:type="dxa"/>
+            <w:bottom w:w="0" w:type="dxa"/>
+          </w:tblCellMar>
+        </w:tblPrEx>
+        <w:trPr>
+          <w:cantSplit/>
+        </w:trPr>
+        <w:tc>
+          <w:tcPr>
+            <w:tcW w:w="3000" w:type="dxa"/>
+            <w:tcBorders>
+              <w:top w:val="single" w:sz="4" w:space="0" w:color="C9D2E0"/>
+              <w:left w:val="single" w:sz="4" w:space="0" w:color="C9D2E0"/>
+              <w:bottom w:val="single" w:sz="4" w:space="0" w:color="C9D2E0"/>
+              <w:right w:val="single" w:sz="4" w:space="0" w:color="C9D2E0"/>
+            </w:tcBorders>
+            <w:tcMar>
+              <w:top w:w="70" w:type="dxa"/>
+              <w:left w:w="110" w:type="dxa"/>
+              <w:bottom w:w="70" w:type="dxa"/>
+              <w:right w:w="110" w:type="dxa"/>
+            </w:tcMar>
+          </w:tcPr>
+          <w:p>
+            <w:r>
+              <w:t>Acceleration (in./s²)</w:t>
+            </w:r>
+          </w:p>
+        </w:tc>
+        <w:tc>
+          <w:tcPr>
+            <w:tcW w:w="6720" w:type="dxa"/>
+            <w:tcBorders>
+              <w:top w:val="single" w:sz="4" w:space="0" w:color="C9D2E0"/>
+              <w:left w:val="single" w:sz="4" w:space="0" w:color="C9D2E0"/>
+              <w:bottom w:val="single" w:sz="4" w:space="0" w:color="C9D2E0"/>
+              <w:right w:val="single" w:sz="4" w:space="0" w:color="C9D2E0"/>
+            </w:tcBorders>
+            <w:tcMar>
+              <w:top w:w="70" w:type="dxa"/>
+              <w:left w:w="110" w:type="dxa"/>
+              <w:bottom w:w="70" w:type="dxa"/>
+              <w:right w:w="110" w:type="dxa"/>
+            </w:tcMar>
+          </w:tcPr>
+          <w:p>
+            <w:r>
+              <w:t>Your top speed ÷ the seconds it takes to reach it from a stop.</w:t>
+            </w:r>
+          </w:p>
+        </w:tc>
+      </w:tr>
+      <w:tr>
+        <w:tblPrEx>
+          <w:tblCellMar>
+            <w:top w:w="0" w:type="dxa"/>
+            <w:bottom w:w="0" w:type="dxa"/>
+          </w:tblCellMar>
+        </w:tblPrEx>
+        <w:trPr>
+          <w:cantSplit/>
+        </w:trPr>
+        <w:tc>
+          <w:tcPr>
+            <w:tcW w:w="3000" w:type="dxa"/>
+            <w:tcBorders>
+              <w:top w:val="single" w:sz="4" w:space="0" w:color="C9D2E0"/>
+              <w:left w:val="single" w:sz="4" w:space="0" w:color="C9D2E0"/>
+              <w:bottom w:val="single" w:sz="4" w:space="0" w:color="C9D2E0"/>
+              <w:right w:val="single" w:sz="4" w:space="0" w:color="C9D2E0"/>
+            </w:tcBorders>
+            <w:tcMar>
+              <w:top w:w="70" w:type="dxa"/>
+              <w:left w:w="110" w:type="dxa"/>
+              <w:bottom w:w="70" w:type="dxa"/>
+              <w:right w:w="110" w:type="dxa"/>
+            </w:tcMar>
+          </w:tcPr>
+          <w:p>
+            <w:r>
+              <w:t>Turn rate (°/s)</w:t>
+            </w:r>
+          </w:p>
+        </w:tc>
+        <w:tc>
+          <w:tcPr>
+            <w:tcW w:w="6720" w:type="dxa"/>
+            <w:tcBorders>
+              <w:top w:val="single" w:sz="4" w:space="0" w:color="C9D2E0"/>
+              <w:left w:val="single" w:sz="4" w:space="0" w:color="C9D2E0"/>
+              <w:bottom w:val="single" w:sz="4" w:space="0" w:color="C9D2E0"/>
+              <w:right w:val="single" w:sz="4" w:space="0" w:color="C9D2E0"/>
+            </w:tcBorders>
+            <w:tcMar>
+              <w:top w:w="70" w:type="dxa"/>
+              <w:left w:w="110" w:type="dxa"/>
+              <w:bottom w:w="70" w:type="dxa"/>
+              <w:right w:w="110" w:type="dxa"/>
+            </w:tcMar>
+          </w:tcPr>
+          <w:p>
+            <w:r>
+              <w:t>Spin in place at full power for 3 turns: 1080 ÷ seconds.</w:t>
+            </w:r>
+          </w:p>
+        </w:tc>
+      </w:tr>
+      <w:tr>
+        <w:tblPrEx>
+          <w:tblCellMar>
+            <w:top w:w="0" w:type="dxa"/>
+            <w:bottom w:w="0" w:type="dxa"/>
+          </w:tblCellMar>
+        </w:tblPrEx>
+        <w:trPr>
+          <w:cantSplit/>
+        </w:trPr>
+        <w:tc>
+          <w:tcPr>
+            <w:tcW w:w="3000" w:type="dxa"/>
+            <w:tcBorders>
+              <w:top w:val="single" w:sz="4" w:space="0" w:color="C9D2E0"/>
+              <w:left w:val="single" w:sz="4" w:space="0" w:color="C9D2E0"/>
+              <w:bottom w:val="single" w:sz="4" w:space="0" w:color="C9D2E0"/>
+              <w:right w:val="single" w:sz="4" w:space="0" w:color="C9D2E0"/>
+            </w:tcBorders>
+            <w:tcMar>
+              <w:top w:w="70" w:type="dxa"/>
+              <w:left w:w="110" w:type="dxa"/>
+              <w:bottom w:w="70" w:type="dxa"/>
+              <w:right w:w="110" w:type="dxa"/>
+            </w:tcMar>
+          </w:tcPr>
+          <w:p>
+            <w:r>
+              <w:t>Drive power without an intake camera</w:t>
+            </w:r>
+          </w:p>
+        </w:tc>
+        <w:tc>
+          <w:tcPr>
+            <w:tcW w:w="6720" w:type="dxa"/>
+            <w:tcBorders>
+              <w:top w:val="single" w:sz="4" w:space="0" w:color="C9D2E0"/>
+              <w:left w:val="single" w:sz="4" w:space="0" w:color="C9D2E0"/>
+              <w:bottom w:val="single" w:sz="4" w:space="0" w:color="C9D2E0"/>
+              <w:right w:val="single" w:sz="4" w:space="0" w:color="C9D2E0"/>
+            </w:tcBorders>
+            <w:tcMar>
+              <w:top w:w="70" w:type="dxa"/>
+              <w:left w:w="110" w:type="dxa"/>
+              <w:bottom w:w="70" w:type="dxa"/>
+              <w:right w:w="110" w:type="dxa"/>
+            </w:tcMar>
+          </w:tcPr>
+          <w:p>
+            <w:r>
+              <w:t>The highest power your auto drives at (e.g. 0.7 if your Pedro max power is 0.7).</w:t>
+            </w:r>
+          </w:p>
+        </w:tc>
+      </w:tr>
+      <w:tr>
+        <w:tblPrEx>
+          <w:tblCellMar>
+            <w:top w:w="0" w:type="dxa"/>
+            <w:bottom w:w="0" w:type="dxa"/>
+          </w:tblCellMar>
+        </w:tblPrEx>
+        <w:trPr>
+          <w:cantSplit/>
+        </w:trPr>
+        <w:tc>
+          <w:tcPr>
+            <w:tcW w:w="3000" w:type="dxa"/>
+            <w:tcBorders>
+              <w:top w:val="single" w:sz="4" w:space="0" w:color="C9D2E0"/>
+              <w:left w:val="single" w:sz="4" w:space="0" w:color="C9D2E0"/>
+              <w:bottom w:val="single" w:sz="4" w:space="0" w:color="C9D2E0"/>
+              <w:right w:val="single" w:sz="4" w:space="0" w:color="C9D2E0"/>
+            </w:tcBorders>
+            <w:tcMar>
+              <w:top w:w="70" w:type="dxa"/>
+              <w:left w:w="110" w:type="dxa"/>
+              <w:bottom w:w="70" w:type="dxa"/>
+              <w:right w:w="110" w:type="dxa"/>
+            </w:tcMar>
+          </w:tcPr>
+          <w:p>
+            <w:r>
+              <w:t>Servo speed under load</w:t>
+            </w:r>
+          </w:p>
+        </w:tc>
+        <w:tc>
+          <w:tcPr>
+            <w:tcW w:w="6720" w:type="dxa"/>
+            <w:tcBorders>
+              <w:top w:val="single" w:sz="4" w:space="0" w:color="C9D2E0"/>
+              <w:left w:val="single" w:sz="4" w:space="0" w:color="C9D2E0"/>
+              <w:bottom w:val="single" w:sz="4" w:space="0" w:color="C9D2E0"/>
+              <w:right w:val="single" w:sz="4" w:space="0" w:color="C9D2E0"/>
+            </w:tcBorders>
+            <w:tcMar>
+              <w:top w:w="70" w:type="dxa"/>
+              <w:left w:w="110" w:type="dxa"/>
+              <w:bottom w:w="70" w:type="dxa"/>
+              <w:right w:w="110" w:type="dxa"/>
+            </w:tcMar>
+          </w:tcPr>
+          <w:p>
+            <w:r>
+              <w:t>Time a servo moving your mechanism, then divide the maker’s rated time by yours (about 0.85).</w:t>
+            </w:r>
+          </w:p>
+        </w:tc>
+      </w:tr>
+    </w:tbl>
+    <w:p>
+      <w:pPr>
+        <w:pStyle w:val="Heading2"/>
+        <w:keepNext/>
+        <w:keepLines/>
+        <w:spacing w:before="220"/>
+      </w:pPr>
+      <w:r>
+        <w:lastRenderedPageBreak/>
+        <w:t>Flywheel shooter · Shooting position</w:t>
+      </w:r>
+    </w:p>
+    <w:tbl>
+      <w:tblPr>
+        <w:tblW w:w="9720" w:type="dxa"/>
+        <w:tblBorders>
+          <w:top w:val="single" w:sz="4" w:space="0" w:color="auto"/>
+          <w:left w:val="single" w:sz="4" w:space="0" w:color="auto"/>
+          <w:bottom w:val="single" w:sz="4" w:space="0" w:color="auto"/>
+          <w:right w:val="single" w:sz="4" w:space="0" w:color="auto"/>
+          <w:insideH w:val="single" w:sz="4" w:space="0" w:color="auto"/>
+          <w:insideV w:val="single" w:sz="4" w:space="0" w:color="auto"/>
+        </w:tblBorders>
+        <w:tblCellMar>
+          <w:left w:w="10" w:type="dxa"/>
+          <w:right w:w="10" w:type="dxa"/>
+        </w:tblCellMar>
+        <w:tblLook w:val="04A0" w:firstRow="1" w:lastRow="0" w:firstColumn="1" w:lastColumn="0" w:noHBand="0" w:noVBand="1"/>
+      </w:tblPr>
+      <w:tblGrid>
+        <w:gridCol w:w="3000"/>
+        <w:gridCol w:w="6720"/>
+      </w:tblGrid>
+      <w:tr>
+        <w:tblPrEx>
+          <w:tblCellMar>
+            <w:top w:w="0" w:type="dxa"/>
+            <w:bottom w:w="0" w:type="dxa"/>
+          </w:tblCellMar>
+        </w:tblPrEx>
+        <w:trPr>
+          <w:cantSplit/>
+          <w:tblHeader/>
+        </w:trPr>
+        <w:tc>
+          <w:tcPr>
+            <w:tcW w:w="3000" w:type="dxa"/>
+            <w:tcBorders>
+              <w:top w:val="single" w:sz="4" w:space="0" w:color="C9D2E0"/>
+              <w:left w:val="single" w:sz="4" w:space="0" w:color="C9D2E0"/>
+              <w:bottom w:val="single" w:sz="4" w:space="0" w:color="C9D2E0"/>
+              <w:right w:val="single" w:sz="4" w:space="0" w:color="C9D2E0"/>
+            </w:tcBorders>
+            <w:shd w:val="clear" w:color="auto" w:fill="E8EEF7"/>
+            <w:tcMar>
+              <w:top w:w="70" w:type="dxa"/>
+              <w:left w:w="110" w:type="dxa"/>
+              <w:bottom w:w="70" w:type="dxa"/>
+              <w:right w:w="110" w:type="dxa"/>
+            </w:tcMar>
+          </w:tcPr>
+          <w:p>
+            <w:pPr>
+              <w:keepNext/>
+            </w:pPr>
+            <w:r>
+              <w:rPr>
+                <w:b/>
+                <w:bCs/>
+              </w:rPr>
+              <w:t>Setting</w:t>
+            </w:r>
+          </w:p>
+        </w:tc>
+        <w:tc>
+          <w:tcPr>
+            <w:tcW w:w="6720" w:type="dxa"/>
+            <w:tcBorders>
+              <w:top w:val="single" w:sz="4" w:space="0" w:color="C9D2E0"/>
+              <w:left w:val="single" w:sz="4" w:space="0" w:color="C9D2E0"/>
+              <w:bottom w:val="single" w:sz="4" w:space="0" w:color="C9D2E0"/>
+              <w:right w:val="single" w:sz="4" w:space="0" w:color="C9D2E0"/>
+            </w:tcBorders>
+            <w:shd w:val="clear" w:color="auto" w:fill="E8EEF7"/>
+            <w:tcMar>
+              <w:top w:w="70" w:type="dxa"/>
+              <w:left w:w="110" w:type="dxa"/>
+              <w:bottom w:w="70" w:type="dxa"/>
+              <w:right w:w="110" w:type="dxa"/>
+            </w:tcMar>
+          </w:tcPr>
+          <w:p>
+            <w:pPr>
+              <w:keepNext/>
+            </w:pPr>
+            <w:r>
+              <w:rPr>
+                <w:b/>
+                <w:bCs/>
+              </w:rPr>
+              <w:t>How to measure it</w:t>
+            </w:r>
+          </w:p>
+        </w:tc>
+      </w:tr>
+      <w:tr>
+        <w:tblPrEx>
+          <w:tblCellMar>
+            <w:top w:w="0" w:type="dxa"/>
+            <w:bottom w:w="0" w:type="dxa"/>
+          </w:tblCellMar>
+        </w:tblPrEx>
+        <w:trPr>
+          <w:cantSplit/>
+        </w:trPr>
+        <w:tc>
+          <w:tcPr>
+            <w:tcW w:w="3000" w:type="dxa"/>
+            <w:tcBorders>
+              <w:top w:val="single" w:sz="4" w:space="0" w:color="C9D2E0"/>
+              <w:left w:val="single" w:sz="4" w:space="0" w:color="C9D2E0"/>
+              <w:bottom w:val="single" w:sz="4" w:space="0" w:color="C9D2E0"/>
+              <w:right w:val="single" w:sz="4" w:space="0" w:color="C9D2E0"/>
+            </w:tcBorders>
+            <w:tcMar>
+              <w:top w:w="70" w:type="dxa"/>
+              <w:left w:w="110" w:type="dxa"/>
+              <w:bottom w:w="70" w:type="dxa"/>
+              <w:right w:w="110" w:type="dxa"/>
+            </w:tcMar>
+          </w:tcPr>
+          <w:p>
+            <w:pPr>
+              <w:keepNext/>
+            </w:pPr>
+            <w:r>
+              <w:t>Shooter · turret rotation</w:t>
+            </w:r>
+          </w:p>
+        </w:tc>
+        <w:tc>
+          <w:tcPr>
+            <w:tcW w:w="6720" w:type="dxa"/>
+            <w:tcBorders>
+              <w:top w:val="single" w:sz="4" w:space="0" w:color="C9D2E0"/>
+              <w:left w:val="single" w:sz="4" w:space="0" w:color="C9D2E0"/>
+              <w:bottom w:val="single" w:sz="4" w:space="0" w:color="C9D2E0"/>
+              <w:right w:val="single" w:sz="4" w:space="0" w:color="C9D2E0"/>
+            </w:tcBorders>
+            <w:tcMar>
+              <w:top w:w="70" w:type="dxa"/>
+              <w:left w:w="110" w:type="dxa"/>
+              <w:bottom w:w="70" w:type="dxa"/>
+              <w:right w:w="110" w:type="dxa"/>
+            </w:tcMar>
+          </w:tcPr>
+          <w:p>
+            <w:pPr>
+              <w:keepNext/>
+            </w:pPr>
+            <w:r>
+              <w:t>Turret, or fixed on the intake side or opposite. For a turret, how many degrees it can turn end to end.</w:t>
+            </w:r>
+          </w:p>
+        </w:tc>
+      </w:tr>
+      <w:tr>
+        <w:tblPrEx>
+          <w:tblCellMar>
+            <w:top w:w="0" w:type="dxa"/>
+            <w:bottom w:w="0" w:type="dxa"/>
+          </w:tblCellMar>
+        </w:tblPrEx>
+        <w:trPr>
+          <w:cantSplit/>
+        </w:trPr>
+        <w:tc>
+          <w:tcPr>
+            <w:tcW w:w="3000" w:type="dxa"/>
+            <w:tcBorders>
+              <w:top w:val="single" w:sz="4" w:space="0" w:color="C9D2E0"/>
+              <w:left w:val="single" w:sz="4" w:space="0" w:color="C9D2E0"/>
+              <w:bottom w:val="single" w:sz="4" w:space="0" w:color="C9D2E0"/>
+              <w:right w:val="single" w:sz="4" w:space="0" w:color="C9D2E0"/>
+            </w:tcBorders>
+            <w:tcMar>
+              <w:top w:w="70" w:type="dxa"/>
+              <w:left w:w="110" w:type="dxa"/>
+              <w:bottom w:w="70" w:type="dxa"/>
+              <w:right w:w="110" w:type="dxa"/>
+            </w:tcMar>
+          </w:tcPr>
+          <w:p>
+            <w:r>
+              <w:t>Flywheel RPM (max)</w:t>
+            </w:r>
+          </w:p>
+        </w:tc>
+        <w:tc>
+          <w:tcPr>
+            <w:tcW w:w="6720" w:type="dxa"/>
+            <w:tcBorders>
+              <w:top w:val="single" w:sz="4" w:space="0" w:color="C9D2E0"/>
+              <w:left w:val="single" w:sz="4" w:space="0" w:color="C9D2E0"/>
+              <w:bottom w:val="single" w:sz="4" w:space="0" w:color="C9D2E0"/>
+              <w:right w:val="single" w:sz="4" w:space="0" w:color="C9D2E0"/>
+            </w:tcBorders>
+            <w:tcMar>
+              <w:top w:w="70" w:type="dxa"/>
+              <w:left w:w="110" w:type="dxa"/>
+              <w:bottom w:w="70" w:type="dxa"/>
+              <w:right w:w="110" w:type="dxa"/>
+            </w:tcMar>
+          </w:tcPr>
+          <w:p>
+            <w:r>
+              <w:t>Motor RPM × gear ratio to the flywheel (or the top velocity your code sets).</w:t>
+            </w:r>
+          </w:p>
+        </w:tc>
+      </w:tr>
+      <w:tr>
+        <w:tblPrEx>
+          <w:tblCellMar>
+            <w:top w:w="0" w:type="dxa"/>
+            <w:bottom w:w="0" w:type="dxa"/>
+          </w:tblCellMar>
+        </w:tblPrEx>
+        <w:trPr>
+          <w:cantSplit/>
+        </w:trPr>
+        <w:tc>
+          <w:tcPr>
+            <w:tcW w:w="3000" w:type="dxa"/>
+            <w:tcBorders>
+              <w:top w:val="single" w:sz="4" w:space="0" w:color="C9D2E0"/>
+              <w:left w:val="single" w:sz="4" w:space="0" w:color="C9D2E0"/>
+              <w:bottom w:val="single" w:sz="4" w:space="0" w:color="C9D2E0"/>
+              <w:right w:val="single" w:sz="4" w:space="0" w:color="C9D2E0"/>
+            </w:tcBorders>
+            <w:tcMar>
+              <w:top w:w="70" w:type="dxa"/>
+              <w:left w:w="110" w:type="dxa"/>
+              <w:bottom w:w="70" w:type="dxa"/>
+              <w:right w:w="110" w:type="dxa"/>
+            </w:tcMar>
+          </w:tcPr>
+          <w:p>
+            <w:r>
+              <w:t>Launch angle</w:t>
+            </w:r>
+          </w:p>
+        </w:tc>
+        <w:tc>
+          <w:tcPr>
+            <w:tcW w:w="6720" w:type="dxa"/>
+            <w:tcBorders>
+              <w:top w:val="single" w:sz="4" w:space="0" w:color="C9D2E0"/>
+              <w:left w:val="single" w:sz="4" w:space="0" w:color="C9D2E0"/>
+              <w:bottom w:val="single" w:sz="4" w:space="0" w:color="C9D2E0"/>
+              <w:right w:val="single" w:sz="4" w:space="0" w:color="C9D2E0"/>
+            </w:tcBorders>
+            <w:tcMar>
+              <w:top w:w="70" w:type="dxa"/>
+              <w:left w:w="110" w:type="dxa"/>
+              <w:bottom w:w="70" w:type="dxa"/>
+              <w:right w:w="110" w:type="dxa"/>
+            </w:tcMar>
+          </w:tcPr>
+          <w:p>
+            <w:r>
+              <w:t>Angle the ball leaves at, from level – put the phone level on your hood.</w:t>
+            </w:r>
+          </w:p>
+        </w:tc>
+      </w:tr>
+      <w:tr>
+        <w:tblPrEx>
+          <w:tblCellMar>
+            <w:top w:w="0" w:type="dxa"/>
+            <w:bottom w:w="0" w:type="dxa"/>
+          </w:tblCellMar>
+        </w:tblPrEx>
+        <w:trPr>
+          <w:cantSplit/>
+        </w:trPr>
+        <w:tc>
+          <w:tcPr>
+            <w:tcW w:w="3000" w:type="dxa"/>
+            <w:tcBorders>
+              <w:top w:val="single" w:sz="4" w:space="0" w:color="C9D2E0"/>
+              <w:left w:val="single" w:sz="4" w:space="0" w:color="C9D2E0"/>
+              <w:bottom w:val="single" w:sz="4" w:space="0" w:color="C9D2E0"/>
+              <w:right w:val="single" w:sz="4" w:space="0" w:color="C9D2E0"/>
+            </w:tcBorders>
+            <w:tcMar>
+              <w:top w:w="70" w:type="dxa"/>
+              <w:left w:w="110" w:type="dxa"/>
+              <w:bottom w:w="70" w:type="dxa"/>
+              <w:right w:w="110" w:type="dxa"/>
+            </w:tcMar>
+          </w:tcPr>
+          <w:p>
+            <w:r>
+              <w:t>Adjusts its speed for distance</w:t>
+            </w:r>
+          </w:p>
+        </w:tc>
+        <w:tc>
+          <w:tcPr>
+            <w:tcW w:w="6720" w:type="dxa"/>
+            <w:tcBorders>
+              <w:top w:val="single" w:sz="4" w:space="0" w:color="C9D2E0"/>
+              <w:left w:val="single" w:sz="4" w:space="0" w:color="C9D2E0"/>
+              <w:bottom w:val="single" w:sz="4" w:space="0" w:color="C9D2E0"/>
+              <w:right w:val="single" w:sz="4" w:space="0" w:color="C9D2E0"/>
+            </w:tcBorders>
+            <w:tcMar>
+              <w:top w:w="70" w:type="dxa"/>
+              <w:left w:w="110" w:type="dxa"/>
+              <w:bottom w:w="70" w:type="dxa"/>
+              <w:right w:w="110" w:type="dxa"/>
+            </w:tcMar>
+          </w:tcPr>
+          <w:p>
+            <w:r>
+              <w:t>Tick it if your code changes the flywheel speed with distance (a lookup table or formula).</w:t>
+            </w:r>
+          </w:p>
+        </w:tc>
+      </w:tr>
+      <w:tr>
+        <w:tblPrEx>
+          <w:tblCellMar>
+            <w:top w:w="0" w:type="dxa"/>
+            <w:bottom w:w="0" w:type="dxa"/>
+          </w:tblCellMar>
+        </w:tblPrEx>
+        <w:trPr>
+          <w:cantSplit/>
+        </w:trPr>
+        <w:tc>
+          <w:tcPr>
+            <w:tcW w:w="3000" w:type="dxa"/>
+            <w:tcBorders>
+              <w:top w:val="single" w:sz="4" w:space="0" w:color="C9D2E0"/>
+              <w:left w:val="single" w:sz="4" w:space="0" w:color="C9D2E0"/>
+              <w:bottom w:val="single" w:sz="4" w:space="0" w:color="C9D2E0"/>
+              <w:right w:val="single" w:sz="4" w:space="0" w:color="C9D2E0"/>
+            </w:tcBorders>
+            <w:tcMar>
+              <w:top w:w="70" w:type="dxa"/>
+              <w:left w:w="110" w:type="dxa"/>
+              <w:bottom w:w="70" w:type="dxa"/>
+              <w:right w:w="110" w:type="dxa"/>
+            </w:tcMar>
+          </w:tcPr>
+          <w:p>
+            <w:r>
+              <w:t>Accuracy (0–1)</w:t>
+            </w:r>
+          </w:p>
+        </w:tc>
+        <w:tc>
+          <w:tcPr>
+            <w:tcW w:w="6720" w:type="dxa"/>
+            <w:tcBorders>
+              <w:top w:val="single" w:sz="4" w:space="0" w:color="C9D2E0"/>
+              <w:left w:val="single" w:sz="4" w:space="0" w:color="C9D2E0"/>
+              <w:bottom w:val="single" w:sz="4" w:space="0" w:color="C9D2E0"/>
+              <w:right w:val="single" w:sz="4" w:space="0" w:color="C9D2E0"/>
+            </w:tcBorders>
+            <w:tcMar>
+              <w:top w:w="70" w:type="dxa"/>
+              <w:left w:w="110" w:type="dxa"/>
+              <w:bottom w:w="70" w:type="dxa"/>
+              <w:right w:w="110" w:type="dxa"/>
+            </w:tcMar>
+          </w:tcPr>
+          <w:p>
+            <w:r>
+              <w:t>Shoot 20 from your usual spot: accuracy = baskets ÷ 20.</w:t>
+            </w:r>
+          </w:p>
+        </w:tc>
+      </w:tr>
+      <w:tr>
+        <w:tblPrEx>
+          <w:tblCellMar>
+            <w:top w:w="0" w:type="dxa"/>
+            <w:bottom w:w="0" w:type="dxa"/>
+          </w:tblCellMar>
+        </w:tblPrEx>
+        <w:trPr>
+          <w:cantSplit/>
+        </w:trPr>
+        <w:tc>
+          <w:tcPr>
+            <w:tcW w:w="3000" w:type="dxa"/>
+            <w:tcBorders>
+              <w:top w:val="single" w:sz="4" w:space="0" w:color="C9D2E0"/>
+              <w:left w:val="single" w:sz="4" w:space="0" w:color="C9D2E0"/>
+              <w:bottom w:val="single" w:sz="4" w:space="0" w:color="C9D2E0"/>
+              <w:right w:val="single" w:sz="4" w:space="0" w:color="C9D2E0"/>
+            </w:tcBorders>
+            <w:tcMar>
+              <w:top w:w="70" w:type="dxa"/>
+              <w:left w:w="110" w:type="dxa"/>
+              <w:bottom w:w="70" w:type="dxa"/>
+              <w:right w:w="110" w:type="dxa"/>
+            </w:tcMar>
+          </w:tcPr>
+          <w:p>
+            <w:r>
+              <w:t>Flywheel wheel diameter (mm)</w:t>
+            </w:r>
+          </w:p>
+        </w:tc>
+        <w:tc>
+          <w:tcPr>
+            <w:tcW w:w="6720" w:type="dxa"/>
+            <w:tcBorders>
+              <w:top w:val="single" w:sz="4" w:space="0" w:color="C9D2E0"/>
+              <w:left w:val="single" w:sz="4" w:space="0" w:color="C9D2E0"/>
+              <w:bottom w:val="single" w:sz="4" w:space="0" w:color="C9D2E0"/>
+              <w:right w:val="single" w:sz="4" w:space="0" w:color="C9D2E0"/>
+            </w:tcBorders>
+            <w:tcMar>
+              <w:top w:w="70" w:type="dxa"/>
+              <w:left w:w="110" w:type="dxa"/>
+              <w:bottom w:w="70" w:type="dxa"/>
+              <w:right w:w="110" w:type="dxa"/>
+            </w:tcMar>
+          </w:tcPr>
+          <w:p>
+            <w:r>
+              <w:t>Measure the wheel the ball touches.</w:t>
+            </w:r>
+          </w:p>
+        </w:tc>
+      </w:tr>
+      <w:tr>
+        <w:tblPrEx>
+          <w:tblCellMar>
+            <w:top w:w="0" w:type="dxa"/>
+            <w:bottom w:w="0" w:type="dxa"/>
+          </w:tblCellMar>
+        </w:tblPrEx>
+        <w:trPr>
+          <w:cantSplit/>
+        </w:trPr>
+        <w:tc>
+          <w:tcPr>
+            <w:tcW w:w="3000" w:type="dxa"/>
+            <w:tcBorders>
+              <w:top w:val="single" w:sz="4" w:space="0" w:color="C9D2E0"/>
+              <w:left w:val="single" w:sz="4" w:space="0" w:color="C9D2E0"/>
+              <w:bottom w:val="single" w:sz="4" w:space="0" w:color="C9D2E0"/>
+              <w:right w:val="single" w:sz="4" w:space="0" w:color="C9D2E0"/>
+            </w:tcBorders>
+            <w:tcMar>
+              <w:top w:w="70" w:type="dxa"/>
+              <w:left w:w="110" w:type="dxa"/>
+              <w:bottom w:w="70" w:type="dxa"/>
+              <w:right w:w="110" w:type="dxa"/>
+            </w:tcMar>
+          </w:tcPr>
+          <w:p>
+            <w:r>
+              <w:t>Ball speed ÷ rim speed</w:t>
+            </w:r>
+          </w:p>
+        </w:tc>
+        <w:tc>
+          <w:tcPr>
+            <w:tcW w:w="6720" w:type="dxa"/>
+            <w:tcBorders>
+              <w:top w:val="single" w:sz="4" w:space="0" w:color="C9D2E0"/>
+              <w:left w:val="single" w:sz="4" w:space="0" w:color="C9D2E0"/>
+              <w:bottom w:val="single" w:sz="4" w:space="0" w:color="C9D2E0"/>
+              <w:right w:val="single" w:sz="4" w:space="0" w:color="C9D2E0"/>
+            </w:tcBorders>
+            <w:tcMar>
+              <w:top w:w="70" w:type="dxa"/>
+              <w:left w:w="110" w:type="dxa"/>
+              <w:bottom w:w="70" w:type="dxa"/>
+              <w:right w:w="110" w:type="dxa"/>
+            </w:tcMar>
+          </w:tcPr>
+          <w:p>
+            <w:r>
+              <w:t>Leave at 0.45 unless your shots land short (raise it) or long (lower it) compared with your real robot at the same RPM.</w:t>
+            </w:r>
+          </w:p>
+        </w:tc>
+      </w:tr>
+      <w:tr>
+        <w:tblPrEx>
+          <w:tblCellMar>
+            <w:top w:w="0" w:type="dxa"/>
+            <w:bottom w:w="0" w:type="dxa"/>
+          </w:tblCellMar>
+        </w:tblPrEx>
+        <w:trPr>
+          <w:cantSplit/>
+        </w:trPr>
+        <w:tc>
+          <w:tcPr>
+            <w:tcW w:w="3000" w:type="dxa"/>
+            <w:tcBorders>
+              <w:top w:val="single" w:sz="4" w:space="0" w:color="C9D2E0"/>
+              <w:left w:val="single" w:sz="4" w:space="0" w:color="C9D2E0"/>
+              <w:bottom w:val="single" w:sz="4" w:space="0" w:color="C9D2E0"/>
+              <w:right w:val="single" w:sz="4" w:space="0" w:color="C9D2E0"/>
+            </w:tcBorders>
+            <w:tcMar>
+              <w:top w:w="70" w:type="dxa"/>
+              <w:left w:w="110" w:type="dxa"/>
+              <w:bottom w:w="70" w:type="dxa"/>
+              <w:right w:w="110" w:type="dxa"/>
+            </w:tcMar>
+          </w:tcPr>
+          <w:p>
+            <w:r>
+              <w:t>Closest shot · shooting zone</w:t>
+            </w:r>
+          </w:p>
+        </w:tc>
+        <w:tc>
+          <w:tcPr>
+            <w:tcW w:w="6720" w:type="dxa"/>
+            <w:tcBorders>
+              <w:top w:val="single" w:sz="4" w:space="0" w:color="C9D2E0"/>
+              <w:left w:val="single" w:sz="4" w:space="0" w:color="C9D2E0"/>
+              <w:bottom w:val="single" w:sz="4" w:space="0" w:color="C9D2E0"/>
+              <w:right w:val="single" w:sz="4" w:space="0" w:color="C9D2E0"/>
+            </w:tcBorders>
+            <w:tcMar>
+              <w:top w:w="70" w:type="dxa"/>
+              <w:left w:w="110" w:type="dxa"/>
+              <w:bottom w:w="70" w:type="dxa"/>
+              <w:right w:w="110" w:type="dxa"/>
+            </w:tcMar>
+          </w:tcPr>
+          <w:p>
+            <w:r>
+              <w:t>Closest shot: how near the hive your robot can still score. Leave the cone and zone at the BIOBUZZ values.</w:t>
+            </w:r>
+          </w:p>
+        </w:tc>
+      </w:tr>
+    </w:tbl>
+    <w:p>
+      <w:pPr>
+        <w:pStyle w:val="Heading2"/>
+        <w:keepNext/>
+        <w:keepLines/>
+        <w:spacing w:before="220"/>
+      </w:pPr>
+      <w:r>
+        <w:t>Servos · Error</w:t>
       </w:r>
     </w:p>
     <w:p>
@@ -628,30 +2744,18 @@
           <w:b/>
           <w:bCs/>
         </w:rPr>
-        <w:t>Connect the controllers:</w:t>
-      </w:r>
-      <w:r>
-        <w:t xml:space="preserve"> plug each PS5 controller in with USB-C (or Bluetooth), then </w:t>
-      </w:r>
-      <w:r>
-        <w:rPr>
-          <w:b/>
-          <w:bCs/>
-        </w:rPr>
-        <w:t>press a button on it</w:t>
-      </w:r>
-      <w:r>
-        <w:t xml:space="preserve"> – browsers only see a controller after that. For more than 4 controllers use </w:t>
-      </w:r>
-      <w:r>
-        <w:rPr>
-          <w:b/>
-          <w:bCs/>
-        </w:rPr>
-        <w:t>Firefox</w:t>
-      </w:r>
-      <w:r>
-        <w:t xml:space="preserve"> (Chrome and Edge stop at 4).</w:t>
+        <w:t>Servos:</w:t>
+      </w:r>
+      <w:r>
+        <w:t xml:space="preserve"> each servo your code uses </w:t>
+      </w:r>
+      <w:proofErr w:type="gramStart"/>
+      <w:r>
+        <w:t>is</w:t>
+      </w:r>
+      <w:proofErr w:type="gramEnd"/>
+      <w:r>
+        <w:t xml:space="preserve"> listed. Pick its model, the mode you programmed it to (standard or continuous) and its job (flower bar, intake, kicker, gate). The simulator then times them like your real servos.</w:t>
       </w:r>
     </w:p>
     <w:p>
@@ -668,41 +2772,10 @@
           <w:b/>
           <w:bCs/>
         </w:rPr>
-        <w:lastRenderedPageBreak/>
-        <w:t>Turn on your card</w:t>
-      </w:r>
-      <w:r>
-        <w:t xml:space="preserve"> and choose your </w:t>
-      </w:r>
-      <w:r>
-        <w:rPr>
-          <w:b/>
-          <w:bCs/>
-        </w:rPr>
-        <w:t>Driver controller</w:t>
-      </w:r>
-      <w:r>
-        <w:t xml:space="preserve"> (gamepad1) and </w:t>
-      </w:r>
-      <w:r>
-        <w:rPr>
-          <w:b/>
-          <w:bCs/>
-        </w:rPr>
-        <w:t>Operator controller</w:t>
-      </w:r>
-      <w:r>
-        <w:t xml:space="preserve"> (gamepad2). No controller? Choose </w:t>
-      </w:r>
-      <w:r>
-        <w:rPr>
-          <w:b/>
-          <w:bCs/>
-        </w:rPr>
-        <w:t>Keyboard</w:t>
-      </w:r>
-      <w:r>
-        <w:t>.</w:t>
+        <w:t>Error (odometry pods):</w:t>
+      </w:r>
+      <w:r>
+        <w:t xml:space="preserve"> drive 96 in. by tape measure and read your odometry: error % = (difference ÷ 96) × 100. Typical 0.3 %.</w:t>
       </w:r>
     </w:p>
     <w:p>
@@ -719,28 +2792,295 @@
           <w:b/>
           <w:bCs/>
         </w:rPr>
-        <w:t>Upload code:</w:t>
-      </w:r>
-      <w:r>
-        <w:t xml:space="preserve"> select your </w:t>
-      </w:r>
-      <w:r>
-        <w:rPr>
-          <w:b/>
-          <w:bCs/>
-        </w:rPr>
-        <w:t xml:space="preserve">AUTO and </w:t>
+        <w:t>Error (drive encoders):</w:t>
+      </w:r>
+      <w:r>
+        <w:t xml:space="preserve"> the same test driving forward and strafing; and for the IMU, leave the robot still 1 minute and read how far the heading moved.</w:t>
+      </w:r>
+    </w:p>
+    <w:p>
+      <w:pPr>
+        <w:pStyle w:val="Heading2"/>
+        <w:keepNext/>
+        <w:keepLines/>
+        <w:spacing w:before="220"/>
+      </w:pPr>
+      <w:r>
+        <w:t>Check that it matches</w:t>
+      </w:r>
+    </w:p>
+    <w:p>
+      <w:pPr>
+        <w:pStyle w:val="ListParagraph"/>
+        <w:numPr>
+          <w:ilvl w:val="0"/>
+          <w:numId w:val="4"/>
+        </w:numPr>
+        <w:spacing w:after="60"/>
+      </w:pPr>
+      <w:r>
+        <w:t xml:space="preserve">Run your real auto on a practice field and time </w:t>
+      </w:r>
+      <w:proofErr w:type="gramStart"/>
+      <w:r>
+        <w:t>it, and</w:t>
+      </w:r>
+      <w:proofErr w:type="gramEnd"/>
+      <w:r>
+        <w:t xml:space="preserve"> note where it ends up.</w:t>
+      </w:r>
+    </w:p>
+    <w:p>
+      <w:pPr>
+        <w:pStyle w:val="ListParagraph"/>
+        <w:numPr>
+          <w:ilvl w:val="0"/>
+          <w:numId w:val="4"/>
+        </w:numPr>
+        <w:spacing w:after="60"/>
+      </w:pPr>
+      <w:r>
+        <w:t>Run the same code in the simulator. The line under your card says when it finishes (“done at 27.8 s”).</w:t>
+      </w:r>
+    </w:p>
+    <w:p>
+      <w:pPr>
+        <w:pStyle w:val="ListParagraph"/>
+        <w:numPr>
+          <w:ilvl w:val="0"/>
+          <w:numId w:val="4"/>
+        </w:numPr>
+        <w:spacing w:after="60"/>
+      </w:pPr>
+      <w:r>
+        <w:t xml:space="preserve">Off </w:t>
+      </w:r>
+      <w:proofErr w:type="gramStart"/>
+      <w:r>
+        <w:t>by</w:t>
+      </w:r>
+      <w:proofErr w:type="gramEnd"/>
+      <w:r>
+        <w:t xml:space="preserve"> more than a second or two? Re-check the timings and drive numbers. For an exact path, add </w:t>
+      </w:r>
+      <w:r>
+        <w:rPr>
+          <w:b/>
+          <w:bCs/>
+        </w:rPr>
+        <w:t>SimRecorder.java</w:t>
+      </w:r>
+      <w:r>
+        <w:t xml:space="preserve"> to your auto, record a run (</w:t>
       </w:r>
       <w:proofErr w:type="spellStart"/>
-      <w:r>
-        <w:rPr>
-          <w:b/>
-          <w:bCs/>
-        </w:rPr>
+      <w:proofErr w:type="gramStart"/>
+      <w:r>
+        <w:rPr>
+          <w:rFonts w:ascii="Consolas" w:eastAsia="Consolas" w:hAnsi="Consolas" w:cs="Consolas"/>
+          <w:color w:val="7A4A00"/>
+          <w:sz w:val="19"/>
+          <w:szCs w:val="19"/>
+        </w:rPr>
+        <w:t>rec.shot</w:t>
+      </w:r>
+      <w:proofErr w:type="spellEnd"/>
+      <w:proofErr w:type="gramEnd"/>
+      <w:r>
+        <w:rPr>
+          <w:rFonts w:ascii="Consolas" w:eastAsia="Consolas" w:hAnsi="Consolas" w:cs="Consolas"/>
+          <w:color w:val="7A4A00"/>
+          <w:sz w:val="19"/>
+          <w:szCs w:val="19"/>
+        </w:rPr>
+        <w:t>()</w:t>
+      </w:r>
+      <w:r>
+        <w:t xml:space="preserve"> each launch), and upload the log.</w:t>
+      </w:r>
+    </w:p>
+    <w:p>
+      <w:pPr>
+        <w:spacing w:before="120"/>
+      </w:pPr>
+      <w:r>
+        <w:rPr>
+          <w:b/>
+          <w:bCs/>
+        </w:rPr>
+        <w:t>Top AUTO:</w:t>
+      </w:r>
+      <w:r>
+        <w:t xml:space="preserve"> every AUTO you play to 0:00 is recorded; the best 3 show next to the score. A run counts if every robot has its own team’s code, a team number and a </w:t>
+      </w:r>
+      <w:proofErr w:type="gramStart"/>
+      <w:r>
+        <w:t>camera chosen</w:t>
+      </w:r>
+      <w:proofErr w:type="gramEnd"/>
+      <w:r>
+        <w:t>, nobody crosses the center line (G402</w:t>
+      </w:r>
+      <w:proofErr w:type="gramStart"/>
+      <w:r>
+        <w:t>)</w:t>
+      </w:r>
+      <w:proofErr w:type="gramEnd"/>
+      <w:r>
+        <w:t xml:space="preserve"> and the robot numbers are realistic. Camera position, robot size, flywheel diameter and capacity can be changed freely; changing accuracy, speeds, shooting position or errors keeps a </w:t>
+      </w:r>
+      <w:proofErr w:type="gramStart"/>
+      <w:r>
+        <w:t>run off</w:t>
+      </w:r>
+      <w:proofErr w:type="gramEnd"/>
+      <w:r>
+        <w:t xml:space="preserve"> the board.</w:t>
+      </w:r>
+    </w:p>
+    <w:p>
+      <w:pPr>
+        <w:pStyle w:val="Heading1"/>
+        <w:keepNext/>
+        <w:keepLines/>
+        <w:spacing w:before="240" w:after="110"/>
+      </w:pPr>
+      <w:r>
+        <w:t xml:space="preserve">3. </w:t>
+      </w:r>
+      <w:proofErr w:type="spellStart"/>
+      <w:r>
         <w:t>TeleOp</w:t>
       </w:r>
       <w:proofErr w:type="spellEnd"/>
       <w:r>
+        <w:t xml:space="preserve"> and full match</w:t>
+      </w:r>
+    </w:p>
+    <w:p>
+      <w:pPr>
+        <w:spacing w:after="120"/>
+      </w:pPr>
+      <w:r>
+        <w:t>Up to four teams play together on one computer, each with a driver and an operator controller.</w:t>
+      </w:r>
+    </w:p>
+    <w:p>
+      <w:pPr>
+        <w:pStyle w:val="ListParagraph"/>
+        <w:numPr>
+          <w:ilvl w:val="0"/>
+          <w:numId w:val="5"/>
+        </w:numPr>
+        <w:spacing w:after="60"/>
+      </w:pPr>
+      <w:r>
+        <w:rPr>
+          <w:b/>
+          <w:bCs/>
+        </w:rPr>
+        <w:t>Connect the controllers:</w:t>
+      </w:r>
+      <w:r>
+        <w:t xml:space="preserve"> plug in each PS5 controller (or Bluetooth), then </w:t>
+      </w:r>
+      <w:r>
+        <w:rPr>
+          <w:b/>
+          <w:bCs/>
+        </w:rPr>
+        <w:t>press a button</w:t>
+      </w:r>
+      <w:r>
+        <w:t xml:space="preserve"> on it. More than 4? Use </w:t>
+      </w:r>
+      <w:r>
+        <w:rPr>
+          <w:b/>
+          <w:bCs/>
+        </w:rPr>
+        <w:t>Firefox</w:t>
+      </w:r>
+      <w:r>
+        <w:t>.</w:t>
+      </w:r>
+    </w:p>
+    <w:p>
+      <w:pPr>
+        <w:pStyle w:val="ListParagraph"/>
+        <w:numPr>
+          <w:ilvl w:val="0"/>
+          <w:numId w:val="5"/>
+        </w:numPr>
+        <w:spacing w:after="60"/>
+      </w:pPr>
+      <w:r>
+        <w:rPr>
+          <w:b/>
+          <w:bCs/>
+        </w:rPr>
+        <w:t>Turn on your card</w:t>
+      </w:r>
+      <w:r>
+        <w:t xml:space="preserve"> and choose your </w:t>
+      </w:r>
+      <w:r>
+        <w:rPr>
+          <w:b/>
+          <w:bCs/>
+        </w:rPr>
+        <w:t>Driver</w:t>
+      </w:r>
+      <w:r>
+        <w:t xml:space="preserve"> (gamepad1) and </w:t>
+      </w:r>
+      <w:r>
+        <w:rPr>
+          <w:b/>
+          <w:bCs/>
+        </w:rPr>
+        <w:t>Operator</w:t>
+      </w:r>
+      <w:r>
+        <w:t xml:space="preserve"> (gamepad2) controllers – or </w:t>
+      </w:r>
+      <w:r>
+        <w:rPr>
+          <w:b/>
+          <w:bCs/>
+        </w:rPr>
+        <w:t>Keyboard</w:t>
+      </w:r>
+      <w:r>
+        <w:t>.</w:t>
+      </w:r>
+    </w:p>
+    <w:p>
+      <w:pPr>
+        <w:pStyle w:val="ListParagraph"/>
+        <w:numPr>
+          <w:ilvl w:val="0"/>
+          <w:numId w:val="5"/>
+        </w:numPr>
+        <w:spacing w:after="60"/>
+      </w:pPr>
+      <w:r>
+        <w:rPr>
+          <w:b/>
+          <w:bCs/>
+        </w:rPr>
+        <w:t xml:space="preserve">Upload your AUTO and </w:t>
+      </w:r>
+      <w:proofErr w:type="spellStart"/>
+      <w:r>
+        <w:rPr>
+          <w:b/>
+          <w:bCs/>
+        </w:rPr>
+        <w:t>TeleOp</w:t>
+      </w:r>
+      <w:proofErr w:type="spellEnd"/>
+      <w:r>
         <w:rPr>
           <w:b/>
           <w:bCs/>
@@ -748,29 +3088,144 @@
         <w:t xml:space="preserve"> files together</w:t>
       </w:r>
       <w:r>
-        <w:t xml:space="preserve">, with their helper files. </w:t>
+        <w:t xml:space="preserve"> with their helper files. @Autonomous runs in </w:t>
       </w:r>
       <w:proofErr w:type="gramStart"/>
       <w:r>
-        <w:t>@Autonomous</w:t>
+        <w:t>AUTO, @</w:t>
       </w:r>
       <w:proofErr w:type="gramEnd"/>
       <w:r>
-        <w:t xml:space="preserve"> files run in AUTO </w:t>
+        <w:t xml:space="preserve">TeleOp in </w:t>
+      </w:r>
+      <w:proofErr w:type="spellStart"/>
+      <w:r>
+        <w:t>TeleOp</w:t>
+      </w:r>
+      <w:proofErr w:type="spellEnd"/>
+      <w:r>
+        <w:t>.</w:t>
+      </w:r>
+    </w:p>
+    <w:p>
+      <w:pPr>
+        <w:pStyle w:val="ListParagraph"/>
+        <w:numPr>
+          <w:ilvl w:val="0"/>
+          <w:numId w:val="5"/>
+        </w:numPr>
+        <w:spacing w:after="60"/>
+      </w:pPr>
+      <w:r>
+        <w:rPr>
+          <w:b/>
+          <w:bCs/>
+        </w:rPr>
+        <w:t>Match your robot:</w:t>
+      </w:r>
+      <w:r>
+        <w:t xml:space="preserve"> check </w:t>
+      </w:r>
+      <w:r>
+        <w:rPr>
+          <w:b/>
+          <w:bCs/>
+        </w:rPr>
+        <w:t>Your robot’s hardware</w:t>
+      </w:r>
+      <w:r>
+        <w:t xml:space="preserve"> – each motor and servo your code uses </w:t>
       </w:r>
       <w:proofErr w:type="gramStart"/>
       <w:r>
-        <w:t>and @</w:t>
+        <w:t>is</w:t>
       </w:r>
       <w:proofErr w:type="gramEnd"/>
       <w:r>
-        <w:t xml:space="preserve">TeleOp files run in </w:t>
+        <w:t xml:space="preserve"> listed with its job (drive, intake, feeder, flywheel, turret…). Fix any wrong job. </w:t>
+      </w:r>
+      <w:proofErr w:type="gramStart"/>
+      <w:r>
+        <w:t>Robot drives</w:t>
+      </w:r>
+      <w:proofErr w:type="gramEnd"/>
+      <w:r>
+        <w:t xml:space="preserve"> the wrong way? Open </w:t>
+      </w:r>
+      <w:r>
+        <w:rPr>
+          <w:b/>
+          <w:bCs/>
+        </w:rPr>
+        <w:t>How your code’s numbers become motion</w:t>
+      </w:r>
+      <w:r>
+        <w:t xml:space="preserve"> and flip a side. Open </w:t>
+      </w:r>
+      <w:r>
+        <w:rPr>
+          <w:b/>
+          <w:bCs/>
+        </w:rPr>
+        <w:t>Robot build and timing</w:t>
+      </w:r>
+      <w:r>
+        <w:t xml:space="preserve"> for the same numbers as your AUTO card (flower bar, flywheel, timings).</w:t>
+      </w:r>
+    </w:p>
+    <w:p>
+      <w:pPr>
+        <w:pStyle w:val="ListParagraph"/>
+        <w:numPr>
+          <w:ilvl w:val="0"/>
+          <w:numId w:val="5"/>
+        </w:numPr>
+        <w:spacing w:after="60"/>
+      </w:pPr>
+      <w:r>
+        <w:rPr>
+          <w:b/>
+          <w:bCs/>
+        </w:rPr>
+        <w:lastRenderedPageBreak/>
+        <w:t xml:space="preserve">No </w:t>
       </w:r>
       <w:proofErr w:type="spellStart"/>
       <w:r>
+        <w:rPr>
+          <w:b/>
+          <w:bCs/>
+        </w:rPr>
         <w:t>TeleOp</w:t>
       </w:r>
       <w:proofErr w:type="spellEnd"/>
+      <w:r>
+        <w:rPr>
+          <w:b/>
+          <w:bCs/>
+        </w:rPr>
+        <w:t xml:space="preserve"> code?</w:t>
+      </w:r>
+      <w:r>
+        <w:t xml:space="preserve"> Set each button in </w:t>
+      </w:r>
+      <w:r>
+        <w:rPr>
+          <w:b/>
+          <w:bCs/>
+        </w:rPr>
+        <w:t>Driver buttons</w:t>
+      </w:r>
+      <w:r>
+        <w:t xml:space="preserve"> and </w:t>
+      </w:r>
+      <w:r>
+        <w:rPr>
+          <w:b/>
+          <w:bCs/>
+        </w:rPr>
+        <w:t>Operator buttons</w:t>
+      </w:r>
       <w:r>
         <w:t>.</w:t>
       </w:r>
@@ -789,10 +3244,18 @@
           <w:b/>
           <w:bCs/>
         </w:rPr>
-        <w:t>Check “Your robot’s hardware”</w:t>
-      </w:r>
-      <w:r>
-        <w:t xml:space="preserve"> on the card. Each motor and servo your code uses is listed with its job (drive wheel, intake, feeder, flywheel, turret…), guessed from its name – fix any that are wrong.</w:t>
+        <w:t>Full match:</w:t>
+      </w:r>
+      <w:r>
+        <w:t xml:space="preserve"> AUTO 2:30 → 2:00 from everyone’s code, the 8-second transition (“Drivers, pick up your controllers”), then 2:00 of </w:t>
+      </w:r>
+      <w:proofErr w:type="spellStart"/>
+      <w:r>
+        <w:t>TeleOp</w:t>
+      </w:r>
+      <w:proofErr w:type="spellEnd"/>
+      <w:r>
+        <w:t>, then results and ranking points.</w:t>
       </w:r>
     </w:p>
     <w:p>
@@ -804,13 +3267,6 @@
         </w:numPr>
         <w:spacing w:after="60"/>
       </w:pPr>
-      <w:r>
-        <w:rPr>
-          <w:b/>
-          <w:bCs/>
-        </w:rPr>
-        <w:t xml:space="preserve">No </w:t>
-      </w:r>
       <w:proofErr w:type="spellStart"/>
       <w:r>
         <w:rPr>
@@ -825,39 +3281,10 @@
           <w:b/>
           <w:bCs/>
         </w:rPr>
-        <w:t xml:space="preserve"> code?</w:t>
-      </w:r>
-      <w:r>
-        <w:t xml:space="preserve"> Set what each button does in the </w:t>
-      </w:r>
-      <w:r>
-        <w:rPr>
-          <w:b/>
-          <w:bCs/>
-        </w:rPr>
-        <w:t>Driver buttons</w:t>
-      </w:r>
-      <w:r>
-        <w:t xml:space="preserve"> and </w:t>
-      </w:r>
-      <w:r>
-        <w:rPr>
-          <w:b/>
-          <w:bCs/>
-        </w:rPr>
-        <w:t>Operator buttons</w:t>
-      </w:r>
-      <w:r>
-        <w:t xml:space="preserve"> menus instead.</w:t>
-      </w:r>
-    </w:p>
-    <w:p>
-      <w:pPr>
-        <w:pStyle w:val="Heading2"/>
-        <w:spacing w:before="220"/>
-      </w:pPr>
-      <w:r>
-        <w:t>Play</w:t>
+        <w:t xml:space="preserve"> only:</w:t>
+      </w:r>
+      <w:r>
+        <w:t xml:space="preserve"> starts as if AUTO went well – 1 tip each, LEAVE and PARK, spilled elements on the field.</w:t>
       </w:r>
     </w:p>
     <w:p>
@@ -865,7 +3292,7 @@
         <w:pStyle w:val="ListParagraph"/>
         <w:numPr>
           <w:ilvl w:val="0"/>
-          <w:numId w:val="4"/>
+          <w:numId w:val="3"/>
         </w:numPr>
         <w:spacing w:after="60"/>
       </w:pPr>
@@ -874,18 +3301,20 @@
           <w:b/>
           <w:bCs/>
         </w:rPr>
-        <w:t>Full match:</w:t>
-      </w:r>
-      <w:r>
-        <w:t xml:space="preserve"> AUTO 2:30 → 2:00 from everyone’s code, the 8-second transition (“Drivers, pick up your controllers… 3, 2, 1”), then </w:t>
-      </w:r>
-      <w:proofErr w:type="spellStart"/>
-      <w:r>
-        <w:t>TeleOp</w:t>
-      </w:r>
-      <w:proofErr w:type="spellEnd"/>
-      <w:r>
-        <w:t xml:space="preserve"> 2:00 → 0:00, then the results and ranking points.</w:t>
+        <w:t>Your code really runs:</w:t>
+      </w:r>
+      <w:r>
+        <w:t xml:space="preserve"> the </w:t>
+      </w:r>
+      <w:r>
+        <w:rPr>
+          <w:b/>
+          <w:bCs/>
+        </w:rPr>
+        <w:t>Driver Hub</w:t>
+      </w:r>
+      <w:r>
+        <w:t xml:space="preserve"> panel shows your telemetry; a crash shows the error with file and line.</w:t>
       </w:r>
     </w:p>
     <w:p>
@@ -893,123 +3322,30 @@
         <w:pStyle w:val="ListParagraph"/>
         <w:numPr>
           <w:ilvl w:val="0"/>
-          <w:numId w:val="4"/>
+          <w:numId w:val="3"/>
         </w:numPr>
         <w:spacing w:after="60"/>
       </w:pPr>
-      <w:proofErr w:type="spellStart"/>
-      <w:r>
-        <w:rPr>
-          <w:b/>
-          <w:bCs/>
-        </w:rPr>
-        <w:t>TeleOp</w:t>
-      </w:r>
-      <w:proofErr w:type="spellEnd"/>
-      <w:r>
-        <w:rPr>
-          <w:b/>
-          <w:bCs/>
-        </w:rPr>
-        <w:t xml:space="preserve"> only:</w:t>
-      </w:r>
-      <w:r>
-        <w:t xml:space="preserve"> starts as if AUTO went well – each alliance has 1 hive tip, LEAVE and PARK, robots parked and empty, the spilled elements on the field, and 1 NECTAR entered per alliance (the rest come in at 1:00, per G426).</w:t>
+      <w:r>
+        <w:rPr>
+          <w:b/>
+          <w:bCs/>
+        </w:rPr>
+        <w:t>Defense counts:</w:t>
+      </w:r>
+      <w:r>
+        <w:t xml:space="preserve"> heavier robots push harder; a robot being pushed while launching makes fewer shots; pinning over 3 s is a major foul (G421).</w:t>
       </w:r>
     </w:p>
     <w:p>
       <w:pPr>
-        <w:pStyle w:val="ListParagraph"/>
-        <w:numPr>
-          <w:ilvl w:val="0"/>
-          <w:numId w:val="4"/>
-        </w:numPr>
-        <w:spacing w:after="60"/>
-      </w:pPr>
-      <w:r>
-        <w:rPr>
-          <w:b/>
-          <w:bCs/>
-        </w:rPr>
-        <w:t>Before a match</w:t>
-      </w:r>
-      <w:r>
-        <w:t xml:space="preserve"> the field is in practice mode, with no clock – good for checking your controls.</w:t>
-      </w:r>
-    </w:p>
-    <w:p>
-      <w:pPr>
-        <w:pStyle w:val="ListParagraph"/>
-        <w:numPr>
-          <w:ilvl w:val="0"/>
-          <w:numId w:val="4"/>
-        </w:numPr>
-        <w:spacing w:after="60"/>
-      </w:pPr>
-      <w:r>
-        <w:rPr>
-          <w:b/>
-          <w:bCs/>
-        </w:rPr>
-        <w:t xml:space="preserve">Your </w:t>
-      </w:r>
-      <w:proofErr w:type="spellStart"/>
-      <w:r>
-        <w:rPr>
-          <w:b/>
-          <w:bCs/>
-        </w:rPr>
-        <w:t>TeleOp</w:t>
-      </w:r>
-      <w:proofErr w:type="spellEnd"/>
-      <w:r>
-        <w:rPr>
-          <w:b/>
-          <w:bCs/>
-        </w:rPr>
-        <w:t xml:space="preserve"> code really runs:</w:t>
-      </w:r>
-      <w:r>
-        <w:t xml:space="preserve"> the </w:t>
-      </w:r>
-      <w:r>
-        <w:rPr>
-          <w:b/>
-          <w:bCs/>
-        </w:rPr>
-        <w:t>Driver Hub</w:t>
-      </w:r>
-      <w:r>
-        <w:t xml:space="preserve"> panel (right side, under Robot status) shows your telemetry live. If your code crashes, it stops like it would on the robot and shows the error with the file and line number.</w:t>
-      </w:r>
-    </w:p>
-    <w:p>
-      <w:pPr>
-        <w:pStyle w:val="ListParagraph"/>
-        <w:numPr>
-          <w:ilvl w:val="0"/>
-          <w:numId w:val="4"/>
-        </w:numPr>
-        <w:spacing w:after="60"/>
-      </w:pPr>
-      <w:r>
-        <w:rPr>
-          <w:b/>
-          <w:bCs/>
-        </w:rPr>
-        <w:t>Defense counts:</w:t>
-      </w:r>
-      <w:r>
-        <w:t xml:space="preserve"> robots push each other (heavier robots push harder). While an opponent touches a launching robot, it makes fewer shots. Pinning for more than 3 s is a major foul (G421).</w:t>
-      </w:r>
-    </w:p>
-    <w:p>
-      <w:pPr>
         <w:pStyle w:val="Heading1"/>
+        <w:keepNext/>
+        <w:keepLines/>
         <w:spacing w:before="240" w:after="110"/>
       </w:pPr>
       <w:r>
-        <w:t>3. If something isn’t right</w:t>
+        <w:t>4. If something isn’t right</w:t>
       </w:r>
     </w:p>
     <w:tbl>
@@ -1041,6 +3377,7 @@
           </w:tblCellMar>
         </w:tblPrEx>
         <w:trPr>
+          <w:cantSplit/>
           <w:tblHeader/>
         </w:trPr>
         <w:tc>
@@ -1061,6 +3398,9 @@
             </w:tcMar>
           </w:tcPr>
           <w:p>
+            <w:pPr>
+              <w:keepNext/>
+            </w:pPr>
             <w:r>
               <w:rPr>
                 <w:b/>
@@ -1088,6 +3428,9 @@
             </w:tcMar>
           </w:tcPr>
           <w:p>
+            <w:pPr>
+              <w:keepNext/>
+            </w:pPr>
             <w:r>
               <w:rPr>
                 <w:b/>
@@ -1105,6 +3448,9 @@
             <w:bottom w:w="0" w:type="dxa"/>
           </w:tblCellMar>
         </w:tblPrEx>
+        <w:trPr>
+          <w:cantSplit/>
+        </w:trPr>
         <w:tc>
           <w:tcPr>
             <w:tcW w:w="3600" w:type="dxa"/>
@@ -1122,6 +3468,9 @@
             </w:tcMar>
           </w:tcPr>
           <w:p>
+            <w:pPr>
+              <w:keepNext/>
+            </w:pPr>
             <w:r>
               <w:t>“No route found” on the card</w:t>
             </w:r>
@@ -1144,6 +3493,9 @@
             </w:tcMar>
           </w:tcPr>
           <w:p>
+            <w:pPr>
+              <w:keepNext/>
+            </w:pPr>
             <w:r>
               <w:t xml:space="preserve">Upload the other files your auto uses, or use </w:t>
             </w:r>
@@ -1167,6 +3519,9 @@
             <w:bottom w:w="0" w:type="dxa"/>
           </w:tblCellMar>
         </w:tblPrEx>
+        <w:trPr>
+          <w:cantSplit/>
+        </w:trPr>
         <w:tc>
           <w:tcPr>
             <w:tcW w:w="3600" w:type="dxa"/>
@@ -1206,13 +3561,8 @@
             </w:tcMar>
           </w:tcPr>
           <w:p>
-            <w:proofErr w:type="gramStart"/>
-            <w:r>
-              <w:t>Check</w:t>
-            </w:r>
-            <w:proofErr w:type="gramEnd"/>
-            <w:r>
-              <w:t xml:space="preserve"> you chose the right card. Or add the comment </w:t>
+            <w:r>
+              <w:t xml:space="preserve">Check the card. Or add </w:t>
             </w:r>
             <w:proofErr w:type="gramStart"/>
             <w:r>
@@ -1247,6 +3597,9 @@
             <w:bottom w:w="0" w:type="dxa"/>
           </w:tblCellMar>
         </w:tblPrEx>
+        <w:trPr>
+          <w:cantSplit/>
+        </w:trPr>
         <w:tc>
           <w:tcPr>
             <w:tcW w:w="3600" w:type="dxa"/>
@@ -1351,7 +3704,7 @@
               <w:t>Job</w:t>
             </w:r>
             <w:r>
-              <w:t xml:space="preserve"> on the card.</w:t>
+              <w:t>.</w:t>
             </w:r>
           </w:p>
         </w:tc>
@@ -1363,6 +3716,9 @@
             <w:bottom w:w="0" w:type="dxa"/>
           </w:tblCellMar>
         </w:tblPrEx>
+        <w:trPr>
+          <w:cantSplit/>
+        </w:trPr>
         <w:tc>
           <w:tcPr>
             <w:tcW w:w="3600" w:type="dxa"/>
@@ -1381,58 +3737,45 @@
           </w:tcPr>
           <w:p>
             <w:r>
-              <w:t xml:space="preserve">Robot drives the wrong way in </w:t>
+              <w:t>Robot never shoots with vision code</w:t>
+            </w:r>
+          </w:p>
+        </w:tc>
+        <w:tc>
+          <w:tcPr>
+            <w:tcW w:w="6120" w:type="dxa"/>
+            <w:tcBorders>
+              <w:top w:val="single" w:sz="4" w:space="0" w:color="C9D2E0"/>
+              <w:left w:val="single" w:sz="4" w:space="0" w:color="C9D2E0"/>
+              <w:bottom w:val="single" w:sz="4" w:space="0" w:color="C9D2E0"/>
+              <w:right w:val="single" w:sz="4" w:space="0" w:color="C9D2E0"/>
+            </w:tcBorders>
+            <w:tcMar>
+              <w:top w:w="70" w:type="dxa"/>
+              <w:left w:w="110" w:type="dxa"/>
+              <w:bottom w:w="70" w:type="dxa"/>
+              <w:right w:w="110" w:type="dxa"/>
+            </w:tcMar>
+          </w:tcPr>
+          <w:p>
+            <w:r>
+              <w:t xml:space="preserve">Choose your </w:t>
             </w:r>
             <w:proofErr w:type="spellStart"/>
             <w:r>
-              <w:t>TeleOp</w:t>
+              <w:t>AprilTag</w:t>
             </w:r>
             <w:proofErr w:type="spellEnd"/>
-          </w:p>
-        </w:tc>
-        <w:tc>
-          <w:tcPr>
-            <w:tcW w:w="6120" w:type="dxa"/>
-            <w:tcBorders>
-              <w:top w:val="single" w:sz="4" w:space="0" w:color="C9D2E0"/>
-              <w:left w:val="single" w:sz="4" w:space="0" w:color="C9D2E0"/>
-              <w:bottom w:val="single" w:sz="4" w:space="0" w:color="C9D2E0"/>
-              <w:right w:val="single" w:sz="4" w:space="0" w:color="C9D2E0"/>
-            </w:tcBorders>
-            <w:tcMar>
-              <w:top w:w="70" w:type="dxa"/>
-              <w:left w:w="110" w:type="dxa"/>
-              <w:bottom w:w="70" w:type="dxa"/>
-              <w:right w:w="110" w:type="dxa"/>
-            </w:tcMar>
-          </w:tcPr>
-          <w:p>
-            <w:r>
-              <w:t xml:space="preserve">On the card, open </w:t>
-            </w:r>
-            <w:r>
-              <w:rPr>
-                <w:b/>
-                <w:bCs/>
-              </w:rPr>
-              <w:t>How your code’s numbers become motion</w:t>
-            </w:r>
-            <w:r>
-              <w:t xml:space="preserve"> and flip a side – then fix </w:t>
-            </w:r>
-            <w:proofErr w:type="spellStart"/>
-            <w:r>
-              <w:rPr>
-                <w:rFonts w:ascii="Consolas" w:eastAsia="Consolas" w:hAnsi="Consolas" w:cs="Consolas"/>
-                <w:color w:val="7A4A00"/>
-                <w:sz w:val="19"/>
-                <w:szCs w:val="19"/>
-              </w:rPr>
-              <w:t>setDirection</w:t>
-            </w:r>
-            <w:proofErr w:type="spellEnd"/>
-            <w:r>
-              <w:t xml:space="preserve"> on your real robot too.</w:t>
+            <w:r>
+              <w:t xml:space="preserve"> camera, and check its height and tilt </w:t>
+            </w:r>
+            <w:proofErr w:type="gramStart"/>
+            <w:r>
+              <w:t>can see</w:t>
+            </w:r>
+            <w:proofErr w:type="gramEnd"/>
+            <w:r>
+              <w:t xml:space="preserve"> the hive.</w:t>
             </w:r>
           </w:p>
         </w:tc>
@@ -1444,6 +3787,9 @@
             <w:bottom w:w="0" w:type="dxa"/>
           </w:tblCellMar>
         </w:tblPrEx>
+        <w:trPr>
+          <w:cantSplit/>
+        </w:trPr>
         <w:tc>
           <w:tcPr>
             <w:tcW w:w="3600" w:type="dxa"/>
@@ -1484,7 +3830,7 @@
           </w:tcPr>
           <w:p>
             <w:r>
-              <w:t>The event log shows the RPM needed from that distance. Check your flywheel numbers on the card.</w:t>
+              <w:t>The event log shows the RPM needed. Check flywheel RPM, launch angle and ball speed ÷ rim speed.</w:t>
             </w:r>
           </w:p>
         </w:tc>
@@ -1496,6 +3842,9 @@
             <w:bottom w:w="0" w:type="dxa"/>
           </w:tblCellMar>
         </w:tblPrEx>
+        <w:trPr>
+          <w:cantSplit/>
+        </w:trPr>
         <w:tc>
           <w:tcPr>
             <w:tcW w:w="3600" w:type="dxa"/>
@@ -1514,7 +3863,15 @@
           </w:tcPr>
           <w:p>
             <w:r>
-              <w:t>A controller isn’t listed</w:t>
+              <w:t xml:space="preserve">Real </w:t>
+            </w:r>
+            <w:proofErr w:type="gramStart"/>
+            <w:r>
+              <w:t>robot is</w:t>
+            </w:r>
+            <w:proofErr w:type="gramEnd"/>
+            <w:r>
+              <w:t xml:space="preserve"> faster or slower</w:t>
             </w:r>
           </w:p>
         </w:tc>
@@ -1536,7 +3893,7 @@
           </w:tcPr>
           <w:p>
             <w:r>
-              <w:t>Press a button on it. Use Firefox for more than 4. If it says “non-standard layout”, plug it in with USB.</w:t>
+              <w:t>Re-time the card numbers and re-measure drive efficiency and acceleration.</w:t>
             </w:r>
           </w:p>
         </w:tc>
@@ -1548,6 +3905,9 @@
             <w:bottom w:w="0" w:type="dxa"/>
           </w:tblCellMar>
         </w:tblPrEx>
+        <w:trPr>
+          <w:cantSplit/>
+        </w:trPr>
         <w:tc>
           <w:tcPr>
             <w:tcW w:w="3600" w:type="dxa"/>
@@ -1566,7 +3926,7 @@
           </w:tcPr>
           <w:p>
             <w:r>
-              <w:t>My AUTO score didn’t count for Top AUTO</w:t>
+              <w:t>Score didn’t count for Top AUTO</w:t>
             </w:r>
           </w:p>
         </w:tc>
@@ -1588,17 +3948,7 @@
           </w:tcPr>
           <w:p>
             <w:r>
-              <w:t xml:space="preserve">Read the message on the field. Changed settings? </w:t>
-            </w:r>
-            <w:r>
-              <w:rPr>
-                <w:b/>
-                <w:bCs/>
-              </w:rPr>
-              <w:t>Restore defaults</w:t>
-            </w:r>
-            <w:r>
-              <w:t xml:space="preserve"> under Advanced customization.</w:t>
+              <w:t>Read the message on the field – it says which setting to put back.</w:t>
             </w:r>
           </w:p>
         </w:tc>
@@ -1610,6 +3960,9 @@
             <w:bottom w:w="0" w:type="dxa"/>
           </w:tblCellMar>
         </w:tblPrEx>
+        <w:trPr>
+          <w:cantSplit/>
+        </w:trPr>
         <w:tc>
           <w:tcPr>
             <w:tcW w:w="3600" w:type="dxa"/>
@@ -1628,7 +3981,7 @@
           </w:tcPr>
           <w:p>
             <w:r>
-              <w:t>3-D view is blank</w:t>
+              <w:t>A controller isn’t listed</w:t>
             </w:r>
           </w:p>
         </w:tc>
@@ -1650,7 +4003,7 @@
           </w:tcPr>
           <w:p>
             <w:r>
-              <w:t>It needs internet; the top view works offline.</w:t>
+              <w:t>Press a button on it. Firefox for more than 4. “Non-standard layout”: plug in with USB.</w:t>
             </w:r>
           </w:p>
         </w:tc>
@@ -1659,10 +4012,12 @@
     <w:p>
       <w:pPr>
         <w:pStyle w:val="Heading1"/>
+        <w:keepNext/>
+        <w:keepLines/>
         <w:spacing w:before="240" w:after="110"/>
       </w:pPr>
       <w:r>
-        <w:t>4. Tell us how it went</w:t>
+        <w:t>5. Tell us how it went</w:t>
       </w:r>
     </w:p>
     <w:p>
@@ -1670,7 +4025,46 @@
         <w:spacing w:after="120"/>
       </w:pPr>
       <w:r>
-        <w:t>This is a practice tool built by students: launch accuracy, intake speeds and robot contact are estimates, and the referees and the BIOBUZZ Competition Manual have the final word. We’d love to hear whether your code was read correctly, anything that looked wrong compared with your real robot, and features that would help your team.</w:t>
+        <w:t xml:space="preserve">This is a practice tool built by students: accuracy, intake speeds and robot contact are estimates, and the referees and the BIOBUZZ Competition Manual have the final word. Click </w:t>
+      </w:r>
+      <w:r>
+        <w:rPr>
+          <w:b/>
+          <w:bCs/>
+        </w:rPr>
+        <w:t>Feedback</w:t>
+      </w:r>
+      <w:r>
+        <w:t xml:space="preserve"> at the top of any simulator page (or </w:t>
+      </w:r>
+      <w:proofErr w:type="spellStart"/>
+      <w:r>
+        <w:rPr>
+          <w:b/>
+          <w:bCs/>
+        </w:rPr>
+        <w:t>forms.gle</w:t>
+      </w:r>
+      <w:proofErr w:type="spellEnd"/>
+      <w:r>
+        <w:rPr>
+          <w:b/>
+          <w:bCs/>
+        </w:rPr>
+        <w:t>/zr3jQuYYXK26dmqx7</w:t>
+      </w:r>
+      <w:r>
+        <w:t xml:space="preserve">) to tell us what worked, what didn’t and what you’d like next. Anything else: </w:t>
+      </w:r>
+      <w:r>
+        <w:rPr>
+          <w:b/>
+          <w:bCs/>
+        </w:rPr>
+        <w:t>largoroboticsteam@gmail.com</w:t>
+      </w:r>
+      <w:r>
+        <w:t>.</w:t>
       </w:r>
     </w:p>
     <w:p>
@@ -1678,54 +4072,17 @@
         <w:spacing w:before="120"/>
       </w:pPr>
       <w:r>
-        <w:t xml:space="preserve">Click </w:t>
-      </w:r>
-      <w:r>
-        <w:rPr>
-          <w:b/>
-          <w:bCs/>
-        </w:rPr>
-        <w:t>Feedback</w:t>
-      </w:r>
-      <w:r>
-        <w:t xml:space="preserve"> at the top of any simulator </w:t>
-      </w:r>
-      <w:proofErr w:type="gramStart"/>
-      <w:r>
-        <w:t>page, or</w:t>
-      </w:r>
-      <w:proofErr w:type="gramEnd"/>
-      <w:r>
-        <w:t xml:space="preserve"> go to </w:t>
-      </w:r>
-      <w:proofErr w:type="spellStart"/>
-      <w:r>
-        <w:rPr>
-          <w:b/>
-          <w:bCs/>
-        </w:rPr>
-        <w:t>forms.gle</w:t>
-      </w:r>
-      <w:proofErr w:type="spellEnd"/>
-      <w:r>
-        <w:rPr>
-          <w:b/>
-          <w:bCs/>
-        </w:rPr>
-        <w:t>/zr3jQuYYXK26dmqx7</w:t>
-      </w:r>
-      <w:r>
-        <w:t xml:space="preserve"> – it takes a minute. For anything else, email </w:t>
-      </w:r>
-      <w:r>
-        <w:rPr>
-          <w:b/>
-          <w:bCs/>
-        </w:rPr>
-        <w:t>largoroboticsteam@gmail.com</w:t>
-      </w:r>
-      <w:r>
-        <w:t>. If your code wasn’t read correctly, include the line under your card – and the file, only if you’re happy to share it.</w:t>
+        <w:t xml:space="preserve">© 2026 Largo Robotics. Free to use under the BIOBUZZ Simulator License. Not affiliated with </w:t>
+      </w:r>
+      <w:r>
+        <w:rPr>
+          <w:i/>
+          <w:iCs/>
+        </w:rPr>
+        <w:t>FIRST</w:t>
+      </w:r>
+      <w:r>
+        <w:t>®.</w:t>
       </w:r>
     </w:p>
     <w:sectPr>
@@ -1839,10 +4196,10 @@
 <file path=word/numbering.xml><?xml version="1.0" encoding="utf-8"?>
 <w:numbering xmlns:wpc="http://schemas.microsoft.com/office/word/2010/wordprocessingCanvas" xmlns:cx="http://schemas.microsoft.com/office/drawing/2014/chartex" xmlns:cx1="http://schemas.microsoft.com/office/drawing/2015/9/8/chartex" xmlns:cx2="http://schemas.microsoft.com/office/drawing/2015/10/21/chartex" xmlns:cx3="http://schemas.microsoft.com/office/drawing/2016/5/9/chartex" xmlns:cx4="http://schemas.microsoft.com/office/drawing/2016/5/10/chartex" xmlns:cx5="http://schemas.microsoft.com/office/drawing/2016/5/11/chartex" xmlns:cx6="http://schemas.microsoft.com/office/drawing/2016/5/12/chartex" xmlns:cx7="http://schemas.microsoft.com/office/drawing/2016/5/13/chartex" xmlns:cx8="http://schemas.microsoft.com/office/drawing/2016/5/14/chartex" xmlns:mc="http://schemas.openxmlformats.org/markup-compatibility/2006" xmlns:aink="http://schemas.microsoft.com/office/drawing/2016/ink" xmlns:am3d="http://schemas.microsoft.com/office/drawing/2017/model3d" xmlns:o="urn:schemas-microsoft-com:office:office" xmlns:oel="http://schemas.microsoft.com/office/2019/extlst" xmlns:r="http://schemas.openxmlformats.org/officeDocument/2006/relationships" xmlns:m="http://schemas.openxmlformats.org/officeDocument/2006/math" xmlns:v="urn:schemas-microsoft-com:vml" xmlns:wp14="http://schemas.microsoft.com/office/word/2010/wordprocessingDrawing" xmlns:wp="http://schemas.openxmlformats.org/drawingml/2006/wordprocessingDrawing" xmlns:w10="urn:schemas-microsoft-com:office:word" xmlns:w="http://schemas.openxmlformats.org/wordprocessingml/2006/main" xmlns:w14="http://schemas.microsoft.com/office/word/2010/wordml" xmlns:w15="http://schemas.microsoft.com/office/word/2012/wordml" xmlns:w16cex="http://schemas.microsoft.com/office/word/2018/wordml/cex" xmlns:w16cid="http://schemas.microsoft.com/office/word/2016/wordml/cid" xmlns:w16="http://schemas.microsoft.com/office/word/2018/wordml" xmlns:w16du="http://schemas.microsoft.com/office/word/2023/wordml/word16du" xmlns:w16sdtdh="http://schemas.microsoft.com/office/word/2020/wordml/sdtdatahash" xmlns:w16sdtfl="http://schemas.microsoft.com/office/word/2024/wordml/sdtformatlock" xmlns:w16se="http://schemas.microsoft.com/office/word/2015/wordml/symex" xmlns:wpg="http://schemas.microsoft.com/office/word/2010/wordprocessingGroup" xmlns:wpi="http://schemas.microsoft.com/office/word/2010/wordprocessingInk" xmlns:wne="http://schemas.microsoft.com/office/word/2006/wordml" xmlns:wps="http://schemas.microsoft.com/office/word/2010/wordprocessingShape" mc:Ignorable="w14 w15 w16se w16cid w16 w16cex w16sdtdh w16sdtfl w16du wp14">
   <w:abstractNum w:abstractNumId="0" w15:restartNumberingAfterBreak="0">
-    <w:nsid w:val="0E8C4F86"/>
+    <w:nsid w:val="0E905A0B"/>
     <w:multiLevelType w:val="hybridMultilevel"/>
-    <w:tmpl w:val="0BA4F960"/>
-    <w:lvl w:ilvl="0" w:tplc="5CB87ECC" w:tentative="1">
+    <w:tmpl w:val="24A41070"/>
+    <w:lvl w:ilvl="0" w:tplc="DA7C57EA" w:tentative="1">
       <w:start w:val="1"/>
       <w:numFmt w:val="decimal"/>
       <w:lvlText w:val="%1."/>
@@ -1851,52 +4208,52 @@
         <w:ind w:left="540" w:hanging="360"/>
       </w:pPr>
     </w:lvl>
-    <w:lvl w:ilvl="1" w:tplc="B614970C">
-      <w:numFmt w:val="decimal"/>
-      <w:lvlText w:val=""/>
-      <w:lvlJc w:val="left"/>
-    </w:lvl>
-    <w:lvl w:ilvl="2" w:tplc="27344B2E">
-      <w:numFmt w:val="decimal"/>
-      <w:lvlText w:val=""/>
-      <w:lvlJc w:val="left"/>
-    </w:lvl>
-    <w:lvl w:ilvl="3" w:tplc="891A23BA">
-      <w:numFmt w:val="decimal"/>
-      <w:lvlText w:val=""/>
-      <w:lvlJc w:val="left"/>
-    </w:lvl>
-    <w:lvl w:ilvl="4" w:tplc="0846D054">
-      <w:numFmt w:val="decimal"/>
-      <w:lvlText w:val=""/>
-      <w:lvlJc w:val="left"/>
-    </w:lvl>
-    <w:lvl w:ilvl="5" w:tplc="DDA233FA">
-      <w:numFmt w:val="decimal"/>
-      <w:lvlText w:val=""/>
-      <w:lvlJc w:val="left"/>
-    </w:lvl>
-    <w:lvl w:ilvl="6" w:tplc="67CA3388">
-      <w:numFmt w:val="decimal"/>
-      <w:lvlText w:val=""/>
-      <w:lvlJc w:val="left"/>
-    </w:lvl>
-    <w:lvl w:ilvl="7" w:tplc="3170E282">
-      <w:numFmt w:val="decimal"/>
-      <w:lvlText w:val=""/>
-      <w:lvlJc w:val="left"/>
-    </w:lvl>
-    <w:lvl w:ilvl="8" w:tplc="19342C5C">
+    <w:lvl w:ilvl="1" w:tplc="08EEEEFC">
+      <w:numFmt w:val="decimal"/>
+      <w:lvlText w:val=""/>
+      <w:lvlJc w:val="left"/>
+    </w:lvl>
+    <w:lvl w:ilvl="2" w:tplc="F8069242">
+      <w:numFmt w:val="decimal"/>
+      <w:lvlText w:val=""/>
+      <w:lvlJc w:val="left"/>
+    </w:lvl>
+    <w:lvl w:ilvl="3" w:tplc="5F84CFF0">
+      <w:numFmt w:val="decimal"/>
+      <w:lvlText w:val=""/>
+      <w:lvlJc w:val="left"/>
+    </w:lvl>
+    <w:lvl w:ilvl="4" w:tplc="E3EC6334">
+      <w:numFmt w:val="decimal"/>
+      <w:lvlText w:val=""/>
+      <w:lvlJc w:val="left"/>
+    </w:lvl>
+    <w:lvl w:ilvl="5" w:tplc="5E0205B0">
+      <w:numFmt w:val="decimal"/>
+      <w:lvlText w:val=""/>
+      <w:lvlJc w:val="left"/>
+    </w:lvl>
+    <w:lvl w:ilvl="6" w:tplc="B1FED638">
+      <w:numFmt w:val="decimal"/>
+      <w:lvlText w:val=""/>
+      <w:lvlJc w:val="left"/>
+    </w:lvl>
+    <w:lvl w:ilvl="7" w:tplc="B170956C">
+      <w:numFmt w:val="decimal"/>
+      <w:lvlText w:val=""/>
+      <w:lvlJc w:val="left"/>
+    </w:lvl>
+    <w:lvl w:ilvl="8" w:tplc="C15A31F2">
       <w:numFmt w:val="decimal"/>
       <w:lvlText w:val=""/>
       <w:lvlJc w:val="left"/>
     </w:lvl>
   </w:abstractNum>
   <w:abstractNum w:abstractNumId="1" w15:restartNumberingAfterBreak="0">
-    <w:nsid w:val="17F54CC3"/>
+    <w:nsid w:val="18A77CE1"/>
     <w:multiLevelType w:val="hybridMultilevel"/>
-    <w:tmpl w:val="380C885A"/>
-    <w:lvl w:ilvl="0" w:tplc="7D685D02" w:tentative="1">
+    <w:tmpl w:val="09D0DD70"/>
+    <w:lvl w:ilvl="0" w:tplc="A7366CCA" w:tentative="1">
       <w:start w:val="1"/>
       <w:numFmt w:val="decimal"/>
       <w:lvlText w:val="%1."/>
@@ -1905,52 +4262,52 @@
         <w:ind w:left="540" w:hanging="360"/>
       </w:pPr>
     </w:lvl>
-    <w:lvl w:ilvl="1" w:tplc="948059C8">
-      <w:numFmt w:val="decimal"/>
-      <w:lvlText w:val=""/>
-      <w:lvlJc w:val="left"/>
-    </w:lvl>
-    <w:lvl w:ilvl="2" w:tplc="C0FACA86">
-      <w:numFmt w:val="decimal"/>
-      <w:lvlText w:val=""/>
-      <w:lvlJc w:val="left"/>
-    </w:lvl>
-    <w:lvl w:ilvl="3" w:tplc="EE96B518">
-      <w:numFmt w:val="decimal"/>
-      <w:lvlText w:val=""/>
-      <w:lvlJc w:val="left"/>
-    </w:lvl>
-    <w:lvl w:ilvl="4" w:tplc="F746F548">
-      <w:numFmt w:val="decimal"/>
-      <w:lvlText w:val=""/>
-      <w:lvlJc w:val="left"/>
-    </w:lvl>
-    <w:lvl w:ilvl="5" w:tplc="709CA7EA">
-      <w:numFmt w:val="decimal"/>
-      <w:lvlText w:val=""/>
-      <w:lvlJc w:val="left"/>
-    </w:lvl>
-    <w:lvl w:ilvl="6" w:tplc="30C2EC90">
-      <w:numFmt w:val="decimal"/>
-      <w:lvlText w:val=""/>
-      <w:lvlJc w:val="left"/>
-    </w:lvl>
-    <w:lvl w:ilvl="7" w:tplc="116A8F7E">
-      <w:numFmt w:val="decimal"/>
-      <w:lvlText w:val=""/>
-      <w:lvlJc w:val="left"/>
-    </w:lvl>
-    <w:lvl w:ilvl="8" w:tplc="513AB752">
+    <w:lvl w:ilvl="1" w:tplc="1CCADED4">
+      <w:numFmt w:val="decimal"/>
+      <w:lvlText w:val=""/>
+      <w:lvlJc w:val="left"/>
+    </w:lvl>
+    <w:lvl w:ilvl="2" w:tplc="1514EDA4">
+      <w:numFmt w:val="decimal"/>
+      <w:lvlText w:val=""/>
+      <w:lvlJc w:val="left"/>
+    </w:lvl>
+    <w:lvl w:ilvl="3" w:tplc="309A0FF6">
+      <w:numFmt w:val="decimal"/>
+      <w:lvlText w:val=""/>
+      <w:lvlJc w:val="left"/>
+    </w:lvl>
+    <w:lvl w:ilvl="4" w:tplc="97FE6A1C">
+      <w:numFmt w:val="decimal"/>
+      <w:lvlText w:val=""/>
+      <w:lvlJc w:val="left"/>
+    </w:lvl>
+    <w:lvl w:ilvl="5" w:tplc="1F86BF88">
+      <w:numFmt w:val="decimal"/>
+      <w:lvlText w:val=""/>
+      <w:lvlJc w:val="left"/>
+    </w:lvl>
+    <w:lvl w:ilvl="6" w:tplc="460A5F3A">
+      <w:numFmt w:val="decimal"/>
+      <w:lvlText w:val=""/>
+      <w:lvlJc w:val="left"/>
+    </w:lvl>
+    <w:lvl w:ilvl="7" w:tplc="B51A3A5C">
+      <w:numFmt w:val="decimal"/>
+      <w:lvlText w:val=""/>
+      <w:lvlJc w:val="left"/>
+    </w:lvl>
+    <w:lvl w:ilvl="8" w:tplc="53380534">
       <w:numFmt w:val="decimal"/>
       <w:lvlText w:val=""/>
       <w:lvlJc w:val="left"/>
     </w:lvl>
   </w:abstractNum>
   <w:abstractNum w:abstractNumId="2" w15:restartNumberingAfterBreak="0">
-    <w:nsid w:val="27080CEF"/>
+    <w:nsid w:val="3858476D"/>
     <w:multiLevelType w:val="hybridMultilevel"/>
-    <w:tmpl w:val="C7AC89EC"/>
-    <w:lvl w:ilvl="0" w:tplc="BE2E6660" w:tentative="1">
+    <w:tmpl w:val="E9168908"/>
+    <w:lvl w:ilvl="0" w:tplc="9A648BD0">
       <w:start w:val="1"/>
       <w:numFmt w:val="decimal"/>
       <w:lvlText w:val="%1."/>
@@ -1959,52 +4316,52 @@
         <w:ind w:left="540" w:hanging="360"/>
       </w:pPr>
     </w:lvl>
-    <w:lvl w:ilvl="1" w:tplc="F86CDEA2">
-      <w:numFmt w:val="decimal"/>
-      <w:lvlText w:val=""/>
-      <w:lvlJc w:val="left"/>
-    </w:lvl>
-    <w:lvl w:ilvl="2" w:tplc="868411EA">
-      <w:numFmt w:val="decimal"/>
-      <w:lvlText w:val=""/>
-      <w:lvlJc w:val="left"/>
-    </w:lvl>
-    <w:lvl w:ilvl="3" w:tplc="8652881E">
-      <w:numFmt w:val="decimal"/>
-      <w:lvlText w:val=""/>
-      <w:lvlJc w:val="left"/>
-    </w:lvl>
-    <w:lvl w:ilvl="4" w:tplc="8966898A">
-      <w:numFmt w:val="decimal"/>
-      <w:lvlText w:val=""/>
-      <w:lvlJc w:val="left"/>
-    </w:lvl>
-    <w:lvl w:ilvl="5" w:tplc="E226898A">
-      <w:numFmt w:val="decimal"/>
-      <w:lvlText w:val=""/>
-      <w:lvlJc w:val="left"/>
-    </w:lvl>
-    <w:lvl w:ilvl="6" w:tplc="0DCC8898">
-      <w:numFmt w:val="decimal"/>
-      <w:lvlText w:val=""/>
-      <w:lvlJc w:val="left"/>
-    </w:lvl>
-    <w:lvl w:ilvl="7" w:tplc="99DE6EE2">
-      <w:numFmt w:val="decimal"/>
-      <w:lvlText w:val=""/>
-      <w:lvlJc w:val="left"/>
-    </w:lvl>
-    <w:lvl w:ilvl="8" w:tplc="77C43632">
+    <w:lvl w:ilvl="1" w:tplc="44B66168">
+      <w:numFmt w:val="decimal"/>
+      <w:lvlText w:val=""/>
+      <w:lvlJc w:val="left"/>
+    </w:lvl>
+    <w:lvl w:ilvl="2" w:tplc="4EB635FC">
+      <w:numFmt w:val="decimal"/>
+      <w:lvlText w:val=""/>
+      <w:lvlJc w:val="left"/>
+    </w:lvl>
+    <w:lvl w:ilvl="3" w:tplc="6E3A4610">
+      <w:numFmt w:val="decimal"/>
+      <w:lvlText w:val=""/>
+      <w:lvlJc w:val="left"/>
+    </w:lvl>
+    <w:lvl w:ilvl="4" w:tplc="68700BB4">
+      <w:numFmt w:val="decimal"/>
+      <w:lvlText w:val=""/>
+      <w:lvlJc w:val="left"/>
+    </w:lvl>
+    <w:lvl w:ilvl="5" w:tplc="7AD6FAF0">
+      <w:numFmt w:val="decimal"/>
+      <w:lvlText w:val=""/>
+      <w:lvlJc w:val="left"/>
+    </w:lvl>
+    <w:lvl w:ilvl="6" w:tplc="728CBF6A">
+      <w:numFmt w:val="decimal"/>
+      <w:lvlText w:val=""/>
+      <w:lvlJc w:val="left"/>
+    </w:lvl>
+    <w:lvl w:ilvl="7" w:tplc="E9A04026">
+      <w:numFmt w:val="decimal"/>
+      <w:lvlText w:val=""/>
+      <w:lvlJc w:val="left"/>
+    </w:lvl>
+    <w:lvl w:ilvl="8" w:tplc="7D8E43DC">
       <w:numFmt w:val="decimal"/>
       <w:lvlText w:val=""/>
       <w:lvlJc w:val="left"/>
     </w:lvl>
   </w:abstractNum>
   <w:abstractNum w:abstractNumId="3" w15:restartNumberingAfterBreak="0">
-    <w:nsid w:val="2CF27E6E"/>
+    <w:nsid w:val="45650636"/>
     <w:multiLevelType w:val="hybridMultilevel"/>
-    <w:tmpl w:val="0B90F6D4"/>
-    <w:lvl w:ilvl="0" w:tplc="D6088DF6">
+    <w:tmpl w:val="10889372"/>
+    <w:lvl w:ilvl="0" w:tplc="0F569802" w:tentative="1">
       <w:start w:val="1"/>
       <w:numFmt w:val="decimal"/>
       <w:lvlText w:val="%1."/>
@@ -2013,52 +4370,52 @@
         <w:ind w:left="540" w:hanging="360"/>
       </w:pPr>
     </w:lvl>
-    <w:lvl w:ilvl="1" w:tplc="84AE71A8">
-      <w:numFmt w:val="decimal"/>
-      <w:lvlText w:val=""/>
-      <w:lvlJc w:val="left"/>
-    </w:lvl>
-    <w:lvl w:ilvl="2" w:tplc="B5180444">
-      <w:numFmt w:val="decimal"/>
-      <w:lvlText w:val=""/>
-      <w:lvlJc w:val="left"/>
-    </w:lvl>
-    <w:lvl w:ilvl="3" w:tplc="F828B586">
-      <w:numFmt w:val="decimal"/>
-      <w:lvlText w:val=""/>
-      <w:lvlJc w:val="left"/>
-    </w:lvl>
-    <w:lvl w:ilvl="4" w:tplc="66FC32DA">
-      <w:numFmt w:val="decimal"/>
-      <w:lvlText w:val=""/>
-      <w:lvlJc w:val="left"/>
-    </w:lvl>
-    <w:lvl w:ilvl="5" w:tplc="6156B9EE">
-      <w:numFmt w:val="decimal"/>
-      <w:lvlText w:val=""/>
-      <w:lvlJc w:val="left"/>
-    </w:lvl>
-    <w:lvl w:ilvl="6" w:tplc="87926804">
-      <w:numFmt w:val="decimal"/>
-      <w:lvlText w:val=""/>
-      <w:lvlJc w:val="left"/>
-    </w:lvl>
-    <w:lvl w:ilvl="7" w:tplc="D8167F1E">
-      <w:numFmt w:val="decimal"/>
-      <w:lvlText w:val=""/>
-      <w:lvlJc w:val="left"/>
-    </w:lvl>
-    <w:lvl w:ilvl="8" w:tplc="1CFAE58A">
+    <w:lvl w:ilvl="1" w:tplc="31BE9AF2">
+      <w:numFmt w:val="decimal"/>
+      <w:lvlText w:val=""/>
+      <w:lvlJc w:val="left"/>
+    </w:lvl>
+    <w:lvl w:ilvl="2" w:tplc="BC2A1120">
+      <w:numFmt w:val="decimal"/>
+      <w:lvlText w:val=""/>
+      <w:lvlJc w:val="left"/>
+    </w:lvl>
+    <w:lvl w:ilvl="3" w:tplc="49C4480A">
+      <w:numFmt w:val="decimal"/>
+      <w:lvlText w:val=""/>
+      <w:lvlJc w:val="left"/>
+    </w:lvl>
+    <w:lvl w:ilvl="4" w:tplc="23DE6630">
+      <w:numFmt w:val="decimal"/>
+      <w:lvlText w:val=""/>
+      <w:lvlJc w:val="left"/>
+    </w:lvl>
+    <w:lvl w:ilvl="5" w:tplc="BC5CBFAC">
+      <w:numFmt w:val="decimal"/>
+      <w:lvlText w:val=""/>
+      <w:lvlJc w:val="left"/>
+    </w:lvl>
+    <w:lvl w:ilvl="6" w:tplc="C756B37A">
+      <w:numFmt w:val="decimal"/>
+      <w:lvlText w:val=""/>
+      <w:lvlJc w:val="left"/>
+    </w:lvl>
+    <w:lvl w:ilvl="7" w:tplc="C7C44AD8">
+      <w:numFmt w:val="decimal"/>
+      <w:lvlText w:val=""/>
+      <w:lvlJc w:val="left"/>
+    </w:lvl>
+    <w:lvl w:ilvl="8" w:tplc="C8305C88">
       <w:numFmt w:val="decimal"/>
       <w:lvlText w:val=""/>
       <w:lvlJc w:val="left"/>
     </w:lvl>
   </w:abstractNum>
   <w:abstractNum w:abstractNumId="4" w15:restartNumberingAfterBreak="0">
-    <w:nsid w:val="54086E03"/>
+    <w:nsid w:val="4E6546CE"/>
     <w:multiLevelType w:val="hybridMultilevel"/>
-    <w:tmpl w:val="776CC900"/>
-    <w:lvl w:ilvl="0" w:tplc="A954A10C" w:tentative="1">
+    <w:tmpl w:val="83362F34"/>
+    <w:lvl w:ilvl="0" w:tplc="351CE128" w:tentative="1">
       <w:start w:val="1"/>
       <w:numFmt w:val="bullet"/>
       <w:lvlText w:val="●"/>
@@ -2067,7 +4424,7 @@
         <w:ind w:left="720" w:hanging="360"/>
       </w:pPr>
     </w:lvl>
-    <w:lvl w:ilvl="1" w:tplc="E248852A" w:tentative="1">
+    <w:lvl w:ilvl="1" w:tplc="3D50B1C4" w:tentative="1">
       <w:start w:val="1"/>
       <w:numFmt w:val="bullet"/>
       <w:lvlText w:val="○"/>
@@ -2076,7 +4433,7 @@
         <w:ind w:left="1440" w:hanging="360"/>
       </w:pPr>
     </w:lvl>
-    <w:lvl w:ilvl="2" w:tplc="2638A846" w:tentative="1">
+    <w:lvl w:ilvl="2" w:tplc="232CA586" w:tentative="1">
       <w:start w:val="1"/>
       <w:numFmt w:val="bullet"/>
       <w:lvlText w:val="■"/>
@@ -2085,7 +4442,7 @@
         <w:ind w:left="2160" w:hanging="360"/>
       </w:pPr>
     </w:lvl>
-    <w:lvl w:ilvl="3" w:tplc="FC366B8E" w:tentative="1">
+    <w:lvl w:ilvl="3" w:tplc="B42464A6" w:tentative="1">
       <w:start w:val="1"/>
       <w:numFmt w:val="bullet"/>
       <w:lvlText w:val="●"/>
@@ -2094,7 +4451,7 @@
         <w:ind w:left="2880" w:hanging="360"/>
       </w:pPr>
     </w:lvl>
-    <w:lvl w:ilvl="4" w:tplc="AE883FFA" w:tentative="1">
+    <w:lvl w:ilvl="4" w:tplc="B8C276BC" w:tentative="1">
       <w:start w:val="1"/>
       <w:numFmt w:val="bullet"/>
       <w:lvlText w:val="○"/>
@@ -2103,7 +4460,7 @@
         <w:ind w:left="3600" w:hanging="360"/>
       </w:pPr>
     </w:lvl>
-    <w:lvl w:ilvl="5" w:tplc="B71C3594" w:tentative="1">
+    <w:lvl w:ilvl="5" w:tplc="7D34C77A" w:tentative="1">
       <w:start w:val="1"/>
       <w:numFmt w:val="bullet"/>
       <w:lvlText w:val="■"/>
@@ -2112,7 +4469,7 @@
         <w:ind w:left="4320" w:hanging="360"/>
       </w:pPr>
     </w:lvl>
-    <w:lvl w:ilvl="6" w:tplc="EB5A61B4" w:tentative="1">
+    <w:lvl w:ilvl="6" w:tplc="13529BDC" w:tentative="1">
       <w:start w:val="1"/>
       <w:numFmt w:val="bullet"/>
       <w:lvlText w:val="●"/>
@@ -2121,7 +4478,7 @@
         <w:ind w:left="5040" w:hanging="360"/>
       </w:pPr>
     </w:lvl>
-    <w:lvl w:ilvl="7" w:tplc="8A123820" w:tentative="1">
+    <w:lvl w:ilvl="7" w:tplc="BEBA9936" w:tentative="1">
       <w:start w:val="1"/>
       <w:numFmt w:val="bullet"/>
       <w:lvlText w:val="●"/>
@@ -2130,7 +4487,7 @@
         <w:ind w:left="5760" w:hanging="360"/>
       </w:pPr>
     </w:lvl>
-    <w:lvl w:ilvl="8" w:tplc="A43E534A" w:tentative="1">
+    <w:lvl w:ilvl="8" w:tplc="591A919C" w:tentative="1">
       <w:start w:val="1"/>
       <w:numFmt w:val="bullet"/>
       <w:lvlText w:val="●"/>
@@ -2141,10 +4498,10 @@
     </w:lvl>
   </w:abstractNum>
   <w:abstractNum w:abstractNumId="5" w15:restartNumberingAfterBreak="0">
-    <w:nsid w:val="58B443F7"/>
+    <w:nsid w:val="5615363B"/>
     <w:multiLevelType w:val="hybridMultilevel"/>
-    <w:tmpl w:val="2C20531C"/>
-    <w:lvl w:ilvl="0" w:tplc="D78492A2" w:tentative="1">
+    <w:tmpl w:val="4CDE6326"/>
+    <w:lvl w:ilvl="0" w:tplc="24100062" w:tentative="1">
       <w:start w:val="1"/>
       <w:numFmt w:val="decimal"/>
       <w:lvlText w:val="%1."/>
@@ -2153,52 +4510,52 @@
         <w:ind w:left="540" w:hanging="360"/>
       </w:pPr>
     </w:lvl>
-    <w:lvl w:ilvl="1" w:tplc="E4DC66A2">
-      <w:numFmt w:val="decimal"/>
-      <w:lvlText w:val=""/>
-      <w:lvlJc w:val="left"/>
-    </w:lvl>
-    <w:lvl w:ilvl="2" w:tplc="E216F514">
-      <w:numFmt w:val="decimal"/>
-      <w:lvlText w:val=""/>
-      <w:lvlJc w:val="left"/>
-    </w:lvl>
-    <w:lvl w:ilvl="3" w:tplc="AFFAAC8E">
-      <w:numFmt w:val="decimal"/>
-      <w:lvlText w:val=""/>
-      <w:lvlJc w:val="left"/>
-    </w:lvl>
-    <w:lvl w:ilvl="4" w:tplc="3912FB64">
-      <w:numFmt w:val="decimal"/>
-      <w:lvlText w:val=""/>
-      <w:lvlJc w:val="left"/>
-    </w:lvl>
-    <w:lvl w:ilvl="5" w:tplc="B8066522">
-      <w:numFmt w:val="decimal"/>
-      <w:lvlText w:val=""/>
-      <w:lvlJc w:val="left"/>
-    </w:lvl>
-    <w:lvl w:ilvl="6" w:tplc="27203D74">
-      <w:numFmt w:val="decimal"/>
-      <w:lvlText w:val=""/>
-      <w:lvlJc w:val="left"/>
-    </w:lvl>
-    <w:lvl w:ilvl="7" w:tplc="FB56A466">
-      <w:numFmt w:val="decimal"/>
-      <w:lvlText w:val=""/>
-      <w:lvlJc w:val="left"/>
-    </w:lvl>
-    <w:lvl w:ilvl="8" w:tplc="596A9DEC">
+    <w:lvl w:ilvl="1" w:tplc="05B41E82">
+      <w:numFmt w:val="decimal"/>
+      <w:lvlText w:val=""/>
+      <w:lvlJc w:val="left"/>
+    </w:lvl>
+    <w:lvl w:ilvl="2" w:tplc="A1BE852A">
+      <w:numFmt w:val="decimal"/>
+      <w:lvlText w:val=""/>
+      <w:lvlJc w:val="left"/>
+    </w:lvl>
+    <w:lvl w:ilvl="3" w:tplc="21AC3106">
+      <w:numFmt w:val="decimal"/>
+      <w:lvlText w:val=""/>
+      <w:lvlJc w:val="left"/>
+    </w:lvl>
+    <w:lvl w:ilvl="4" w:tplc="311C4EEA">
+      <w:numFmt w:val="decimal"/>
+      <w:lvlText w:val=""/>
+      <w:lvlJc w:val="left"/>
+    </w:lvl>
+    <w:lvl w:ilvl="5" w:tplc="DF16DE3C">
+      <w:numFmt w:val="decimal"/>
+      <w:lvlText w:val=""/>
+      <w:lvlJc w:val="left"/>
+    </w:lvl>
+    <w:lvl w:ilvl="6" w:tplc="22F0C988">
+      <w:numFmt w:val="decimal"/>
+      <w:lvlText w:val=""/>
+      <w:lvlJc w:val="left"/>
+    </w:lvl>
+    <w:lvl w:ilvl="7" w:tplc="D952A3F2">
+      <w:numFmt w:val="decimal"/>
+      <w:lvlText w:val=""/>
+      <w:lvlJc w:val="left"/>
+    </w:lvl>
+    <w:lvl w:ilvl="8" w:tplc="EF4CC248">
       <w:numFmt w:val="decimal"/>
       <w:lvlText w:val=""/>
       <w:lvlJc w:val="left"/>
     </w:lvl>
   </w:abstractNum>
   <w:abstractNum w:abstractNumId="6" w15:restartNumberingAfterBreak="0">
-    <w:nsid w:val="61EF4F03"/>
+    <w:nsid w:val="5F9F13DA"/>
     <w:multiLevelType w:val="hybridMultilevel"/>
-    <w:tmpl w:val="D17C39B4"/>
-    <w:lvl w:ilvl="0" w:tplc="2C10B0A6" w:tentative="1">
+    <w:tmpl w:val="7E2240C6"/>
+    <w:lvl w:ilvl="0" w:tplc="652C9E3C">
       <w:start w:val="1"/>
       <w:numFmt w:val="decimal"/>
       <w:lvlText w:val="%1."/>
@@ -2207,52 +4564,52 @@
         <w:ind w:left="540" w:hanging="360"/>
       </w:pPr>
     </w:lvl>
-    <w:lvl w:ilvl="1" w:tplc="6D12D25A">
-      <w:numFmt w:val="decimal"/>
-      <w:lvlText w:val=""/>
-      <w:lvlJc w:val="left"/>
-    </w:lvl>
-    <w:lvl w:ilvl="2" w:tplc="65B8C644">
-      <w:numFmt w:val="decimal"/>
-      <w:lvlText w:val=""/>
-      <w:lvlJc w:val="left"/>
-    </w:lvl>
-    <w:lvl w:ilvl="3" w:tplc="C07E59AE">
-      <w:numFmt w:val="decimal"/>
-      <w:lvlText w:val=""/>
-      <w:lvlJc w:val="left"/>
-    </w:lvl>
-    <w:lvl w:ilvl="4" w:tplc="E710D88A">
-      <w:numFmt w:val="decimal"/>
-      <w:lvlText w:val=""/>
-      <w:lvlJc w:val="left"/>
-    </w:lvl>
-    <w:lvl w:ilvl="5" w:tplc="CA2ED828">
-      <w:numFmt w:val="decimal"/>
-      <w:lvlText w:val=""/>
-      <w:lvlJc w:val="left"/>
-    </w:lvl>
-    <w:lvl w:ilvl="6" w:tplc="16365744">
-      <w:numFmt w:val="decimal"/>
-      <w:lvlText w:val=""/>
-      <w:lvlJc w:val="left"/>
-    </w:lvl>
-    <w:lvl w:ilvl="7" w:tplc="584A768E">
-      <w:numFmt w:val="decimal"/>
-      <w:lvlText w:val=""/>
-      <w:lvlJc w:val="left"/>
-    </w:lvl>
-    <w:lvl w:ilvl="8" w:tplc="C3984DEC">
+    <w:lvl w:ilvl="1" w:tplc="D03C34D6">
+      <w:numFmt w:val="decimal"/>
+      <w:lvlText w:val=""/>
+      <w:lvlJc w:val="left"/>
+    </w:lvl>
+    <w:lvl w:ilvl="2" w:tplc="541AF376">
+      <w:numFmt w:val="decimal"/>
+      <w:lvlText w:val=""/>
+      <w:lvlJc w:val="left"/>
+    </w:lvl>
+    <w:lvl w:ilvl="3" w:tplc="85D23CD4">
+      <w:numFmt w:val="decimal"/>
+      <w:lvlText w:val=""/>
+      <w:lvlJc w:val="left"/>
+    </w:lvl>
+    <w:lvl w:ilvl="4" w:tplc="052CD7D4">
+      <w:numFmt w:val="decimal"/>
+      <w:lvlText w:val=""/>
+      <w:lvlJc w:val="left"/>
+    </w:lvl>
+    <w:lvl w:ilvl="5" w:tplc="6CD83112">
+      <w:numFmt w:val="decimal"/>
+      <w:lvlText w:val=""/>
+      <w:lvlJc w:val="left"/>
+    </w:lvl>
+    <w:lvl w:ilvl="6" w:tplc="D3086CA4">
+      <w:numFmt w:val="decimal"/>
+      <w:lvlText w:val=""/>
+      <w:lvlJc w:val="left"/>
+    </w:lvl>
+    <w:lvl w:ilvl="7" w:tplc="3C1EBB6E">
+      <w:numFmt w:val="decimal"/>
+      <w:lvlText w:val=""/>
+      <w:lvlJc w:val="left"/>
+    </w:lvl>
+    <w:lvl w:ilvl="8" w:tplc="2290361C">
       <w:numFmt w:val="decimal"/>
       <w:lvlText w:val=""/>
       <w:lvlJc w:val="left"/>
     </w:lvl>
   </w:abstractNum>
   <w:abstractNum w:abstractNumId="7" w15:restartNumberingAfterBreak="0">
-    <w:nsid w:val="6C2F07B2"/>
+    <w:nsid w:val="7B280D3B"/>
     <w:multiLevelType w:val="hybridMultilevel"/>
-    <w:tmpl w:val="F3849A12"/>
-    <w:lvl w:ilvl="0" w:tplc="444A2D8A">
+    <w:tmpl w:val="AB8A4210"/>
+    <w:lvl w:ilvl="0" w:tplc="C01EC82A">
       <w:start w:val="1"/>
       <w:numFmt w:val="bullet"/>
       <w:lvlText w:val="•"/>
@@ -2261,7 +4618,7 @@
         <w:ind w:left="540" w:hanging="270"/>
       </w:pPr>
     </w:lvl>
-    <w:lvl w:ilvl="1" w:tplc="61BE177E" w:tentative="1">
+    <w:lvl w:ilvl="1" w:tplc="6F94D878" w:tentative="1">
       <w:start w:val="1"/>
       <w:numFmt w:val="bullet"/>
       <w:lvlText w:val="–"/>
@@ -2270,47 +4627,47 @@
         <w:ind w:left="1080" w:hanging="270"/>
       </w:pPr>
     </w:lvl>
-    <w:lvl w:ilvl="2" w:tplc="8ABE1A12">
-      <w:numFmt w:val="decimal"/>
-      <w:lvlText w:val=""/>
-      <w:lvlJc w:val="left"/>
-    </w:lvl>
-    <w:lvl w:ilvl="3" w:tplc="ABAA0BFE">
-      <w:numFmt w:val="decimal"/>
-      <w:lvlText w:val=""/>
-      <w:lvlJc w:val="left"/>
-    </w:lvl>
-    <w:lvl w:ilvl="4" w:tplc="7A5215AA">
-      <w:numFmt w:val="decimal"/>
-      <w:lvlText w:val=""/>
-      <w:lvlJc w:val="left"/>
-    </w:lvl>
-    <w:lvl w:ilvl="5" w:tplc="7898D558">
-      <w:numFmt w:val="decimal"/>
-      <w:lvlText w:val=""/>
-      <w:lvlJc w:val="left"/>
-    </w:lvl>
-    <w:lvl w:ilvl="6" w:tplc="149604E4">
-      <w:numFmt w:val="decimal"/>
-      <w:lvlText w:val=""/>
-      <w:lvlJc w:val="left"/>
-    </w:lvl>
-    <w:lvl w:ilvl="7" w:tplc="1B90AA7E">
-      <w:numFmt w:val="decimal"/>
-      <w:lvlText w:val=""/>
-      <w:lvlJc w:val="left"/>
-    </w:lvl>
-    <w:lvl w:ilvl="8" w:tplc="3A263DE4">
+    <w:lvl w:ilvl="2" w:tplc="121CFC7A">
+      <w:numFmt w:val="decimal"/>
+      <w:lvlText w:val=""/>
+      <w:lvlJc w:val="left"/>
+    </w:lvl>
+    <w:lvl w:ilvl="3" w:tplc="A07C3E8E">
+      <w:numFmt w:val="decimal"/>
+      <w:lvlText w:val=""/>
+      <w:lvlJc w:val="left"/>
+    </w:lvl>
+    <w:lvl w:ilvl="4" w:tplc="25C2E92A">
+      <w:numFmt w:val="decimal"/>
+      <w:lvlText w:val=""/>
+      <w:lvlJc w:val="left"/>
+    </w:lvl>
+    <w:lvl w:ilvl="5" w:tplc="A13C0250">
+      <w:numFmt w:val="decimal"/>
+      <w:lvlText w:val=""/>
+      <w:lvlJc w:val="left"/>
+    </w:lvl>
+    <w:lvl w:ilvl="6" w:tplc="FCA86F06">
+      <w:numFmt w:val="decimal"/>
+      <w:lvlText w:val=""/>
+      <w:lvlJc w:val="left"/>
+    </w:lvl>
+    <w:lvl w:ilvl="7" w:tplc="A5E868E4">
+      <w:numFmt w:val="decimal"/>
+      <w:lvlText w:val=""/>
+      <w:lvlJc w:val="left"/>
+    </w:lvl>
+    <w:lvl w:ilvl="8" w:tplc="594657F8">
       <w:numFmt w:val="decimal"/>
       <w:lvlText w:val=""/>
       <w:lvlJc w:val="left"/>
     </w:lvl>
   </w:abstractNum>
   <w:abstractNum w:abstractNumId="8" w15:restartNumberingAfterBreak="0">
-    <w:nsid w:val="75383F6A"/>
+    <w:nsid w:val="7BFF2613"/>
     <w:multiLevelType w:val="hybridMultilevel"/>
-    <w:tmpl w:val="14D0F236"/>
-    <w:lvl w:ilvl="0" w:tplc="AEDA8ACE">
+    <w:tmpl w:val="E1EA8A24"/>
+    <w:lvl w:ilvl="0" w:tplc="05C24DB4">
       <w:start w:val="1"/>
       <w:numFmt w:val="decimal"/>
       <w:lvlText w:val="%1."/>
@@ -2319,52 +4676,52 @@
         <w:ind w:left="540" w:hanging="360"/>
       </w:pPr>
     </w:lvl>
-    <w:lvl w:ilvl="1" w:tplc="9B9899A0">
-      <w:numFmt w:val="decimal"/>
-      <w:lvlText w:val=""/>
-      <w:lvlJc w:val="left"/>
-    </w:lvl>
-    <w:lvl w:ilvl="2" w:tplc="270C7578">
-      <w:numFmt w:val="decimal"/>
-      <w:lvlText w:val=""/>
-      <w:lvlJc w:val="left"/>
-    </w:lvl>
-    <w:lvl w:ilvl="3" w:tplc="E6E8D072">
-      <w:numFmt w:val="decimal"/>
-      <w:lvlText w:val=""/>
-      <w:lvlJc w:val="left"/>
-    </w:lvl>
-    <w:lvl w:ilvl="4" w:tplc="64D6D106">
-      <w:numFmt w:val="decimal"/>
-      <w:lvlText w:val=""/>
-      <w:lvlJc w:val="left"/>
-    </w:lvl>
-    <w:lvl w:ilvl="5" w:tplc="4A3EBCDE">
-      <w:numFmt w:val="decimal"/>
-      <w:lvlText w:val=""/>
-      <w:lvlJc w:val="left"/>
-    </w:lvl>
-    <w:lvl w:ilvl="6" w:tplc="0E3A2FA6">
-      <w:numFmt w:val="decimal"/>
-      <w:lvlText w:val=""/>
-      <w:lvlJc w:val="left"/>
-    </w:lvl>
-    <w:lvl w:ilvl="7" w:tplc="7D7EEF60">
-      <w:numFmt w:val="decimal"/>
-      <w:lvlText w:val=""/>
-      <w:lvlJc w:val="left"/>
-    </w:lvl>
-    <w:lvl w:ilvl="8" w:tplc="F16A0624">
+    <w:lvl w:ilvl="1" w:tplc="70E44BE2">
+      <w:numFmt w:val="decimal"/>
+      <w:lvlText w:val=""/>
+      <w:lvlJc w:val="left"/>
+    </w:lvl>
+    <w:lvl w:ilvl="2" w:tplc="6C5C702A">
+      <w:numFmt w:val="decimal"/>
+      <w:lvlText w:val=""/>
+      <w:lvlJc w:val="left"/>
+    </w:lvl>
+    <w:lvl w:ilvl="3" w:tplc="98D24882">
+      <w:numFmt w:val="decimal"/>
+      <w:lvlText w:val=""/>
+      <w:lvlJc w:val="left"/>
+    </w:lvl>
+    <w:lvl w:ilvl="4" w:tplc="F9E69DC6">
+      <w:numFmt w:val="decimal"/>
+      <w:lvlText w:val=""/>
+      <w:lvlJc w:val="left"/>
+    </w:lvl>
+    <w:lvl w:ilvl="5" w:tplc="4E4889AC">
+      <w:numFmt w:val="decimal"/>
+      <w:lvlText w:val=""/>
+      <w:lvlJc w:val="left"/>
+    </w:lvl>
+    <w:lvl w:ilvl="6" w:tplc="1AB6FE26">
+      <w:numFmt w:val="decimal"/>
+      <w:lvlText w:val=""/>
+      <w:lvlJc w:val="left"/>
+    </w:lvl>
+    <w:lvl w:ilvl="7" w:tplc="A8A40544">
+      <w:numFmt w:val="decimal"/>
+      <w:lvlText w:val=""/>
+      <w:lvlJc w:val="left"/>
+    </w:lvl>
+    <w:lvl w:ilvl="8" w:tplc="5010FDFE">
       <w:numFmt w:val="decimal"/>
       <w:lvlText w:val=""/>
       <w:lvlJc w:val="left"/>
     </w:lvl>
   </w:abstractNum>
   <w:abstractNum w:abstractNumId="9" w15:restartNumberingAfterBreak="0">
-    <w:nsid w:val="7B221F4F"/>
+    <w:nsid w:val="7DE4640B"/>
     <w:multiLevelType w:val="hybridMultilevel"/>
-    <w:tmpl w:val="A574D970"/>
-    <w:lvl w:ilvl="0" w:tplc="4872D510" w:tentative="1">
+    <w:tmpl w:val="83E43EAC"/>
+    <w:lvl w:ilvl="0" w:tplc="A3AA6212" w:tentative="1">
       <w:start w:val="1"/>
       <w:numFmt w:val="decimal"/>
       <w:lvlText w:val="%1."/>
@@ -2373,67 +4730,73 @@
         <w:ind w:left="540" w:hanging="360"/>
       </w:pPr>
     </w:lvl>
-    <w:lvl w:ilvl="1" w:tplc="782A7E10">
-      <w:numFmt w:val="decimal"/>
-      <w:lvlText w:val=""/>
-      <w:lvlJc w:val="left"/>
-    </w:lvl>
-    <w:lvl w:ilvl="2" w:tplc="A8844E8C">
-      <w:numFmt w:val="decimal"/>
-      <w:lvlText w:val=""/>
-      <w:lvlJc w:val="left"/>
-    </w:lvl>
-    <w:lvl w:ilvl="3" w:tplc="C35C491A">
-      <w:numFmt w:val="decimal"/>
-      <w:lvlText w:val=""/>
-      <w:lvlJc w:val="left"/>
-    </w:lvl>
-    <w:lvl w:ilvl="4" w:tplc="D95AF23E">
-      <w:numFmt w:val="decimal"/>
-      <w:lvlText w:val=""/>
-      <w:lvlJc w:val="left"/>
-    </w:lvl>
-    <w:lvl w:ilvl="5" w:tplc="E7C4E8C6">
-      <w:numFmt w:val="decimal"/>
-      <w:lvlText w:val=""/>
-      <w:lvlJc w:val="left"/>
-    </w:lvl>
-    <w:lvl w:ilvl="6" w:tplc="7848EC22">
-      <w:numFmt w:val="decimal"/>
-      <w:lvlText w:val=""/>
-      <w:lvlJc w:val="left"/>
-    </w:lvl>
-    <w:lvl w:ilvl="7" w:tplc="9CC2573A">
-      <w:numFmt w:val="decimal"/>
-      <w:lvlText w:val=""/>
-      <w:lvlJc w:val="left"/>
-    </w:lvl>
-    <w:lvl w:ilvl="8" w:tplc="ACB2D2DC">
+    <w:lvl w:ilvl="1" w:tplc="BA68AF4A">
+      <w:numFmt w:val="decimal"/>
+      <w:lvlText w:val=""/>
+      <w:lvlJc w:val="left"/>
+    </w:lvl>
+    <w:lvl w:ilvl="2" w:tplc="3670E380">
+      <w:numFmt w:val="decimal"/>
+      <w:lvlText w:val=""/>
+      <w:lvlJc w:val="left"/>
+    </w:lvl>
+    <w:lvl w:ilvl="3" w:tplc="479CB434">
+      <w:numFmt w:val="decimal"/>
+      <w:lvlText w:val=""/>
+      <w:lvlJc w:val="left"/>
+    </w:lvl>
+    <w:lvl w:ilvl="4" w:tplc="A800BB0E">
+      <w:numFmt w:val="decimal"/>
+      <w:lvlText w:val=""/>
+      <w:lvlJc w:val="left"/>
+    </w:lvl>
+    <w:lvl w:ilvl="5" w:tplc="8FE4C39A">
+      <w:numFmt w:val="decimal"/>
+      <w:lvlText w:val=""/>
+      <w:lvlJc w:val="left"/>
+    </w:lvl>
+    <w:lvl w:ilvl="6" w:tplc="9566CF98">
+      <w:numFmt w:val="decimal"/>
+      <w:lvlText w:val=""/>
+      <w:lvlJc w:val="left"/>
+    </w:lvl>
+    <w:lvl w:ilvl="7" w:tplc="7716E58C">
+      <w:numFmt w:val="decimal"/>
+      <w:lvlText w:val=""/>
+      <w:lvlJc w:val="left"/>
+    </w:lvl>
+    <w:lvl w:ilvl="8" w:tplc="AF9C82F0">
       <w:numFmt w:val="decimal"/>
       <w:lvlText w:val=""/>
       <w:lvlJc w:val="left"/>
     </w:lvl>
   </w:abstractNum>
-  <w:num w:numId="1" w16cid:durableId="970667896">
+  <w:num w:numId="1" w16cid:durableId="1704329864">
     <w:abstractNumId w:val="4"/>
     <w:lvlOverride w:ilvl="0">
       <w:startOverride w:val="1"/>
     </w:lvlOverride>
   </w:num>
-  <w:num w:numId="2" w16cid:durableId="375593103">
+  <w:num w:numId="2" w16cid:durableId="1356152665">
     <w:abstractNumId w:val="8"/>
     <w:lvlOverride w:ilvl="0">
       <w:startOverride w:val="1"/>
     </w:lvlOverride>
   </w:num>
-  <w:num w:numId="3" w16cid:durableId="161164703">
-    <w:abstractNumId w:val="3"/>
+  <w:num w:numId="3" w16cid:durableId="76023901">
+    <w:abstractNumId w:val="7"/>
     <w:lvlOverride w:ilvl="0">
       <w:startOverride w:val="1"/>
     </w:lvlOverride>
   </w:num>
-  <w:num w:numId="4" w16cid:durableId="913860860">
-    <w:abstractNumId w:val="7"/>
+  <w:num w:numId="4" w16cid:durableId="1157573846">
+    <w:abstractNumId w:val="6"/>
+    <w:lvlOverride w:ilvl="0">
+      <w:startOverride w:val="1"/>
+    </w:lvlOverride>
+  </w:num>
+  <w:num w:numId="5" w16cid:durableId="975262656">
+    <w:abstractNumId w:val="2"/>
     <w:lvlOverride w:ilvl="0">
       <w:startOverride w:val="1"/>
     </w:lvlOverride>
